--- a/Bash/vscom/tp2 prog C/compte rendu tp2 prog C.docx
+++ b/Bash/vscom/tp2 prog C/compte rendu tp2 prog C.docx
@@ -4891,7 +4891,40 @@
           <w:color w:val="000000" w:themeColor="text1"/>
         </w:rPr>
         <w:tab/>
-        <w:t>//ouvre le périphérique permettant la manipulation des I/O du boitier</w:t>
+      </w:r>
+      <w:proofErr w:type="spellStart"/>
+      <w:proofErr w:type="gramStart"/>
+      <w:r>
+        <w:rPr>
+          <w:rFonts w:ascii="Consolas" w:hAnsi="Consolas" w:cs="Consolas"/>
+          <w:color w:val="000000" w:themeColor="text1"/>
+        </w:rPr>
+        <w:t>fd</w:t>
+      </w:r>
+      <w:proofErr w:type="spellEnd"/>
+      <w:proofErr w:type="gramEnd"/>
+      <w:r>
+        <w:rPr>
+          <w:rFonts w:ascii="Consolas" w:hAnsi="Consolas" w:cs="Consolas"/>
+          <w:color w:val="000000" w:themeColor="text1"/>
+        </w:rPr>
+        <w:t xml:space="preserve"> = open("/dev/</w:t>
+      </w:r>
+      <w:proofErr w:type="spellStart"/>
+      <w:r>
+        <w:rPr>
+          <w:rFonts w:ascii="Consolas" w:hAnsi="Consolas" w:cs="Consolas"/>
+          <w:color w:val="000000" w:themeColor="text1"/>
+        </w:rPr>
+        <w:t>gpio</w:t>
+      </w:r>
+      <w:proofErr w:type="spellEnd"/>
+      <w:r>
+        <w:rPr>
+          <w:rFonts w:ascii="Consolas" w:hAnsi="Consolas" w:cs="Consolas"/>
+          <w:color w:val="000000" w:themeColor="text1"/>
+        </w:rPr>
+        <w:t>", O_RDWR);</w:t>
       </w:r>
     </w:p>
     <w:p>
@@ -4946,39 +4979,21 @@
         </w:rPr>
         <w:tab/>
       </w:r>
-      <w:proofErr w:type="spellStart"/>
       <w:proofErr w:type="gramStart"/>
       <w:r>
         <w:rPr>
           <w:rFonts w:ascii="Consolas" w:hAnsi="Consolas" w:cs="Consolas"/>
           <w:color w:val="000000" w:themeColor="text1"/>
         </w:rPr>
-        <w:t>fd</w:t>
-      </w:r>
-      <w:proofErr w:type="spellEnd"/>
+        <w:t>for</w:t>
+      </w:r>
       <w:proofErr w:type="gramEnd"/>
       <w:r>
         <w:rPr>
           <w:rFonts w:ascii="Consolas" w:hAnsi="Consolas" w:cs="Consolas"/>
           <w:color w:val="000000" w:themeColor="text1"/>
         </w:rPr>
-        <w:t xml:space="preserve"> = open("/dev/</w:t>
-      </w:r>
-      <w:proofErr w:type="spellStart"/>
-      <w:r>
-        <w:rPr>
-          <w:rFonts w:ascii="Consolas" w:hAnsi="Consolas" w:cs="Consolas"/>
-          <w:color w:val="000000" w:themeColor="text1"/>
-        </w:rPr>
-        <w:t>gpio</w:t>
-      </w:r>
-      <w:proofErr w:type="spellEnd"/>
-      <w:r>
-        <w:rPr>
-          <w:rFonts w:ascii="Consolas" w:hAnsi="Consolas" w:cs="Consolas"/>
-          <w:color w:val="000000" w:themeColor="text1"/>
-        </w:rPr>
-        <w:t>", O_RDWR);</w:t>
+        <w:t xml:space="preserve"> (i=0;i&lt;10;i++) {</w:t>
       </w:r>
     </w:p>
     <w:p>
@@ -5033,21 +5048,29 @@
         </w:rPr>
         <w:tab/>
       </w:r>
-      <w:proofErr w:type="gramStart"/>
-      <w:r>
-        <w:rPr>
-          <w:rFonts w:ascii="Consolas" w:hAnsi="Consolas" w:cs="Consolas"/>
-          <w:color w:val="000000" w:themeColor="text1"/>
-        </w:rPr>
-        <w:t>for</w:t>
-      </w:r>
-      <w:proofErr w:type="gramEnd"/>
-      <w:r>
-        <w:rPr>
-          <w:rFonts w:ascii="Consolas" w:hAnsi="Consolas" w:cs="Consolas"/>
-          <w:color w:val="000000" w:themeColor="text1"/>
-        </w:rPr>
-        <w:t xml:space="preserve"> (i=0;i&lt;10;i++) {</w:t>
+      <w:r>
+        <w:rPr>
+          <w:rFonts w:ascii="Consolas" w:hAnsi="Consolas" w:cs="Consolas"/>
+          <w:color w:val="000000" w:themeColor="text1"/>
+        </w:rPr>
+        <w:tab/>
+        <w:t xml:space="preserve">//Effectue l’allumage de la </w:t>
+      </w:r>
+      <w:proofErr w:type="spellStart"/>
+      <w:r>
+        <w:rPr>
+          <w:rFonts w:ascii="Consolas" w:hAnsi="Consolas" w:cs="Consolas"/>
+          <w:color w:val="000000" w:themeColor="text1"/>
+        </w:rPr>
+        <w:t>led</w:t>
+      </w:r>
+      <w:proofErr w:type="spellEnd"/>
+      <w:r>
+        <w:rPr>
+          <w:rFonts w:ascii="Consolas" w:hAnsi="Consolas" w:cs="Consolas"/>
+          <w:color w:val="000000" w:themeColor="text1"/>
+        </w:rPr>
+        <w:t xml:space="preserve"> et du buzzer</w:t>
       </w:r>
     </w:p>
     <w:p>
@@ -5108,23 +5131,22 @@
           <w:color w:val="000000" w:themeColor="text1"/>
         </w:rPr>
         <w:tab/>
-        <w:t xml:space="preserve">//Effectue l’allumage de la </w:t>
-      </w:r>
-      <w:proofErr w:type="spellStart"/>
-      <w:r>
-        <w:rPr>
-          <w:rFonts w:ascii="Consolas" w:hAnsi="Consolas" w:cs="Consolas"/>
-          <w:color w:val="000000" w:themeColor="text1"/>
-        </w:rPr>
-        <w:t>led</w:t>
-      </w:r>
-      <w:proofErr w:type="spellEnd"/>
-      <w:r>
-        <w:rPr>
-          <w:rFonts w:ascii="Consolas" w:hAnsi="Consolas" w:cs="Consolas"/>
-          <w:color w:val="000000" w:themeColor="text1"/>
-        </w:rPr>
-        <w:t xml:space="preserve"> et du buzzer</w:t>
+      </w:r>
+      <w:proofErr w:type="gramStart"/>
+      <w:r>
+        <w:rPr>
+          <w:rFonts w:ascii="Consolas" w:hAnsi="Consolas" w:cs="Consolas"/>
+          <w:color w:val="000000" w:themeColor="text1"/>
+        </w:rPr>
+        <w:t>val</w:t>
+      </w:r>
+      <w:proofErr w:type="gramEnd"/>
+      <w:r>
+        <w:rPr>
+          <w:rFonts w:ascii="Consolas" w:hAnsi="Consolas" w:cs="Consolas"/>
+          <w:color w:val="000000" w:themeColor="text1"/>
+        </w:rPr>
+        <w:t>=LED_BLUE;</w:t>
       </w:r>
     </w:p>
     <w:p>
@@ -5186,21 +5208,39 @@
         </w:rPr>
         <w:tab/>
       </w:r>
+      <w:proofErr w:type="spellStart"/>
       <w:proofErr w:type="gramStart"/>
       <w:r>
         <w:rPr>
           <w:rFonts w:ascii="Consolas" w:hAnsi="Consolas" w:cs="Consolas"/>
           <w:color w:val="000000" w:themeColor="text1"/>
         </w:rPr>
-        <w:t>val</w:t>
-      </w:r>
+        <w:t>ioctl</w:t>
+      </w:r>
+      <w:proofErr w:type="spellEnd"/>
+      <w:r>
+        <w:rPr>
+          <w:rFonts w:ascii="Consolas" w:hAnsi="Consolas" w:cs="Consolas"/>
+          <w:color w:val="000000" w:themeColor="text1"/>
+        </w:rPr>
+        <w:t>(</w:t>
+      </w:r>
+      <w:proofErr w:type="spellStart"/>
       <w:proofErr w:type="gramEnd"/>
       <w:r>
         <w:rPr>
           <w:rFonts w:ascii="Consolas" w:hAnsi="Consolas" w:cs="Consolas"/>
           <w:color w:val="000000" w:themeColor="text1"/>
         </w:rPr>
-        <w:t>=LED_BLUE;</w:t>
+        <w:t>fd</w:t>
+      </w:r>
+      <w:proofErr w:type="spellEnd"/>
+      <w:r>
+        <w:rPr>
+          <w:rFonts w:ascii="Consolas" w:hAnsi="Consolas" w:cs="Consolas"/>
+          <w:color w:val="000000" w:themeColor="text1"/>
+        </w:rPr>
+        <w:t>, GPIO_CMD_SET_LEDS, &amp;val);</w:t>
       </w:r>
     </w:p>
     <w:p>
@@ -5262,39 +5302,37 @@
         </w:rPr>
         <w:tab/>
       </w:r>
-      <w:proofErr w:type="spellStart"/>
       <w:proofErr w:type="gramStart"/>
       <w:r>
         <w:rPr>
           <w:rFonts w:ascii="Consolas" w:hAnsi="Consolas" w:cs="Consolas"/>
           <w:color w:val="000000" w:themeColor="text1"/>
         </w:rPr>
-        <w:t>ioctl</w:t>
-      </w:r>
-      <w:proofErr w:type="spellEnd"/>
-      <w:r>
-        <w:rPr>
-          <w:rFonts w:ascii="Consolas" w:hAnsi="Consolas" w:cs="Consolas"/>
-          <w:color w:val="000000" w:themeColor="text1"/>
-        </w:rPr>
-        <w:t>(</w:t>
-      </w:r>
-      <w:proofErr w:type="spellStart"/>
+        <w:t>printf(</w:t>
+      </w:r>
       <w:proofErr w:type="gramEnd"/>
       <w:r>
         <w:rPr>
           <w:rFonts w:ascii="Consolas" w:hAnsi="Consolas" w:cs="Consolas"/>
           <w:color w:val="000000" w:themeColor="text1"/>
         </w:rPr>
-        <w:t>fd</w:t>
-      </w:r>
-      <w:proofErr w:type="spellEnd"/>
-      <w:r>
-        <w:rPr>
-          <w:rFonts w:ascii="Consolas" w:hAnsi="Consolas" w:cs="Consolas"/>
-          <w:color w:val="000000" w:themeColor="text1"/>
-        </w:rPr>
-        <w:t>, GPIO_CMD_SET_LEDS, &amp;val);</w:t>
+        <w:t xml:space="preserve">"Allumage </w:t>
+      </w:r>
+      <w:proofErr w:type="spellStart"/>
+      <w:r>
+        <w:rPr>
+          <w:rFonts w:ascii="Consolas" w:hAnsi="Consolas" w:cs="Consolas"/>
+          <w:color w:val="000000" w:themeColor="text1"/>
+        </w:rPr>
+        <w:t>led</w:t>
+      </w:r>
+      <w:proofErr w:type="spellEnd"/>
+      <w:r>
+        <w:rPr>
+          <w:rFonts w:ascii="Consolas" w:hAnsi="Consolas" w:cs="Consolas"/>
+          <w:color w:val="000000" w:themeColor="text1"/>
+        </w:rPr>
+        <w:t xml:space="preserve"> bleu + Buzzer ACTIF\n");</w:t>
       </w:r>
     </w:p>
     <w:p>
@@ -5347,22 +5385,23 @@
           <w:rFonts w:ascii="Consolas" w:hAnsi="Consolas" w:cs="Consolas"/>
           <w:color w:val="000000" w:themeColor="text1"/>
         </w:rPr>
+        <w:t xml:space="preserve">        </w:t>
+      </w:r>
+      <w:r>
+        <w:rPr>
+          <w:rFonts w:ascii="Consolas" w:hAnsi="Consolas" w:cs="Consolas"/>
+          <w:color w:val="000000" w:themeColor="text1"/>
+        </w:rPr>
         <w:tab/>
       </w:r>
-      <w:r>
-        <w:rPr>
-          <w:rFonts w:ascii="Consolas" w:hAnsi="Consolas" w:cs="Consolas"/>
-          <w:color w:val="000000" w:themeColor="text1"/>
-        </w:rPr>
-        <w:tab/>
-      </w:r>
+      <w:proofErr w:type="spellStart"/>
       <w:proofErr w:type="gramStart"/>
       <w:r>
         <w:rPr>
           <w:rFonts w:ascii="Consolas" w:hAnsi="Consolas" w:cs="Consolas"/>
           <w:color w:val="000000" w:themeColor="text1"/>
         </w:rPr>
-        <w:t>printf(</w:t>
+        <w:t>val</w:t>
       </w:r>
       <w:proofErr w:type="gramEnd"/>
       <w:r>
@@ -5370,23 +5409,15 @@
           <w:rFonts w:ascii="Consolas" w:hAnsi="Consolas" w:cs="Consolas"/>
           <w:color w:val="000000" w:themeColor="text1"/>
         </w:rPr>
-        <w:t xml:space="preserve">"Allumage </w:t>
-      </w:r>
-      <w:proofErr w:type="spellStart"/>
-      <w:r>
-        <w:rPr>
-          <w:rFonts w:ascii="Consolas" w:hAnsi="Consolas" w:cs="Consolas"/>
-          <w:color w:val="000000" w:themeColor="text1"/>
-        </w:rPr>
-        <w:t>led</w:t>
-      </w:r>
-      <w:proofErr w:type="spellEnd"/>
-      <w:r>
-        <w:rPr>
-          <w:rFonts w:ascii="Consolas" w:hAnsi="Consolas" w:cs="Consolas"/>
-          <w:color w:val="000000" w:themeColor="text1"/>
-        </w:rPr>
-        <w:t xml:space="preserve"> bleu + Buzzer ACTIF\n");</w:t>
+        <w:t>_buzzer</w:t>
+      </w:r>
+      <w:proofErr w:type="spellEnd"/>
+      <w:r>
+        <w:rPr>
+          <w:rFonts w:ascii="Consolas" w:hAnsi="Consolas" w:cs="Consolas"/>
+          <w:color w:val="000000" w:themeColor="text1"/>
+        </w:rPr>
+        <w:t xml:space="preserve"> = 1; </w:t>
       </w:r>
     </w:p>
     <w:p>
@@ -5455,23 +5486,48 @@
           <w:rFonts w:ascii="Consolas" w:hAnsi="Consolas" w:cs="Consolas"/>
           <w:color w:val="000000" w:themeColor="text1"/>
         </w:rPr>
-        <w:t>val</w:t>
-      </w:r>
+        <w:t>ioctl</w:t>
+      </w:r>
+      <w:proofErr w:type="spellEnd"/>
+      <w:r>
+        <w:rPr>
+          <w:rFonts w:ascii="Consolas" w:hAnsi="Consolas" w:cs="Consolas"/>
+          <w:color w:val="000000" w:themeColor="text1"/>
+        </w:rPr>
+        <w:t>(</w:t>
+      </w:r>
+      <w:proofErr w:type="spellStart"/>
       <w:proofErr w:type="gramEnd"/>
       <w:r>
         <w:rPr>
           <w:rFonts w:ascii="Consolas" w:hAnsi="Consolas" w:cs="Consolas"/>
           <w:color w:val="000000" w:themeColor="text1"/>
         </w:rPr>
-        <w:t>_buzzer</w:t>
-      </w:r>
-      <w:proofErr w:type="spellEnd"/>
-      <w:r>
-        <w:rPr>
-          <w:rFonts w:ascii="Consolas" w:hAnsi="Consolas" w:cs="Consolas"/>
-          <w:color w:val="000000" w:themeColor="text1"/>
-        </w:rPr>
-        <w:t xml:space="preserve"> = 1; </w:t>
+        <w:t>fd</w:t>
+      </w:r>
+      <w:proofErr w:type="spellEnd"/>
+      <w:r>
+        <w:rPr>
+          <w:rFonts w:ascii="Consolas" w:hAnsi="Consolas" w:cs="Consolas"/>
+          <w:color w:val="000000" w:themeColor="text1"/>
+        </w:rPr>
+        <w:t>, GPIO_CMD_SET_BUZZER, &amp;</w:t>
+      </w:r>
+      <w:proofErr w:type="spellStart"/>
+      <w:r>
+        <w:rPr>
+          <w:rFonts w:ascii="Consolas" w:hAnsi="Consolas" w:cs="Consolas"/>
+          <w:color w:val="000000" w:themeColor="text1"/>
+        </w:rPr>
+        <w:t>val_buzzer</w:t>
+      </w:r>
+      <w:proofErr w:type="spellEnd"/>
+      <w:r>
+        <w:rPr>
+          <w:rFonts w:ascii="Consolas" w:hAnsi="Consolas" w:cs="Consolas"/>
+          <w:color w:val="000000" w:themeColor="text1"/>
+        </w:rPr>
+        <w:t xml:space="preserve">); </w:t>
       </w:r>
     </w:p>
     <w:p>
@@ -5533,56 +5589,6 @@
         </w:rPr>
         <w:tab/>
       </w:r>
-      <w:proofErr w:type="spellStart"/>
-      <w:proofErr w:type="gramStart"/>
-      <w:r>
-        <w:rPr>
-          <w:rFonts w:ascii="Consolas" w:hAnsi="Consolas" w:cs="Consolas"/>
-          <w:color w:val="000000" w:themeColor="text1"/>
-        </w:rPr>
-        <w:t>ioctl</w:t>
-      </w:r>
-      <w:proofErr w:type="spellEnd"/>
-      <w:r>
-        <w:rPr>
-          <w:rFonts w:ascii="Consolas" w:hAnsi="Consolas" w:cs="Consolas"/>
-          <w:color w:val="000000" w:themeColor="text1"/>
-        </w:rPr>
-        <w:t>(</w:t>
-      </w:r>
-      <w:proofErr w:type="spellStart"/>
-      <w:proofErr w:type="gramEnd"/>
-      <w:r>
-        <w:rPr>
-          <w:rFonts w:ascii="Consolas" w:hAnsi="Consolas" w:cs="Consolas"/>
-          <w:color w:val="000000" w:themeColor="text1"/>
-        </w:rPr>
-        <w:t>fd</w:t>
-      </w:r>
-      <w:proofErr w:type="spellEnd"/>
-      <w:r>
-        <w:rPr>
-          <w:rFonts w:ascii="Consolas" w:hAnsi="Consolas" w:cs="Consolas"/>
-          <w:color w:val="000000" w:themeColor="text1"/>
-        </w:rPr>
-        <w:t>, GPIO_CMD_SET_BUZZER, &amp;</w:t>
-      </w:r>
-      <w:proofErr w:type="spellStart"/>
-      <w:r>
-        <w:rPr>
-          <w:rFonts w:ascii="Consolas" w:hAnsi="Consolas" w:cs="Consolas"/>
-          <w:color w:val="000000" w:themeColor="text1"/>
-        </w:rPr>
-        <w:t>val_buzzer</w:t>
-      </w:r>
-      <w:proofErr w:type="spellEnd"/>
-      <w:r>
-        <w:rPr>
-          <w:rFonts w:ascii="Consolas" w:hAnsi="Consolas" w:cs="Consolas"/>
-          <w:color w:val="000000" w:themeColor="text1"/>
-        </w:rPr>
-        <w:t xml:space="preserve">); </w:t>
-      </w:r>
     </w:p>
     <w:p>
       <w:pPr>
@@ -5629,20 +5635,6 @@
           <w:color w:val="000000" w:themeColor="text1"/>
         </w:rPr>
       </w:pPr>
-      <w:r>
-        <w:rPr>
-          <w:rFonts w:ascii="Consolas" w:hAnsi="Consolas" w:cs="Consolas"/>
-          <w:color w:val="000000" w:themeColor="text1"/>
-        </w:rPr>
-        <w:t xml:space="preserve">        </w:t>
-      </w:r>
-      <w:r>
-        <w:rPr>
-          <w:rFonts w:ascii="Consolas" w:hAnsi="Consolas" w:cs="Consolas"/>
-          <w:color w:val="000000" w:themeColor="text1"/>
-        </w:rPr>
-        <w:tab/>
-      </w:r>
     </w:p>
     <w:p>
       <w:pPr>
@@ -5689,6 +5681,21 @@
           <w:color w:val="000000" w:themeColor="text1"/>
         </w:rPr>
       </w:pPr>
+      <w:r>
+        <w:rPr>
+          <w:rFonts w:ascii="Consolas" w:hAnsi="Consolas" w:cs="Consolas"/>
+          <w:color w:val="000000" w:themeColor="text1"/>
+        </w:rPr>
+        <w:tab/>
+      </w:r>
+      <w:r>
+        <w:rPr>
+          <w:rFonts w:ascii="Consolas" w:hAnsi="Consolas" w:cs="Consolas"/>
+          <w:color w:val="000000" w:themeColor="text1"/>
+        </w:rPr>
+        <w:tab/>
+        <w:t>//Attend 1 seconde</w:t>
+      </w:r>
     </w:p>
     <w:p>
       <w:pPr>
@@ -5748,7 +5755,31 @@
           <w:color w:val="000000" w:themeColor="text1"/>
         </w:rPr>
         <w:tab/>
-        <w:t>//Attend 1 seconde</w:t>
+      </w:r>
+      <w:proofErr w:type="spellStart"/>
+      <w:proofErr w:type="gramStart"/>
+      <w:r>
+        <w:rPr>
+          <w:rFonts w:ascii="Consolas" w:hAnsi="Consolas" w:cs="Consolas"/>
+          <w:color w:val="000000" w:themeColor="text1"/>
+        </w:rPr>
+        <w:t>sleep</w:t>
+      </w:r>
+      <w:proofErr w:type="spellEnd"/>
+      <w:r>
+        <w:rPr>
+          <w:rFonts w:ascii="Consolas" w:hAnsi="Consolas" w:cs="Consolas"/>
+          <w:color w:val="000000" w:themeColor="text1"/>
+        </w:rPr>
+        <w:t>(</w:t>
+      </w:r>
+      <w:proofErr w:type="gramEnd"/>
+      <w:r>
+        <w:rPr>
+          <w:rFonts w:ascii="Consolas" w:hAnsi="Consolas" w:cs="Consolas"/>
+          <w:color w:val="000000" w:themeColor="text1"/>
+        </w:rPr>
+        <w:t>1);</w:t>
       </w:r>
     </w:p>
     <w:p>
@@ -5796,45 +5827,6 @@
           <w:color w:val="000000" w:themeColor="text1"/>
         </w:rPr>
       </w:pPr>
-      <w:r>
-        <w:rPr>
-          <w:rFonts w:ascii="Consolas" w:hAnsi="Consolas" w:cs="Consolas"/>
-          <w:color w:val="000000" w:themeColor="text1"/>
-        </w:rPr>
-        <w:tab/>
-      </w:r>
-      <w:r>
-        <w:rPr>
-          <w:rFonts w:ascii="Consolas" w:hAnsi="Consolas" w:cs="Consolas"/>
-          <w:color w:val="000000" w:themeColor="text1"/>
-        </w:rPr>
-        <w:tab/>
-      </w:r>
-      <w:proofErr w:type="spellStart"/>
-      <w:proofErr w:type="gramStart"/>
-      <w:r>
-        <w:rPr>
-          <w:rFonts w:ascii="Consolas" w:hAnsi="Consolas" w:cs="Consolas"/>
-          <w:color w:val="000000" w:themeColor="text1"/>
-        </w:rPr>
-        <w:t>sleep</w:t>
-      </w:r>
-      <w:proofErr w:type="spellEnd"/>
-      <w:r>
-        <w:rPr>
-          <w:rFonts w:ascii="Consolas" w:hAnsi="Consolas" w:cs="Consolas"/>
-          <w:color w:val="000000" w:themeColor="text1"/>
-        </w:rPr>
-        <w:t>(</w:t>
-      </w:r>
-      <w:proofErr w:type="gramEnd"/>
-      <w:r>
-        <w:rPr>
-          <w:rFonts w:ascii="Consolas" w:hAnsi="Consolas" w:cs="Consolas"/>
-          <w:color w:val="000000" w:themeColor="text1"/>
-        </w:rPr>
-        <w:t>1);</w:t>
-      </w:r>
     </w:p>
     <w:p>
       <w:pPr>
@@ -5881,6 +5873,37 @@
           <w:color w:val="000000" w:themeColor="text1"/>
         </w:rPr>
       </w:pPr>
+      <w:r>
+        <w:rPr>
+          <w:rFonts w:ascii="Consolas" w:hAnsi="Consolas" w:cs="Consolas"/>
+          <w:color w:val="000000" w:themeColor="text1"/>
+        </w:rPr>
+        <w:tab/>
+      </w:r>
+      <w:r>
+        <w:rPr>
+          <w:rFonts w:ascii="Consolas" w:hAnsi="Consolas" w:cs="Consolas"/>
+          <w:color w:val="000000" w:themeColor="text1"/>
+        </w:rPr>
+        <w:tab/>
+        <w:t xml:space="preserve">//éteint </w:t>
+      </w:r>
+      <w:proofErr w:type="spellStart"/>
+      <w:r>
+        <w:rPr>
+          <w:rFonts w:ascii="Consolas" w:hAnsi="Consolas" w:cs="Consolas"/>
+          <w:color w:val="000000" w:themeColor="text1"/>
+        </w:rPr>
+        <w:t>led</w:t>
+      </w:r>
+      <w:proofErr w:type="spellEnd"/>
+      <w:r>
+        <w:rPr>
+          <w:rFonts w:ascii="Consolas" w:hAnsi="Consolas" w:cs="Consolas"/>
+          <w:color w:val="000000" w:themeColor="text1"/>
+        </w:rPr>
+        <w:t xml:space="preserve"> et buzzer</w:t>
+      </w:r>
     </w:p>
     <w:p>
       <w:pPr>
@@ -5940,7 +5963,22 @@
           <w:color w:val="000000" w:themeColor="text1"/>
         </w:rPr>
         <w:tab/>
-        <w:t xml:space="preserve">//éteint </w:t>
+      </w:r>
+      <w:proofErr w:type="gramStart"/>
+      <w:r>
+        <w:rPr>
+          <w:rFonts w:ascii="Consolas" w:hAnsi="Consolas" w:cs="Consolas"/>
+          <w:color w:val="000000" w:themeColor="text1"/>
+        </w:rPr>
+        <w:t>printf(</w:t>
+      </w:r>
+      <w:proofErr w:type="gramEnd"/>
+      <w:r>
+        <w:rPr>
+          <w:rFonts w:ascii="Consolas" w:hAnsi="Consolas" w:cs="Consolas"/>
+          <w:color w:val="000000" w:themeColor="text1"/>
+        </w:rPr>
+        <w:t xml:space="preserve">"Extinction </w:t>
       </w:r>
       <w:proofErr w:type="spellStart"/>
       <w:r>
@@ -5956,7 +5994,7 @@
           <w:rFonts w:ascii="Consolas" w:hAnsi="Consolas" w:cs="Consolas"/>
           <w:color w:val="000000" w:themeColor="text1"/>
         </w:rPr>
-        <w:t xml:space="preserve"> et buzzer</w:t>
+        <w:t xml:space="preserve"> bleu + Buzzer COUPÉ\n");</w:t>
       </w:r>
     </w:p>
     <w:p>
@@ -6018,13 +6056,14 @@
         </w:rPr>
         <w:tab/>
       </w:r>
+      <w:proofErr w:type="spellStart"/>
       <w:proofErr w:type="gramStart"/>
       <w:r>
         <w:rPr>
           <w:rFonts w:ascii="Consolas" w:hAnsi="Consolas" w:cs="Consolas"/>
           <w:color w:val="000000" w:themeColor="text1"/>
         </w:rPr>
-        <w:t>printf(</w:t>
+        <w:t>val</w:t>
       </w:r>
       <w:proofErr w:type="gramEnd"/>
       <w:r>
@@ -6032,23 +6071,15 @@
           <w:rFonts w:ascii="Consolas" w:hAnsi="Consolas" w:cs="Consolas"/>
           <w:color w:val="000000" w:themeColor="text1"/>
         </w:rPr>
-        <w:t xml:space="preserve">"Extinction </w:t>
-      </w:r>
-      <w:proofErr w:type="spellStart"/>
-      <w:r>
-        <w:rPr>
-          <w:rFonts w:ascii="Consolas" w:hAnsi="Consolas" w:cs="Consolas"/>
-          <w:color w:val="000000" w:themeColor="text1"/>
-        </w:rPr>
-        <w:t>led</w:t>
-      </w:r>
-      <w:proofErr w:type="spellEnd"/>
-      <w:r>
-        <w:rPr>
-          <w:rFonts w:ascii="Consolas" w:hAnsi="Consolas" w:cs="Consolas"/>
-          <w:color w:val="000000" w:themeColor="text1"/>
-        </w:rPr>
-        <w:t xml:space="preserve"> bleu + Buzzer COUPÉ\n");</w:t>
+        <w:t>_buzzer</w:t>
+      </w:r>
+      <w:proofErr w:type="spellEnd"/>
+      <w:r>
+        <w:rPr>
+          <w:rFonts w:ascii="Consolas" w:hAnsi="Consolas" w:cs="Consolas"/>
+          <w:color w:val="000000" w:themeColor="text1"/>
+        </w:rPr>
+        <w:t xml:space="preserve"> = 0; </w:t>
       </w:r>
     </w:p>
     <w:p>
@@ -6101,15 +6132,15 @@
           <w:rFonts w:ascii="Consolas" w:hAnsi="Consolas" w:cs="Consolas"/>
           <w:color w:val="000000" w:themeColor="text1"/>
         </w:rPr>
+        <w:t xml:space="preserve">        </w:t>
+      </w:r>
+      <w:r>
+        <w:rPr>
+          <w:rFonts w:ascii="Consolas" w:hAnsi="Consolas" w:cs="Consolas"/>
+          <w:color w:val="000000" w:themeColor="text1"/>
+        </w:rPr>
         <w:tab/>
       </w:r>
-      <w:r>
-        <w:rPr>
-          <w:rFonts w:ascii="Consolas" w:hAnsi="Consolas" w:cs="Consolas"/>
-          <w:color w:val="000000" w:themeColor="text1"/>
-        </w:rPr>
-        <w:tab/>
-      </w:r>
       <w:proofErr w:type="spellStart"/>
       <w:proofErr w:type="gramStart"/>
       <w:r>
@@ -6117,23 +6148,48 @@
           <w:rFonts w:ascii="Consolas" w:hAnsi="Consolas" w:cs="Consolas"/>
           <w:color w:val="000000" w:themeColor="text1"/>
         </w:rPr>
-        <w:t>val</w:t>
-      </w:r>
+        <w:t>ioctl</w:t>
+      </w:r>
+      <w:proofErr w:type="spellEnd"/>
+      <w:r>
+        <w:rPr>
+          <w:rFonts w:ascii="Consolas" w:hAnsi="Consolas" w:cs="Consolas"/>
+          <w:color w:val="000000" w:themeColor="text1"/>
+        </w:rPr>
+        <w:t>(</w:t>
+      </w:r>
+      <w:proofErr w:type="spellStart"/>
       <w:proofErr w:type="gramEnd"/>
       <w:r>
         <w:rPr>
           <w:rFonts w:ascii="Consolas" w:hAnsi="Consolas" w:cs="Consolas"/>
           <w:color w:val="000000" w:themeColor="text1"/>
         </w:rPr>
-        <w:t>_buzzer</w:t>
-      </w:r>
-      <w:proofErr w:type="spellEnd"/>
-      <w:r>
-        <w:rPr>
-          <w:rFonts w:ascii="Consolas" w:hAnsi="Consolas" w:cs="Consolas"/>
-          <w:color w:val="000000" w:themeColor="text1"/>
-        </w:rPr>
-        <w:t xml:space="preserve"> = 0; </w:t>
+        <w:t>fd</w:t>
+      </w:r>
+      <w:proofErr w:type="spellEnd"/>
+      <w:r>
+        <w:rPr>
+          <w:rFonts w:ascii="Consolas" w:hAnsi="Consolas" w:cs="Consolas"/>
+          <w:color w:val="000000" w:themeColor="text1"/>
+        </w:rPr>
+        <w:t>, GPIO_CMD_SET_BUZZER, &amp;</w:t>
+      </w:r>
+      <w:proofErr w:type="spellStart"/>
+      <w:r>
+        <w:rPr>
+          <w:rFonts w:ascii="Consolas" w:hAnsi="Consolas" w:cs="Consolas"/>
+          <w:color w:val="000000" w:themeColor="text1"/>
+        </w:rPr>
+        <w:t>val_buzzer</w:t>
+      </w:r>
+      <w:proofErr w:type="spellEnd"/>
+      <w:r>
+        <w:rPr>
+          <w:rFonts w:ascii="Consolas" w:hAnsi="Consolas" w:cs="Consolas"/>
+          <w:color w:val="000000" w:themeColor="text1"/>
+        </w:rPr>
+        <w:t>);</w:t>
       </w:r>
     </w:p>
     <w:p>
@@ -6186,64 +6242,30 @@
           <w:rFonts w:ascii="Consolas" w:hAnsi="Consolas" w:cs="Consolas"/>
           <w:color w:val="000000" w:themeColor="text1"/>
         </w:rPr>
-        <w:t xml:space="preserve">        </w:t>
-      </w:r>
-      <w:r>
-        <w:rPr>
-          <w:rFonts w:ascii="Consolas" w:hAnsi="Consolas" w:cs="Consolas"/>
-          <w:color w:val="000000" w:themeColor="text1"/>
-        </w:rPr>
         <w:tab/>
       </w:r>
-      <w:proofErr w:type="spellStart"/>
+      <w:r>
+        <w:rPr>
+          <w:rFonts w:ascii="Consolas" w:hAnsi="Consolas" w:cs="Consolas"/>
+          <w:color w:val="000000" w:themeColor="text1"/>
+        </w:rPr>
+        <w:tab/>
+      </w:r>
       <w:proofErr w:type="gramStart"/>
       <w:r>
         <w:rPr>
           <w:rFonts w:ascii="Consolas" w:hAnsi="Consolas" w:cs="Consolas"/>
           <w:color w:val="000000" w:themeColor="text1"/>
         </w:rPr>
-        <w:t>ioctl</w:t>
-      </w:r>
-      <w:proofErr w:type="spellEnd"/>
-      <w:r>
-        <w:rPr>
-          <w:rFonts w:ascii="Consolas" w:hAnsi="Consolas" w:cs="Consolas"/>
-          <w:color w:val="000000" w:themeColor="text1"/>
-        </w:rPr>
-        <w:t>(</w:t>
-      </w:r>
-      <w:proofErr w:type="spellStart"/>
+        <w:t>val</w:t>
+      </w:r>
       <w:proofErr w:type="gramEnd"/>
       <w:r>
         <w:rPr>
           <w:rFonts w:ascii="Consolas" w:hAnsi="Consolas" w:cs="Consolas"/>
           <w:color w:val="000000" w:themeColor="text1"/>
         </w:rPr>
-        <w:t>fd</w:t>
-      </w:r>
-      <w:proofErr w:type="spellEnd"/>
-      <w:r>
-        <w:rPr>
-          <w:rFonts w:ascii="Consolas" w:hAnsi="Consolas" w:cs="Consolas"/>
-          <w:color w:val="000000" w:themeColor="text1"/>
-        </w:rPr>
-        <w:t>, GPIO_CMD_SET_BUZZER, &amp;</w:t>
-      </w:r>
-      <w:proofErr w:type="spellStart"/>
-      <w:r>
-        <w:rPr>
-          <w:rFonts w:ascii="Consolas" w:hAnsi="Consolas" w:cs="Consolas"/>
-          <w:color w:val="000000" w:themeColor="text1"/>
-        </w:rPr>
-        <w:t>val_buzzer</w:t>
-      </w:r>
-      <w:proofErr w:type="spellEnd"/>
-      <w:r>
-        <w:rPr>
-          <w:rFonts w:ascii="Consolas" w:hAnsi="Consolas" w:cs="Consolas"/>
-          <w:color w:val="000000" w:themeColor="text1"/>
-        </w:rPr>
-        <w:t>);</w:t>
+        <w:t>=0;</w:t>
       </w:r>
     </w:p>
     <w:p>
@@ -6305,21 +6327,39 @@
         </w:rPr>
         <w:tab/>
       </w:r>
+      <w:proofErr w:type="spellStart"/>
       <w:proofErr w:type="gramStart"/>
       <w:r>
         <w:rPr>
           <w:rFonts w:ascii="Consolas" w:hAnsi="Consolas" w:cs="Consolas"/>
           <w:color w:val="000000" w:themeColor="text1"/>
         </w:rPr>
-        <w:t>val</w:t>
-      </w:r>
+        <w:t>ioctl</w:t>
+      </w:r>
+      <w:proofErr w:type="spellEnd"/>
+      <w:r>
+        <w:rPr>
+          <w:rFonts w:ascii="Consolas" w:hAnsi="Consolas" w:cs="Consolas"/>
+          <w:color w:val="000000" w:themeColor="text1"/>
+        </w:rPr>
+        <w:t>(</w:t>
+      </w:r>
+      <w:proofErr w:type="spellStart"/>
       <w:proofErr w:type="gramEnd"/>
       <w:r>
         <w:rPr>
           <w:rFonts w:ascii="Consolas" w:hAnsi="Consolas" w:cs="Consolas"/>
           <w:color w:val="000000" w:themeColor="text1"/>
         </w:rPr>
-        <w:t>=0;</w:t>
+        <w:t>fd</w:t>
+      </w:r>
+      <w:proofErr w:type="spellEnd"/>
+      <w:r>
+        <w:rPr>
+          <w:rFonts w:ascii="Consolas" w:hAnsi="Consolas" w:cs="Consolas"/>
+          <w:color w:val="000000" w:themeColor="text1"/>
+        </w:rPr>
+        <w:t>, GPIO_CMD_SET_LEDS, &amp;val);</w:t>
       </w:r>
     </w:p>
     <w:p>
@@ -6388,7 +6428,7 @@
           <w:rFonts w:ascii="Consolas" w:hAnsi="Consolas" w:cs="Consolas"/>
           <w:color w:val="000000" w:themeColor="text1"/>
         </w:rPr>
-        <w:t>ioctl</w:t>
+        <w:t>sleep</w:t>
       </w:r>
       <w:proofErr w:type="spellEnd"/>
       <w:r>
@@ -6398,22 +6438,13 @@
         </w:rPr>
         <w:t>(</w:t>
       </w:r>
-      <w:proofErr w:type="spellStart"/>
       <w:proofErr w:type="gramEnd"/>
       <w:r>
         <w:rPr>
           <w:rFonts w:ascii="Consolas" w:hAnsi="Consolas" w:cs="Consolas"/>
           <w:color w:val="000000" w:themeColor="text1"/>
         </w:rPr>
-        <w:t>fd</w:t>
-      </w:r>
-      <w:proofErr w:type="spellEnd"/>
-      <w:r>
-        <w:rPr>
-          <w:rFonts w:ascii="Consolas" w:hAnsi="Consolas" w:cs="Consolas"/>
-          <w:color w:val="000000" w:themeColor="text1"/>
-        </w:rPr>
-        <w:t>, GPIO_CMD_SET_LEDS, &amp;val);</w:t>
+        <w:t>1);</w:t>
       </w:r>
     </w:p>
     <w:p>
@@ -6467,38 +6498,7 @@
           <w:color w:val="000000" w:themeColor="text1"/>
         </w:rPr>
         <w:tab/>
-      </w:r>
-      <w:r>
-        <w:rPr>
-          <w:rFonts w:ascii="Consolas" w:hAnsi="Consolas" w:cs="Consolas"/>
-          <w:color w:val="000000" w:themeColor="text1"/>
-        </w:rPr>
-        <w:tab/>
-      </w:r>
-      <w:proofErr w:type="spellStart"/>
-      <w:proofErr w:type="gramStart"/>
-      <w:r>
-        <w:rPr>
-          <w:rFonts w:ascii="Consolas" w:hAnsi="Consolas" w:cs="Consolas"/>
-          <w:color w:val="000000" w:themeColor="text1"/>
-        </w:rPr>
-        <w:t>sleep</w:t>
-      </w:r>
-      <w:proofErr w:type="spellEnd"/>
-      <w:r>
-        <w:rPr>
-          <w:rFonts w:ascii="Consolas" w:hAnsi="Consolas" w:cs="Consolas"/>
-          <w:color w:val="000000" w:themeColor="text1"/>
-        </w:rPr>
-        <w:t>(</w:t>
-      </w:r>
-      <w:proofErr w:type="gramEnd"/>
-      <w:r>
-        <w:rPr>
-          <w:rFonts w:ascii="Consolas" w:hAnsi="Consolas" w:cs="Consolas"/>
-          <w:color w:val="000000" w:themeColor="text1"/>
-        </w:rPr>
-        <w:t>1);</w:t>
+        <w:t>}</w:t>
       </w:r>
     </w:p>
     <w:p>
@@ -6552,7 +6552,7 @@
           <w:color w:val="000000" w:themeColor="text1"/>
         </w:rPr>
         <w:tab/>
-        <w:t>}</w:t>
+        <w:t>//Ferme l’accès au périphérique</w:t>
       </w:r>
     </w:p>
     <w:p>
@@ -6606,7 +6606,38 @@
           <w:color w:val="000000" w:themeColor="text1"/>
         </w:rPr>
         <w:tab/>
-        <w:t>//Ferme l’accès au périphérique</w:t>
+      </w:r>
+      <w:proofErr w:type="gramStart"/>
+      <w:r>
+        <w:rPr>
+          <w:rFonts w:ascii="Consolas" w:hAnsi="Consolas" w:cs="Consolas"/>
+          <w:color w:val="000000" w:themeColor="text1"/>
+        </w:rPr>
+        <w:t>close</w:t>
+      </w:r>
+      <w:proofErr w:type="gramEnd"/>
+      <w:r>
+        <w:rPr>
+          <w:rFonts w:ascii="Consolas" w:hAnsi="Consolas" w:cs="Consolas"/>
+          <w:color w:val="000000" w:themeColor="text1"/>
+        </w:rPr>
+        <w:t>(</w:t>
+      </w:r>
+      <w:proofErr w:type="spellStart"/>
+      <w:r>
+        <w:rPr>
+          <w:rFonts w:ascii="Consolas" w:hAnsi="Consolas" w:cs="Consolas"/>
+          <w:color w:val="000000" w:themeColor="text1"/>
+        </w:rPr>
+        <w:t>fd</w:t>
+      </w:r>
+      <w:proofErr w:type="spellEnd"/>
+      <w:r>
+        <w:rPr>
+          <w:rFonts w:ascii="Consolas" w:hAnsi="Consolas" w:cs="Consolas"/>
+          <w:color w:val="000000" w:themeColor="text1"/>
+        </w:rPr>
+        <w:t>);</w:t>
       </w:r>
     </w:p>
     <w:p>
@@ -6667,7 +6698,7 @@
           <w:rFonts w:ascii="Consolas" w:hAnsi="Consolas" w:cs="Consolas"/>
           <w:color w:val="000000" w:themeColor="text1"/>
         </w:rPr>
-        <w:t>close</w:t>
+        <w:t>if</w:t>
       </w:r>
       <w:proofErr w:type="gramEnd"/>
       <w:r>
@@ -6675,7 +6706,7 @@
           <w:rFonts w:ascii="Consolas" w:hAnsi="Consolas" w:cs="Consolas"/>
           <w:color w:val="000000" w:themeColor="text1"/>
         </w:rPr>
-        <w:t>(</w:t>
+        <w:t xml:space="preserve"> (</w:t>
       </w:r>
       <w:proofErr w:type="spellStart"/>
       <w:r>
@@ -6691,7 +6722,7 @@
           <w:rFonts w:ascii="Consolas" w:hAnsi="Consolas" w:cs="Consolas"/>
           <w:color w:val="000000" w:themeColor="text1"/>
         </w:rPr>
-        <w:t>);</w:t>
+        <w:t xml:space="preserve"> == -1) return -1; </w:t>
       </w:r>
     </w:p>
     <w:p>
@@ -6752,7 +6783,7 @@
           <w:rFonts w:ascii="Consolas" w:hAnsi="Consolas" w:cs="Consolas"/>
           <w:color w:val="000000" w:themeColor="text1"/>
         </w:rPr>
-        <w:t>if</w:t>
+        <w:t>return</w:t>
       </w:r>
       <w:proofErr w:type="gramEnd"/>
       <w:r>
@@ -6760,23 +6791,7 @@
           <w:rFonts w:ascii="Consolas" w:hAnsi="Consolas" w:cs="Consolas"/>
           <w:color w:val="000000" w:themeColor="text1"/>
         </w:rPr>
-        <w:t xml:space="preserve"> (</w:t>
-      </w:r>
-      <w:proofErr w:type="spellStart"/>
-      <w:r>
-        <w:rPr>
-          <w:rFonts w:ascii="Consolas" w:hAnsi="Consolas" w:cs="Consolas"/>
-          <w:color w:val="000000" w:themeColor="text1"/>
-        </w:rPr>
-        <w:t>fd</w:t>
-      </w:r>
-      <w:proofErr w:type="spellEnd"/>
-      <w:r>
-        <w:rPr>
-          <w:rFonts w:ascii="Consolas" w:hAnsi="Consolas" w:cs="Consolas"/>
-          <w:color w:val="000000" w:themeColor="text1"/>
-        </w:rPr>
-        <w:t xml:space="preserve"> == -1) return -1; //si on a pas pu ouvrir correctement le port, on sort avec le code -1</w:t>
+        <w:t xml:space="preserve"> 0; </w:t>
       </w:r>
     </w:p>
     <w:p>
@@ -6829,23 +6844,30 @@
           <w:rFonts w:ascii="Consolas" w:hAnsi="Consolas" w:cs="Consolas"/>
           <w:color w:val="000000" w:themeColor="text1"/>
         </w:rPr>
-        <w:tab/>
-      </w:r>
-      <w:proofErr w:type="gramStart"/>
-      <w:r>
-        <w:rPr>
-          <w:rFonts w:ascii="Consolas" w:hAnsi="Consolas" w:cs="Consolas"/>
-          <w:color w:val="000000" w:themeColor="text1"/>
-        </w:rPr>
-        <w:t>return</w:t>
-      </w:r>
-      <w:proofErr w:type="gramEnd"/>
-      <w:r>
-        <w:rPr>
-          <w:rFonts w:ascii="Consolas" w:hAnsi="Consolas" w:cs="Consolas"/>
-          <w:color w:val="000000" w:themeColor="text1"/>
-        </w:rPr>
-        <w:t xml:space="preserve"> 0; //sinon le code 0 = ok</w:t>
+        <w:t xml:space="preserve">} </w:t>
+      </w:r>
+    </w:p>
+    <w:p>
+      <w:pPr>
+        <w:rPr>
+          <w:sz w:val="28"/>
+          <w:szCs w:val="28"/>
+        </w:rPr>
+      </w:pPr>
+    </w:p>
+    <w:p>
+      <w:pPr>
+        <w:rPr>
+          <w:sz w:val="28"/>
+          <w:szCs w:val="28"/>
+        </w:rPr>
+      </w:pPr>
+      <w:r>
+        <w:rPr>
+          <w:sz w:val="28"/>
+          <w:szCs w:val="28"/>
+        </w:rPr>
+        <w:t>2.4</w:t>
       </w:r>
     </w:p>
     <w:p>
@@ -6890,15 +6912,3120 @@
         <w:spacing w:after="0" w:line="240" w:lineRule="auto"/>
         <w:rPr>
           <w:rFonts w:ascii="Consolas" w:hAnsi="Consolas" w:cs="Consolas"/>
-          <w:color w:val="000000" w:themeColor="text1"/>
-        </w:rPr>
-      </w:pPr>
-      <w:r>
-        <w:rPr>
-          <w:rFonts w:ascii="Consolas" w:hAnsi="Consolas" w:cs="Consolas"/>
-          <w:color w:val="000000" w:themeColor="text1"/>
-        </w:rPr>
-        <w:t>} //main</w:t>
+        </w:rPr>
+      </w:pPr>
+      <w:proofErr w:type="spellStart"/>
+      <w:proofErr w:type="gramStart"/>
+      <w:r>
+        <w:rPr>
+          <w:rFonts w:ascii="Consolas" w:hAnsi="Consolas" w:cs="Consolas"/>
+        </w:rPr>
+        <w:t>int</w:t>
+      </w:r>
+      <w:proofErr w:type="spellEnd"/>
+      <w:proofErr w:type="gramEnd"/>
+      <w:r>
+        <w:rPr>
+          <w:rFonts w:ascii="Consolas" w:hAnsi="Consolas" w:cs="Consolas"/>
+        </w:rPr>
+        <w:t xml:space="preserve"> main() </w:t>
+      </w:r>
+    </w:p>
+    <w:p>
+      <w:pPr>
+        <w:tabs>
+          <w:tab w:val="left" w:pos="960"/>
+          <w:tab w:val="left" w:pos="1920"/>
+          <w:tab w:val="left" w:pos="2880"/>
+          <w:tab w:val="left" w:pos="3840"/>
+          <w:tab w:val="left" w:pos="4800"/>
+          <w:tab w:val="left" w:pos="5760"/>
+          <w:tab w:val="left" w:pos="6720"/>
+          <w:tab w:val="left" w:pos="7680"/>
+          <w:tab w:val="left" w:pos="8640"/>
+          <w:tab w:val="left" w:pos="9600"/>
+          <w:tab w:val="left" w:pos="10560"/>
+          <w:tab w:val="left" w:pos="11520"/>
+          <w:tab w:val="left" w:pos="12480"/>
+          <w:tab w:val="left" w:pos="13440"/>
+          <w:tab w:val="left" w:pos="14400"/>
+          <w:tab w:val="left" w:pos="15360"/>
+          <w:tab w:val="left" w:pos="16320"/>
+          <w:tab w:val="left" w:pos="17280"/>
+          <w:tab w:val="left" w:pos="18240"/>
+          <w:tab w:val="left" w:pos="19200"/>
+          <w:tab w:val="left" w:pos="20160"/>
+          <w:tab w:val="left" w:pos="21120"/>
+          <w:tab w:val="left" w:pos="22080"/>
+          <w:tab w:val="left" w:pos="23040"/>
+          <w:tab w:val="left" w:pos="24000"/>
+          <w:tab w:val="left" w:pos="24960"/>
+          <w:tab w:val="left" w:pos="25920"/>
+          <w:tab w:val="left" w:pos="26880"/>
+          <w:tab w:val="left" w:pos="27840"/>
+          <w:tab w:val="left" w:pos="28800"/>
+          <w:tab w:val="left" w:pos="29760"/>
+          <w:tab w:val="left" w:pos="30720"/>
+        </w:tabs>
+        <w:autoSpaceDE w:val="0"/>
+        <w:autoSpaceDN w:val="0"/>
+        <w:adjustRightInd w:val="0"/>
+        <w:spacing w:after="0" w:line="240" w:lineRule="auto"/>
+        <w:rPr>
+          <w:rFonts w:ascii="Consolas" w:hAnsi="Consolas" w:cs="Consolas"/>
+        </w:rPr>
+      </w:pPr>
+      <w:r>
+        <w:rPr>
+          <w:rFonts w:ascii="Consolas" w:hAnsi="Consolas" w:cs="Consolas"/>
+        </w:rPr>
+        <w:t xml:space="preserve">{ </w:t>
+      </w:r>
+    </w:p>
+    <w:p>
+      <w:pPr>
+        <w:tabs>
+          <w:tab w:val="left" w:pos="960"/>
+          <w:tab w:val="left" w:pos="1920"/>
+          <w:tab w:val="left" w:pos="2880"/>
+          <w:tab w:val="left" w:pos="3840"/>
+          <w:tab w:val="left" w:pos="4800"/>
+          <w:tab w:val="left" w:pos="5760"/>
+          <w:tab w:val="left" w:pos="6720"/>
+          <w:tab w:val="left" w:pos="7680"/>
+          <w:tab w:val="left" w:pos="8640"/>
+          <w:tab w:val="left" w:pos="9600"/>
+          <w:tab w:val="left" w:pos="10560"/>
+          <w:tab w:val="left" w:pos="11520"/>
+          <w:tab w:val="left" w:pos="12480"/>
+          <w:tab w:val="left" w:pos="13440"/>
+          <w:tab w:val="left" w:pos="14400"/>
+          <w:tab w:val="left" w:pos="15360"/>
+          <w:tab w:val="left" w:pos="16320"/>
+          <w:tab w:val="left" w:pos="17280"/>
+          <w:tab w:val="left" w:pos="18240"/>
+          <w:tab w:val="left" w:pos="19200"/>
+          <w:tab w:val="left" w:pos="20160"/>
+          <w:tab w:val="left" w:pos="21120"/>
+          <w:tab w:val="left" w:pos="22080"/>
+          <w:tab w:val="left" w:pos="23040"/>
+          <w:tab w:val="left" w:pos="24000"/>
+          <w:tab w:val="left" w:pos="24960"/>
+          <w:tab w:val="left" w:pos="25920"/>
+          <w:tab w:val="left" w:pos="26880"/>
+          <w:tab w:val="left" w:pos="27840"/>
+          <w:tab w:val="left" w:pos="28800"/>
+          <w:tab w:val="left" w:pos="29760"/>
+          <w:tab w:val="left" w:pos="30720"/>
+        </w:tabs>
+        <w:autoSpaceDE w:val="0"/>
+        <w:autoSpaceDN w:val="0"/>
+        <w:adjustRightInd w:val="0"/>
+        <w:spacing w:after="0" w:line="240" w:lineRule="auto"/>
+        <w:rPr>
+          <w:rFonts w:ascii="Consolas" w:hAnsi="Consolas" w:cs="Consolas"/>
+        </w:rPr>
+      </w:pPr>
+      <w:r>
+        <w:rPr>
+          <w:rFonts w:ascii="Consolas" w:hAnsi="Consolas" w:cs="Consolas"/>
+        </w:rPr>
+        <w:t xml:space="preserve">    </w:t>
+      </w:r>
+      <w:proofErr w:type="spellStart"/>
+      <w:proofErr w:type="gramStart"/>
+      <w:r>
+        <w:rPr>
+          <w:rFonts w:ascii="Consolas" w:hAnsi="Consolas" w:cs="Consolas"/>
+        </w:rPr>
+        <w:t>int</w:t>
+      </w:r>
+      <w:proofErr w:type="spellEnd"/>
+      <w:proofErr w:type="gramEnd"/>
+      <w:r>
+        <w:rPr>
+          <w:rFonts w:ascii="Consolas" w:hAnsi="Consolas" w:cs="Consolas"/>
+        </w:rPr>
+        <w:t xml:space="preserve"> </w:t>
+      </w:r>
+      <w:proofErr w:type="spellStart"/>
+      <w:r>
+        <w:rPr>
+          <w:rFonts w:ascii="Consolas" w:hAnsi="Consolas" w:cs="Consolas"/>
+        </w:rPr>
+        <w:t>fd</w:t>
+      </w:r>
+      <w:proofErr w:type="spellEnd"/>
+      <w:r>
+        <w:rPr>
+          <w:rFonts w:ascii="Consolas" w:hAnsi="Consolas" w:cs="Consolas"/>
+        </w:rPr>
+        <w:t xml:space="preserve"> = -1, cycle; </w:t>
+      </w:r>
+    </w:p>
+    <w:p>
+      <w:pPr>
+        <w:tabs>
+          <w:tab w:val="left" w:pos="960"/>
+          <w:tab w:val="left" w:pos="1920"/>
+          <w:tab w:val="left" w:pos="2880"/>
+          <w:tab w:val="left" w:pos="3840"/>
+          <w:tab w:val="left" w:pos="4800"/>
+          <w:tab w:val="left" w:pos="5760"/>
+          <w:tab w:val="left" w:pos="6720"/>
+          <w:tab w:val="left" w:pos="7680"/>
+          <w:tab w:val="left" w:pos="8640"/>
+          <w:tab w:val="left" w:pos="9600"/>
+          <w:tab w:val="left" w:pos="10560"/>
+          <w:tab w:val="left" w:pos="11520"/>
+          <w:tab w:val="left" w:pos="12480"/>
+          <w:tab w:val="left" w:pos="13440"/>
+          <w:tab w:val="left" w:pos="14400"/>
+          <w:tab w:val="left" w:pos="15360"/>
+          <w:tab w:val="left" w:pos="16320"/>
+          <w:tab w:val="left" w:pos="17280"/>
+          <w:tab w:val="left" w:pos="18240"/>
+          <w:tab w:val="left" w:pos="19200"/>
+          <w:tab w:val="left" w:pos="20160"/>
+          <w:tab w:val="left" w:pos="21120"/>
+          <w:tab w:val="left" w:pos="22080"/>
+          <w:tab w:val="left" w:pos="23040"/>
+          <w:tab w:val="left" w:pos="24000"/>
+          <w:tab w:val="left" w:pos="24960"/>
+          <w:tab w:val="left" w:pos="25920"/>
+          <w:tab w:val="left" w:pos="26880"/>
+          <w:tab w:val="left" w:pos="27840"/>
+          <w:tab w:val="left" w:pos="28800"/>
+          <w:tab w:val="left" w:pos="29760"/>
+          <w:tab w:val="left" w:pos="30720"/>
+        </w:tabs>
+        <w:autoSpaceDE w:val="0"/>
+        <w:autoSpaceDN w:val="0"/>
+        <w:adjustRightInd w:val="0"/>
+        <w:spacing w:after="0" w:line="240" w:lineRule="auto"/>
+        <w:rPr>
+          <w:rFonts w:ascii="Consolas" w:hAnsi="Consolas" w:cs="Consolas"/>
+        </w:rPr>
+      </w:pPr>
+      <w:r>
+        <w:rPr>
+          <w:rFonts w:ascii="Consolas" w:hAnsi="Consolas" w:cs="Consolas"/>
+        </w:rPr>
+        <w:t xml:space="preserve">    </w:t>
+      </w:r>
+      <w:proofErr w:type="spellStart"/>
+      <w:proofErr w:type="gramStart"/>
+      <w:r>
+        <w:rPr>
+          <w:rFonts w:ascii="Consolas" w:hAnsi="Consolas" w:cs="Consolas"/>
+        </w:rPr>
+        <w:t>unsigned</w:t>
+      </w:r>
+      <w:proofErr w:type="spellEnd"/>
+      <w:proofErr w:type="gramEnd"/>
+      <w:r>
+        <w:rPr>
+          <w:rFonts w:ascii="Consolas" w:hAnsi="Consolas" w:cs="Consolas"/>
+        </w:rPr>
+        <w:t xml:space="preserve"> long val; </w:t>
+      </w:r>
+    </w:p>
+    <w:p>
+      <w:pPr>
+        <w:tabs>
+          <w:tab w:val="left" w:pos="960"/>
+          <w:tab w:val="left" w:pos="1920"/>
+          <w:tab w:val="left" w:pos="2880"/>
+          <w:tab w:val="left" w:pos="3840"/>
+          <w:tab w:val="left" w:pos="4800"/>
+          <w:tab w:val="left" w:pos="5760"/>
+          <w:tab w:val="left" w:pos="6720"/>
+          <w:tab w:val="left" w:pos="7680"/>
+          <w:tab w:val="left" w:pos="8640"/>
+          <w:tab w:val="left" w:pos="9600"/>
+          <w:tab w:val="left" w:pos="10560"/>
+          <w:tab w:val="left" w:pos="11520"/>
+          <w:tab w:val="left" w:pos="12480"/>
+          <w:tab w:val="left" w:pos="13440"/>
+          <w:tab w:val="left" w:pos="14400"/>
+          <w:tab w:val="left" w:pos="15360"/>
+          <w:tab w:val="left" w:pos="16320"/>
+          <w:tab w:val="left" w:pos="17280"/>
+          <w:tab w:val="left" w:pos="18240"/>
+          <w:tab w:val="left" w:pos="19200"/>
+          <w:tab w:val="left" w:pos="20160"/>
+          <w:tab w:val="left" w:pos="21120"/>
+          <w:tab w:val="left" w:pos="22080"/>
+          <w:tab w:val="left" w:pos="23040"/>
+          <w:tab w:val="left" w:pos="24000"/>
+          <w:tab w:val="left" w:pos="24960"/>
+          <w:tab w:val="left" w:pos="25920"/>
+          <w:tab w:val="left" w:pos="26880"/>
+          <w:tab w:val="left" w:pos="27840"/>
+          <w:tab w:val="left" w:pos="28800"/>
+          <w:tab w:val="left" w:pos="29760"/>
+          <w:tab w:val="left" w:pos="30720"/>
+        </w:tabs>
+        <w:autoSpaceDE w:val="0"/>
+        <w:autoSpaceDN w:val="0"/>
+        <w:adjustRightInd w:val="0"/>
+        <w:spacing w:after="0" w:line="240" w:lineRule="auto"/>
+        <w:rPr>
+          <w:rFonts w:ascii="Consolas" w:hAnsi="Consolas" w:cs="Consolas"/>
+        </w:rPr>
+      </w:pPr>
+    </w:p>
+    <w:p>
+      <w:pPr>
+        <w:tabs>
+          <w:tab w:val="left" w:pos="960"/>
+          <w:tab w:val="left" w:pos="1920"/>
+          <w:tab w:val="left" w:pos="2880"/>
+          <w:tab w:val="left" w:pos="3840"/>
+          <w:tab w:val="left" w:pos="4800"/>
+          <w:tab w:val="left" w:pos="5760"/>
+          <w:tab w:val="left" w:pos="6720"/>
+          <w:tab w:val="left" w:pos="7680"/>
+          <w:tab w:val="left" w:pos="8640"/>
+          <w:tab w:val="left" w:pos="9600"/>
+          <w:tab w:val="left" w:pos="10560"/>
+          <w:tab w:val="left" w:pos="11520"/>
+          <w:tab w:val="left" w:pos="12480"/>
+          <w:tab w:val="left" w:pos="13440"/>
+          <w:tab w:val="left" w:pos="14400"/>
+          <w:tab w:val="left" w:pos="15360"/>
+          <w:tab w:val="left" w:pos="16320"/>
+          <w:tab w:val="left" w:pos="17280"/>
+          <w:tab w:val="left" w:pos="18240"/>
+          <w:tab w:val="left" w:pos="19200"/>
+          <w:tab w:val="left" w:pos="20160"/>
+          <w:tab w:val="left" w:pos="21120"/>
+          <w:tab w:val="left" w:pos="22080"/>
+          <w:tab w:val="left" w:pos="23040"/>
+          <w:tab w:val="left" w:pos="24000"/>
+          <w:tab w:val="left" w:pos="24960"/>
+          <w:tab w:val="left" w:pos="25920"/>
+          <w:tab w:val="left" w:pos="26880"/>
+          <w:tab w:val="left" w:pos="27840"/>
+          <w:tab w:val="left" w:pos="28800"/>
+          <w:tab w:val="left" w:pos="29760"/>
+          <w:tab w:val="left" w:pos="30720"/>
+        </w:tabs>
+        <w:autoSpaceDE w:val="0"/>
+        <w:autoSpaceDN w:val="0"/>
+        <w:adjustRightInd w:val="0"/>
+        <w:spacing w:after="0" w:line="240" w:lineRule="auto"/>
+        <w:rPr>
+          <w:rFonts w:ascii="Consolas" w:hAnsi="Consolas" w:cs="Consolas"/>
+        </w:rPr>
+      </w:pPr>
+      <w:r>
+        <w:rPr>
+          <w:rFonts w:ascii="Consolas" w:hAnsi="Consolas" w:cs="Consolas"/>
+        </w:rPr>
+        <w:t xml:space="preserve">    </w:t>
+      </w:r>
+      <w:proofErr w:type="spellStart"/>
+      <w:proofErr w:type="gramStart"/>
+      <w:r>
+        <w:rPr>
+          <w:rFonts w:ascii="Consolas" w:hAnsi="Consolas" w:cs="Consolas"/>
+        </w:rPr>
+        <w:t>fd</w:t>
+      </w:r>
+      <w:proofErr w:type="spellEnd"/>
+      <w:proofErr w:type="gramEnd"/>
+      <w:r>
+        <w:rPr>
+          <w:rFonts w:ascii="Consolas" w:hAnsi="Consolas" w:cs="Consolas"/>
+        </w:rPr>
+        <w:t xml:space="preserve"> = open("/dev/</w:t>
+      </w:r>
+      <w:proofErr w:type="spellStart"/>
+      <w:r>
+        <w:rPr>
+          <w:rFonts w:ascii="Consolas" w:hAnsi="Consolas" w:cs="Consolas"/>
+        </w:rPr>
+        <w:t>gpio</w:t>
+      </w:r>
+      <w:proofErr w:type="spellEnd"/>
+      <w:r>
+        <w:rPr>
+          <w:rFonts w:ascii="Consolas" w:hAnsi="Consolas" w:cs="Consolas"/>
+        </w:rPr>
+        <w:t xml:space="preserve">", O_RDWR); </w:t>
+      </w:r>
+    </w:p>
+    <w:p>
+      <w:pPr>
+        <w:tabs>
+          <w:tab w:val="left" w:pos="960"/>
+          <w:tab w:val="left" w:pos="1920"/>
+          <w:tab w:val="left" w:pos="2880"/>
+          <w:tab w:val="left" w:pos="3840"/>
+          <w:tab w:val="left" w:pos="4800"/>
+          <w:tab w:val="left" w:pos="5760"/>
+          <w:tab w:val="left" w:pos="6720"/>
+          <w:tab w:val="left" w:pos="7680"/>
+          <w:tab w:val="left" w:pos="8640"/>
+          <w:tab w:val="left" w:pos="9600"/>
+          <w:tab w:val="left" w:pos="10560"/>
+          <w:tab w:val="left" w:pos="11520"/>
+          <w:tab w:val="left" w:pos="12480"/>
+          <w:tab w:val="left" w:pos="13440"/>
+          <w:tab w:val="left" w:pos="14400"/>
+          <w:tab w:val="left" w:pos="15360"/>
+          <w:tab w:val="left" w:pos="16320"/>
+          <w:tab w:val="left" w:pos="17280"/>
+          <w:tab w:val="left" w:pos="18240"/>
+          <w:tab w:val="left" w:pos="19200"/>
+          <w:tab w:val="left" w:pos="20160"/>
+          <w:tab w:val="left" w:pos="21120"/>
+          <w:tab w:val="left" w:pos="22080"/>
+          <w:tab w:val="left" w:pos="23040"/>
+          <w:tab w:val="left" w:pos="24000"/>
+          <w:tab w:val="left" w:pos="24960"/>
+          <w:tab w:val="left" w:pos="25920"/>
+          <w:tab w:val="left" w:pos="26880"/>
+          <w:tab w:val="left" w:pos="27840"/>
+          <w:tab w:val="left" w:pos="28800"/>
+          <w:tab w:val="left" w:pos="29760"/>
+          <w:tab w:val="left" w:pos="30720"/>
+        </w:tabs>
+        <w:autoSpaceDE w:val="0"/>
+        <w:autoSpaceDN w:val="0"/>
+        <w:adjustRightInd w:val="0"/>
+        <w:spacing w:after="0" w:line="240" w:lineRule="auto"/>
+        <w:rPr>
+          <w:rFonts w:ascii="Consolas" w:hAnsi="Consolas" w:cs="Consolas"/>
+        </w:rPr>
+      </w:pPr>
+      <w:r>
+        <w:rPr>
+          <w:rFonts w:ascii="Consolas" w:hAnsi="Consolas" w:cs="Consolas"/>
+        </w:rPr>
+        <w:t xml:space="preserve">    </w:t>
+      </w:r>
+      <w:proofErr w:type="gramStart"/>
+      <w:r>
+        <w:rPr>
+          <w:rFonts w:ascii="Consolas" w:hAnsi="Consolas" w:cs="Consolas"/>
+        </w:rPr>
+        <w:t>if</w:t>
+      </w:r>
+      <w:proofErr w:type="gramEnd"/>
+      <w:r>
+        <w:rPr>
+          <w:rFonts w:ascii="Consolas" w:hAnsi="Consolas" w:cs="Consolas"/>
+        </w:rPr>
+        <w:t xml:space="preserve"> (</w:t>
+      </w:r>
+      <w:proofErr w:type="spellStart"/>
+      <w:r>
+        <w:rPr>
+          <w:rFonts w:ascii="Consolas" w:hAnsi="Consolas" w:cs="Consolas"/>
+        </w:rPr>
+        <w:t>fd</w:t>
+      </w:r>
+      <w:proofErr w:type="spellEnd"/>
+      <w:r>
+        <w:rPr>
+          <w:rFonts w:ascii="Consolas" w:hAnsi="Consolas" w:cs="Consolas"/>
+        </w:rPr>
+        <w:t xml:space="preserve"> == -1) return -1;</w:t>
+      </w:r>
+    </w:p>
+    <w:p>
+      <w:pPr>
+        <w:tabs>
+          <w:tab w:val="left" w:pos="960"/>
+          <w:tab w:val="left" w:pos="1920"/>
+          <w:tab w:val="left" w:pos="2880"/>
+          <w:tab w:val="left" w:pos="3840"/>
+          <w:tab w:val="left" w:pos="4800"/>
+          <w:tab w:val="left" w:pos="5760"/>
+          <w:tab w:val="left" w:pos="6720"/>
+          <w:tab w:val="left" w:pos="7680"/>
+          <w:tab w:val="left" w:pos="8640"/>
+          <w:tab w:val="left" w:pos="9600"/>
+          <w:tab w:val="left" w:pos="10560"/>
+          <w:tab w:val="left" w:pos="11520"/>
+          <w:tab w:val="left" w:pos="12480"/>
+          <w:tab w:val="left" w:pos="13440"/>
+          <w:tab w:val="left" w:pos="14400"/>
+          <w:tab w:val="left" w:pos="15360"/>
+          <w:tab w:val="left" w:pos="16320"/>
+          <w:tab w:val="left" w:pos="17280"/>
+          <w:tab w:val="left" w:pos="18240"/>
+          <w:tab w:val="left" w:pos="19200"/>
+          <w:tab w:val="left" w:pos="20160"/>
+          <w:tab w:val="left" w:pos="21120"/>
+          <w:tab w:val="left" w:pos="22080"/>
+          <w:tab w:val="left" w:pos="23040"/>
+          <w:tab w:val="left" w:pos="24000"/>
+          <w:tab w:val="left" w:pos="24960"/>
+          <w:tab w:val="left" w:pos="25920"/>
+          <w:tab w:val="left" w:pos="26880"/>
+          <w:tab w:val="left" w:pos="27840"/>
+          <w:tab w:val="left" w:pos="28800"/>
+          <w:tab w:val="left" w:pos="29760"/>
+          <w:tab w:val="left" w:pos="30720"/>
+        </w:tabs>
+        <w:autoSpaceDE w:val="0"/>
+        <w:autoSpaceDN w:val="0"/>
+        <w:adjustRightInd w:val="0"/>
+        <w:spacing w:after="0" w:line="240" w:lineRule="auto"/>
+        <w:rPr>
+          <w:rFonts w:ascii="Consolas" w:hAnsi="Consolas" w:cs="Consolas"/>
+        </w:rPr>
+      </w:pPr>
+    </w:p>
+    <w:p>
+      <w:pPr>
+        <w:tabs>
+          <w:tab w:val="left" w:pos="960"/>
+          <w:tab w:val="left" w:pos="1920"/>
+          <w:tab w:val="left" w:pos="2880"/>
+          <w:tab w:val="left" w:pos="3840"/>
+          <w:tab w:val="left" w:pos="4800"/>
+          <w:tab w:val="left" w:pos="5760"/>
+          <w:tab w:val="left" w:pos="6720"/>
+          <w:tab w:val="left" w:pos="7680"/>
+          <w:tab w:val="left" w:pos="8640"/>
+          <w:tab w:val="left" w:pos="9600"/>
+          <w:tab w:val="left" w:pos="10560"/>
+          <w:tab w:val="left" w:pos="11520"/>
+          <w:tab w:val="left" w:pos="12480"/>
+          <w:tab w:val="left" w:pos="13440"/>
+          <w:tab w:val="left" w:pos="14400"/>
+          <w:tab w:val="left" w:pos="15360"/>
+          <w:tab w:val="left" w:pos="16320"/>
+          <w:tab w:val="left" w:pos="17280"/>
+          <w:tab w:val="left" w:pos="18240"/>
+          <w:tab w:val="left" w:pos="19200"/>
+          <w:tab w:val="left" w:pos="20160"/>
+          <w:tab w:val="left" w:pos="21120"/>
+          <w:tab w:val="left" w:pos="22080"/>
+          <w:tab w:val="left" w:pos="23040"/>
+          <w:tab w:val="left" w:pos="24000"/>
+          <w:tab w:val="left" w:pos="24960"/>
+          <w:tab w:val="left" w:pos="25920"/>
+          <w:tab w:val="left" w:pos="26880"/>
+          <w:tab w:val="left" w:pos="27840"/>
+          <w:tab w:val="left" w:pos="28800"/>
+          <w:tab w:val="left" w:pos="29760"/>
+          <w:tab w:val="left" w:pos="30720"/>
+        </w:tabs>
+        <w:autoSpaceDE w:val="0"/>
+        <w:autoSpaceDN w:val="0"/>
+        <w:adjustRightInd w:val="0"/>
+        <w:spacing w:after="0" w:line="240" w:lineRule="auto"/>
+        <w:rPr>
+          <w:rFonts w:ascii="Consolas" w:hAnsi="Consolas" w:cs="Consolas"/>
+        </w:rPr>
+      </w:pPr>
+      <w:r>
+        <w:rPr>
+          <w:rFonts w:ascii="Consolas" w:hAnsi="Consolas" w:cs="Consolas"/>
+        </w:rPr>
+        <w:t xml:space="preserve">    </w:t>
+      </w:r>
+      <w:proofErr w:type="gramStart"/>
+      <w:r>
+        <w:rPr>
+          <w:rFonts w:ascii="Consolas" w:hAnsi="Consolas" w:cs="Consolas"/>
+        </w:rPr>
+        <w:t>val</w:t>
+      </w:r>
+      <w:proofErr w:type="gramEnd"/>
+      <w:r>
+        <w:rPr>
+          <w:rFonts w:ascii="Consolas" w:hAnsi="Consolas" w:cs="Consolas"/>
+        </w:rPr>
+        <w:t xml:space="preserve"> = 1;</w:t>
+      </w:r>
+    </w:p>
+    <w:p>
+      <w:pPr>
+        <w:tabs>
+          <w:tab w:val="left" w:pos="960"/>
+          <w:tab w:val="left" w:pos="1920"/>
+          <w:tab w:val="left" w:pos="2880"/>
+          <w:tab w:val="left" w:pos="3840"/>
+          <w:tab w:val="left" w:pos="4800"/>
+          <w:tab w:val="left" w:pos="5760"/>
+          <w:tab w:val="left" w:pos="6720"/>
+          <w:tab w:val="left" w:pos="7680"/>
+          <w:tab w:val="left" w:pos="8640"/>
+          <w:tab w:val="left" w:pos="9600"/>
+          <w:tab w:val="left" w:pos="10560"/>
+          <w:tab w:val="left" w:pos="11520"/>
+          <w:tab w:val="left" w:pos="12480"/>
+          <w:tab w:val="left" w:pos="13440"/>
+          <w:tab w:val="left" w:pos="14400"/>
+          <w:tab w:val="left" w:pos="15360"/>
+          <w:tab w:val="left" w:pos="16320"/>
+          <w:tab w:val="left" w:pos="17280"/>
+          <w:tab w:val="left" w:pos="18240"/>
+          <w:tab w:val="left" w:pos="19200"/>
+          <w:tab w:val="left" w:pos="20160"/>
+          <w:tab w:val="left" w:pos="21120"/>
+          <w:tab w:val="left" w:pos="22080"/>
+          <w:tab w:val="left" w:pos="23040"/>
+          <w:tab w:val="left" w:pos="24000"/>
+          <w:tab w:val="left" w:pos="24960"/>
+          <w:tab w:val="left" w:pos="25920"/>
+          <w:tab w:val="left" w:pos="26880"/>
+          <w:tab w:val="left" w:pos="27840"/>
+          <w:tab w:val="left" w:pos="28800"/>
+          <w:tab w:val="left" w:pos="29760"/>
+          <w:tab w:val="left" w:pos="30720"/>
+        </w:tabs>
+        <w:autoSpaceDE w:val="0"/>
+        <w:autoSpaceDN w:val="0"/>
+        <w:adjustRightInd w:val="0"/>
+        <w:spacing w:after="0" w:line="240" w:lineRule="auto"/>
+        <w:rPr>
+          <w:rFonts w:ascii="Consolas" w:hAnsi="Consolas" w:cs="Consolas"/>
+        </w:rPr>
+      </w:pPr>
+      <w:r>
+        <w:rPr>
+          <w:rFonts w:ascii="Consolas" w:hAnsi="Consolas" w:cs="Consolas"/>
+        </w:rPr>
+        <w:t xml:space="preserve">    </w:t>
+      </w:r>
+      <w:proofErr w:type="spellStart"/>
+      <w:proofErr w:type="gramStart"/>
+      <w:r>
+        <w:rPr>
+          <w:rFonts w:ascii="Consolas" w:hAnsi="Consolas" w:cs="Consolas"/>
+        </w:rPr>
+        <w:t>ioctl</w:t>
+      </w:r>
+      <w:proofErr w:type="spellEnd"/>
+      <w:r>
+        <w:rPr>
+          <w:rFonts w:ascii="Consolas" w:hAnsi="Consolas" w:cs="Consolas"/>
+        </w:rPr>
+        <w:t>(</w:t>
+      </w:r>
+      <w:proofErr w:type="spellStart"/>
+      <w:proofErr w:type="gramEnd"/>
+      <w:r>
+        <w:rPr>
+          <w:rFonts w:ascii="Consolas" w:hAnsi="Consolas" w:cs="Consolas"/>
+        </w:rPr>
+        <w:t>fd</w:t>
+      </w:r>
+      <w:proofErr w:type="spellEnd"/>
+      <w:r>
+        <w:rPr>
+          <w:rFonts w:ascii="Consolas" w:hAnsi="Consolas" w:cs="Consolas"/>
+        </w:rPr>
+        <w:t>, GPIO_CMD_SET_BUZZER, &amp;val);</w:t>
+      </w:r>
+    </w:p>
+    <w:p>
+      <w:pPr>
+        <w:tabs>
+          <w:tab w:val="left" w:pos="960"/>
+          <w:tab w:val="left" w:pos="1920"/>
+          <w:tab w:val="left" w:pos="2880"/>
+          <w:tab w:val="left" w:pos="3840"/>
+          <w:tab w:val="left" w:pos="4800"/>
+          <w:tab w:val="left" w:pos="5760"/>
+          <w:tab w:val="left" w:pos="6720"/>
+          <w:tab w:val="left" w:pos="7680"/>
+          <w:tab w:val="left" w:pos="8640"/>
+          <w:tab w:val="left" w:pos="9600"/>
+          <w:tab w:val="left" w:pos="10560"/>
+          <w:tab w:val="left" w:pos="11520"/>
+          <w:tab w:val="left" w:pos="12480"/>
+          <w:tab w:val="left" w:pos="13440"/>
+          <w:tab w:val="left" w:pos="14400"/>
+          <w:tab w:val="left" w:pos="15360"/>
+          <w:tab w:val="left" w:pos="16320"/>
+          <w:tab w:val="left" w:pos="17280"/>
+          <w:tab w:val="left" w:pos="18240"/>
+          <w:tab w:val="left" w:pos="19200"/>
+          <w:tab w:val="left" w:pos="20160"/>
+          <w:tab w:val="left" w:pos="21120"/>
+          <w:tab w:val="left" w:pos="22080"/>
+          <w:tab w:val="left" w:pos="23040"/>
+          <w:tab w:val="left" w:pos="24000"/>
+          <w:tab w:val="left" w:pos="24960"/>
+          <w:tab w:val="left" w:pos="25920"/>
+          <w:tab w:val="left" w:pos="26880"/>
+          <w:tab w:val="left" w:pos="27840"/>
+          <w:tab w:val="left" w:pos="28800"/>
+          <w:tab w:val="left" w:pos="29760"/>
+          <w:tab w:val="left" w:pos="30720"/>
+        </w:tabs>
+        <w:autoSpaceDE w:val="0"/>
+        <w:autoSpaceDN w:val="0"/>
+        <w:adjustRightInd w:val="0"/>
+        <w:spacing w:after="0" w:line="240" w:lineRule="auto"/>
+        <w:rPr>
+          <w:rFonts w:ascii="Consolas" w:hAnsi="Consolas" w:cs="Consolas"/>
+        </w:rPr>
+      </w:pPr>
+      <w:r>
+        <w:rPr>
+          <w:rFonts w:ascii="Consolas" w:hAnsi="Consolas" w:cs="Consolas"/>
+        </w:rPr>
+        <w:t xml:space="preserve">    </w:t>
+      </w:r>
+      <w:proofErr w:type="spellStart"/>
+      <w:proofErr w:type="gramStart"/>
+      <w:r>
+        <w:rPr>
+          <w:rFonts w:ascii="Consolas" w:hAnsi="Consolas" w:cs="Consolas"/>
+        </w:rPr>
+        <w:t>sleep</w:t>
+      </w:r>
+      <w:proofErr w:type="spellEnd"/>
+      <w:r>
+        <w:rPr>
+          <w:rFonts w:ascii="Consolas" w:hAnsi="Consolas" w:cs="Consolas"/>
+        </w:rPr>
+        <w:t>(</w:t>
+      </w:r>
+      <w:proofErr w:type="gramEnd"/>
+      <w:r>
+        <w:rPr>
+          <w:rFonts w:ascii="Consolas" w:hAnsi="Consolas" w:cs="Consolas"/>
+        </w:rPr>
+        <w:t>1);</w:t>
+      </w:r>
+    </w:p>
+    <w:p>
+      <w:pPr>
+        <w:tabs>
+          <w:tab w:val="left" w:pos="960"/>
+          <w:tab w:val="left" w:pos="1920"/>
+          <w:tab w:val="left" w:pos="2880"/>
+          <w:tab w:val="left" w:pos="3840"/>
+          <w:tab w:val="left" w:pos="4800"/>
+          <w:tab w:val="left" w:pos="5760"/>
+          <w:tab w:val="left" w:pos="6720"/>
+          <w:tab w:val="left" w:pos="7680"/>
+          <w:tab w:val="left" w:pos="8640"/>
+          <w:tab w:val="left" w:pos="9600"/>
+          <w:tab w:val="left" w:pos="10560"/>
+          <w:tab w:val="left" w:pos="11520"/>
+          <w:tab w:val="left" w:pos="12480"/>
+          <w:tab w:val="left" w:pos="13440"/>
+          <w:tab w:val="left" w:pos="14400"/>
+          <w:tab w:val="left" w:pos="15360"/>
+          <w:tab w:val="left" w:pos="16320"/>
+          <w:tab w:val="left" w:pos="17280"/>
+          <w:tab w:val="left" w:pos="18240"/>
+          <w:tab w:val="left" w:pos="19200"/>
+          <w:tab w:val="left" w:pos="20160"/>
+          <w:tab w:val="left" w:pos="21120"/>
+          <w:tab w:val="left" w:pos="22080"/>
+          <w:tab w:val="left" w:pos="23040"/>
+          <w:tab w:val="left" w:pos="24000"/>
+          <w:tab w:val="left" w:pos="24960"/>
+          <w:tab w:val="left" w:pos="25920"/>
+          <w:tab w:val="left" w:pos="26880"/>
+          <w:tab w:val="left" w:pos="27840"/>
+          <w:tab w:val="left" w:pos="28800"/>
+          <w:tab w:val="left" w:pos="29760"/>
+          <w:tab w:val="left" w:pos="30720"/>
+        </w:tabs>
+        <w:autoSpaceDE w:val="0"/>
+        <w:autoSpaceDN w:val="0"/>
+        <w:adjustRightInd w:val="0"/>
+        <w:spacing w:after="0" w:line="240" w:lineRule="auto"/>
+        <w:rPr>
+          <w:rFonts w:ascii="Consolas" w:hAnsi="Consolas" w:cs="Consolas"/>
+        </w:rPr>
+      </w:pPr>
+      <w:r>
+        <w:rPr>
+          <w:rFonts w:ascii="Consolas" w:hAnsi="Consolas" w:cs="Consolas"/>
+        </w:rPr>
+        <w:t xml:space="preserve">    </w:t>
+      </w:r>
+      <w:proofErr w:type="gramStart"/>
+      <w:r>
+        <w:rPr>
+          <w:rFonts w:ascii="Consolas" w:hAnsi="Consolas" w:cs="Consolas"/>
+        </w:rPr>
+        <w:t>val</w:t>
+      </w:r>
+      <w:proofErr w:type="gramEnd"/>
+      <w:r>
+        <w:rPr>
+          <w:rFonts w:ascii="Consolas" w:hAnsi="Consolas" w:cs="Consolas"/>
+        </w:rPr>
+        <w:t xml:space="preserve"> = 0;</w:t>
+      </w:r>
+    </w:p>
+    <w:p>
+      <w:pPr>
+        <w:tabs>
+          <w:tab w:val="left" w:pos="960"/>
+          <w:tab w:val="left" w:pos="1920"/>
+          <w:tab w:val="left" w:pos="2880"/>
+          <w:tab w:val="left" w:pos="3840"/>
+          <w:tab w:val="left" w:pos="4800"/>
+          <w:tab w:val="left" w:pos="5760"/>
+          <w:tab w:val="left" w:pos="6720"/>
+          <w:tab w:val="left" w:pos="7680"/>
+          <w:tab w:val="left" w:pos="8640"/>
+          <w:tab w:val="left" w:pos="9600"/>
+          <w:tab w:val="left" w:pos="10560"/>
+          <w:tab w:val="left" w:pos="11520"/>
+          <w:tab w:val="left" w:pos="12480"/>
+          <w:tab w:val="left" w:pos="13440"/>
+          <w:tab w:val="left" w:pos="14400"/>
+          <w:tab w:val="left" w:pos="15360"/>
+          <w:tab w:val="left" w:pos="16320"/>
+          <w:tab w:val="left" w:pos="17280"/>
+          <w:tab w:val="left" w:pos="18240"/>
+          <w:tab w:val="left" w:pos="19200"/>
+          <w:tab w:val="left" w:pos="20160"/>
+          <w:tab w:val="left" w:pos="21120"/>
+          <w:tab w:val="left" w:pos="22080"/>
+          <w:tab w:val="left" w:pos="23040"/>
+          <w:tab w:val="left" w:pos="24000"/>
+          <w:tab w:val="left" w:pos="24960"/>
+          <w:tab w:val="left" w:pos="25920"/>
+          <w:tab w:val="left" w:pos="26880"/>
+          <w:tab w:val="left" w:pos="27840"/>
+          <w:tab w:val="left" w:pos="28800"/>
+          <w:tab w:val="left" w:pos="29760"/>
+          <w:tab w:val="left" w:pos="30720"/>
+        </w:tabs>
+        <w:autoSpaceDE w:val="0"/>
+        <w:autoSpaceDN w:val="0"/>
+        <w:adjustRightInd w:val="0"/>
+        <w:spacing w:after="0" w:line="240" w:lineRule="auto"/>
+        <w:rPr>
+          <w:rFonts w:ascii="Consolas" w:hAnsi="Consolas" w:cs="Consolas"/>
+        </w:rPr>
+      </w:pPr>
+      <w:r>
+        <w:rPr>
+          <w:rFonts w:ascii="Consolas" w:hAnsi="Consolas" w:cs="Consolas"/>
+        </w:rPr>
+        <w:t xml:space="preserve">    </w:t>
+      </w:r>
+      <w:proofErr w:type="spellStart"/>
+      <w:proofErr w:type="gramStart"/>
+      <w:r>
+        <w:rPr>
+          <w:rFonts w:ascii="Consolas" w:hAnsi="Consolas" w:cs="Consolas"/>
+        </w:rPr>
+        <w:t>ioctl</w:t>
+      </w:r>
+      <w:proofErr w:type="spellEnd"/>
+      <w:r>
+        <w:rPr>
+          <w:rFonts w:ascii="Consolas" w:hAnsi="Consolas" w:cs="Consolas"/>
+        </w:rPr>
+        <w:t>(</w:t>
+      </w:r>
+      <w:proofErr w:type="spellStart"/>
+      <w:proofErr w:type="gramEnd"/>
+      <w:r>
+        <w:rPr>
+          <w:rFonts w:ascii="Consolas" w:hAnsi="Consolas" w:cs="Consolas"/>
+        </w:rPr>
+        <w:t>fd</w:t>
+      </w:r>
+      <w:proofErr w:type="spellEnd"/>
+      <w:r>
+        <w:rPr>
+          <w:rFonts w:ascii="Consolas" w:hAnsi="Consolas" w:cs="Consolas"/>
+        </w:rPr>
+        <w:t>, GPIO_CMD_SET_BUZZER, &amp;val);</w:t>
+      </w:r>
+    </w:p>
+    <w:p>
+      <w:pPr>
+        <w:tabs>
+          <w:tab w:val="left" w:pos="960"/>
+          <w:tab w:val="left" w:pos="1920"/>
+          <w:tab w:val="left" w:pos="2880"/>
+          <w:tab w:val="left" w:pos="3840"/>
+          <w:tab w:val="left" w:pos="4800"/>
+          <w:tab w:val="left" w:pos="5760"/>
+          <w:tab w:val="left" w:pos="6720"/>
+          <w:tab w:val="left" w:pos="7680"/>
+          <w:tab w:val="left" w:pos="8640"/>
+          <w:tab w:val="left" w:pos="9600"/>
+          <w:tab w:val="left" w:pos="10560"/>
+          <w:tab w:val="left" w:pos="11520"/>
+          <w:tab w:val="left" w:pos="12480"/>
+          <w:tab w:val="left" w:pos="13440"/>
+          <w:tab w:val="left" w:pos="14400"/>
+          <w:tab w:val="left" w:pos="15360"/>
+          <w:tab w:val="left" w:pos="16320"/>
+          <w:tab w:val="left" w:pos="17280"/>
+          <w:tab w:val="left" w:pos="18240"/>
+          <w:tab w:val="left" w:pos="19200"/>
+          <w:tab w:val="left" w:pos="20160"/>
+          <w:tab w:val="left" w:pos="21120"/>
+          <w:tab w:val="left" w:pos="22080"/>
+          <w:tab w:val="left" w:pos="23040"/>
+          <w:tab w:val="left" w:pos="24000"/>
+          <w:tab w:val="left" w:pos="24960"/>
+          <w:tab w:val="left" w:pos="25920"/>
+          <w:tab w:val="left" w:pos="26880"/>
+          <w:tab w:val="left" w:pos="27840"/>
+          <w:tab w:val="left" w:pos="28800"/>
+          <w:tab w:val="left" w:pos="29760"/>
+          <w:tab w:val="left" w:pos="30720"/>
+        </w:tabs>
+        <w:autoSpaceDE w:val="0"/>
+        <w:autoSpaceDN w:val="0"/>
+        <w:adjustRightInd w:val="0"/>
+        <w:spacing w:after="0" w:line="240" w:lineRule="auto"/>
+        <w:rPr>
+          <w:rFonts w:ascii="Consolas" w:hAnsi="Consolas" w:cs="Consolas"/>
+        </w:rPr>
+      </w:pPr>
+    </w:p>
+    <w:p>
+      <w:pPr>
+        <w:tabs>
+          <w:tab w:val="left" w:pos="960"/>
+          <w:tab w:val="left" w:pos="1920"/>
+          <w:tab w:val="left" w:pos="2880"/>
+          <w:tab w:val="left" w:pos="3840"/>
+          <w:tab w:val="left" w:pos="4800"/>
+          <w:tab w:val="left" w:pos="5760"/>
+          <w:tab w:val="left" w:pos="6720"/>
+          <w:tab w:val="left" w:pos="7680"/>
+          <w:tab w:val="left" w:pos="8640"/>
+          <w:tab w:val="left" w:pos="9600"/>
+          <w:tab w:val="left" w:pos="10560"/>
+          <w:tab w:val="left" w:pos="11520"/>
+          <w:tab w:val="left" w:pos="12480"/>
+          <w:tab w:val="left" w:pos="13440"/>
+          <w:tab w:val="left" w:pos="14400"/>
+          <w:tab w:val="left" w:pos="15360"/>
+          <w:tab w:val="left" w:pos="16320"/>
+          <w:tab w:val="left" w:pos="17280"/>
+          <w:tab w:val="left" w:pos="18240"/>
+          <w:tab w:val="left" w:pos="19200"/>
+          <w:tab w:val="left" w:pos="20160"/>
+          <w:tab w:val="left" w:pos="21120"/>
+          <w:tab w:val="left" w:pos="22080"/>
+          <w:tab w:val="left" w:pos="23040"/>
+          <w:tab w:val="left" w:pos="24000"/>
+          <w:tab w:val="left" w:pos="24960"/>
+          <w:tab w:val="left" w:pos="25920"/>
+          <w:tab w:val="left" w:pos="26880"/>
+          <w:tab w:val="left" w:pos="27840"/>
+          <w:tab w:val="left" w:pos="28800"/>
+          <w:tab w:val="left" w:pos="29760"/>
+          <w:tab w:val="left" w:pos="30720"/>
+        </w:tabs>
+        <w:autoSpaceDE w:val="0"/>
+        <w:autoSpaceDN w:val="0"/>
+        <w:adjustRightInd w:val="0"/>
+        <w:spacing w:after="0" w:line="240" w:lineRule="auto"/>
+        <w:rPr>
+          <w:rFonts w:ascii="Consolas" w:hAnsi="Consolas" w:cs="Consolas"/>
+        </w:rPr>
+      </w:pPr>
+      <w:r>
+        <w:rPr>
+          <w:rFonts w:ascii="Consolas" w:hAnsi="Consolas" w:cs="Consolas"/>
+        </w:rPr>
+        <w:t xml:space="preserve">    </w:t>
+      </w:r>
+      <w:proofErr w:type="gramStart"/>
+      <w:r>
+        <w:rPr>
+          <w:rFonts w:ascii="Consolas" w:hAnsi="Consolas" w:cs="Consolas"/>
+        </w:rPr>
+        <w:t>for</w:t>
+      </w:r>
+      <w:proofErr w:type="gramEnd"/>
+      <w:r>
+        <w:rPr>
+          <w:rFonts w:ascii="Consolas" w:hAnsi="Consolas" w:cs="Consolas"/>
+        </w:rPr>
+        <w:t xml:space="preserve"> (cycle = 0; cycle &lt; 4; cycle++) { </w:t>
+      </w:r>
+    </w:p>
+    <w:p>
+      <w:pPr>
+        <w:tabs>
+          <w:tab w:val="left" w:pos="960"/>
+          <w:tab w:val="left" w:pos="1920"/>
+          <w:tab w:val="left" w:pos="2880"/>
+          <w:tab w:val="left" w:pos="3840"/>
+          <w:tab w:val="left" w:pos="4800"/>
+          <w:tab w:val="left" w:pos="5760"/>
+          <w:tab w:val="left" w:pos="6720"/>
+          <w:tab w:val="left" w:pos="7680"/>
+          <w:tab w:val="left" w:pos="8640"/>
+          <w:tab w:val="left" w:pos="9600"/>
+          <w:tab w:val="left" w:pos="10560"/>
+          <w:tab w:val="left" w:pos="11520"/>
+          <w:tab w:val="left" w:pos="12480"/>
+          <w:tab w:val="left" w:pos="13440"/>
+          <w:tab w:val="left" w:pos="14400"/>
+          <w:tab w:val="left" w:pos="15360"/>
+          <w:tab w:val="left" w:pos="16320"/>
+          <w:tab w:val="left" w:pos="17280"/>
+          <w:tab w:val="left" w:pos="18240"/>
+          <w:tab w:val="left" w:pos="19200"/>
+          <w:tab w:val="left" w:pos="20160"/>
+          <w:tab w:val="left" w:pos="21120"/>
+          <w:tab w:val="left" w:pos="22080"/>
+          <w:tab w:val="left" w:pos="23040"/>
+          <w:tab w:val="left" w:pos="24000"/>
+          <w:tab w:val="left" w:pos="24960"/>
+          <w:tab w:val="left" w:pos="25920"/>
+          <w:tab w:val="left" w:pos="26880"/>
+          <w:tab w:val="left" w:pos="27840"/>
+          <w:tab w:val="left" w:pos="28800"/>
+          <w:tab w:val="left" w:pos="29760"/>
+          <w:tab w:val="left" w:pos="30720"/>
+        </w:tabs>
+        <w:autoSpaceDE w:val="0"/>
+        <w:autoSpaceDN w:val="0"/>
+        <w:adjustRightInd w:val="0"/>
+        <w:spacing w:after="0" w:line="240" w:lineRule="auto"/>
+        <w:rPr>
+          <w:rFonts w:ascii="Consolas" w:hAnsi="Consolas" w:cs="Consolas"/>
+        </w:rPr>
+      </w:pPr>
+    </w:p>
+    <w:p>
+      <w:pPr>
+        <w:tabs>
+          <w:tab w:val="left" w:pos="960"/>
+          <w:tab w:val="left" w:pos="1920"/>
+          <w:tab w:val="left" w:pos="2880"/>
+          <w:tab w:val="left" w:pos="3840"/>
+          <w:tab w:val="left" w:pos="4800"/>
+          <w:tab w:val="left" w:pos="5760"/>
+          <w:tab w:val="left" w:pos="6720"/>
+          <w:tab w:val="left" w:pos="7680"/>
+          <w:tab w:val="left" w:pos="8640"/>
+          <w:tab w:val="left" w:pos="9600"/>
+          <w:tab w:val="left" w:pos="10560"/>
+          <w:tab w:val="left" w:pos="11520"/>
+          <w:tab w:val="left" w:pos="12480"/>
+          <w:tab w:val="left" w:pos="13440"/>
+          <w:tab w:val="left" w:pos="14400"/>
+          <w:tab w:val="left" w:pos="15360"/>
+          <w:tab w:val="left" w:pos="16320"/>
+          <w:tab w:val="left" w:pos="17280"/>
+          <w:tab w:val="left" w:pos="18240"/>
+          <w:tab w:val="left" w:pos="19200"/>
+          <w:tab w:val="left" w:pos="20160"/>
+          <w:tab w:val="left" w:pos="21120"/>
+          <w:tab w:val="left" w:pos="22080"/>
+          <w:tab w:val="left" w:pos="23040"/>
+          <w:tab w:val="left" w:pos="24000"/>
+          <w:tab w:val="left" w:pos="24960"/>
+          <w:tab w:val="left" w:pos="25920"/>
+          <w:tab w:val="left" w:pos="26880"/>
+          <w:tab w:val="left" w:pos="27840"/>
+          <w:tab w:val="left" w:pos="28800"/>
+          <w:tab w:val="left" w:pos="29760"/>
+          <w:tab w:val="left" w:pos="30720"/>
+        </w:tabs>
+        <w:autoSpaceDE w:val="0"/>
+        <w:autoSpaceDN w:val="0"/>
+        <w:adjustRightInd w:val="0"/>
+        <w:spacing w:after="0" w:line="240" w:lineRule="auto"/>
+        <w:rPr>
+          <w:rFonts w:ascii="Consolas" w:hAnsi="Consolas" w:cs="Consolas"/>
+        </w:rPr>
+      </w:pPr>
+      <w:r>
+        <w:rPr>
+          <w:rFonts w:ascii="Consolas" w:hAnsi="Consolas" w:cs="Consolas"/>
+        </w:rPr>
+        <w:t xml:space="preserve">        </w:t>
+      </w:r>
+      <w:proofErr w:type="gramStart"/>
+      <w:r>
+        <w:rPr>
+          <w:rFonts w:ascii="Consolas" w:hAnsi="Consolas" w:cs="Consolas"/>
+        </w:rPr>
+        <w:t>val</w:t>
+      </w:r>
+      <w:proofErr w:type="gramEnd"/>
+      <w:r>
+        <w:rPr>
+          <w:rFonts w:ascii="Consolas" w:hAnsi="Consolas" w:cs="Consolas"/>
+        </w:rPr>
+        <w:t xml:space="preserve"> = LED_POWER; </w:t>
+      </w:r>
+    </w:p>
+    <w:p>
+      <w:pPr>
+        <w:tabs>
+          <w:tab w:val="left" w:pos="960"/>
+          <w:tab w:val="left" w:pos="1920"/>
+          <w:tab w:val="left" w:pos="2880"/>
+          <w:tab w:val="left" w:pos="3840"/>
+          <w:tab w:val="left" w:pos="4800"/>
+          <w:tab w:val="left" w:pos="5760"/>
+          <w:tab w:val="left" w:pos="6720"/>
+          <w:tab w:val="left" w:pos="7680"/>
+          <w:tab w:val="left" w:pos="8640"/>
+          <w:tab w:val="left" w:pos="9600"/>
+          <w:tab w:val="left" w:pos="10560"/>
+          <w:tab w:val="left" w:pos="11520"/>
+          <w:tab w:val="left" w:pos="12480"/>
+          <w:tab w:val="left" w:pos="13440"/>
+          <w:tab w:val="left" w:pos="14400"/>
+          <w:tab w:val="left" w:pos="15360"/>
+          <w:tab w:val="left" w:pos="16320"/>
+          <w:tab w:val="left" w:pos="17280"/>
+          <w:tab w:val="left" w:pos="18240"/>
+          <w:tab w:val="left" w:pos="19200"/>
+          <w:tab w:val="left" w:pos="20160"/>
+          <w:tab w:val="left" w:pos="21120"/>
+          <w:tab w:val="left" w:pos="22080"/>
+          <w:tab w:val="left" w:pos="23040"/>
+          <w:tab w:val="left" w:pos="24000"/>
+          <w:tab w:val="left" w:pos="24960"/>
+          <w:tab w:val="left" w:pos="25920"/>
+          <w:tab w:val="left" w:pos="26880"/>
+          <w:tab w:val="left" w:pos="27840"/>
+          <w:tab w:val="left" w:pos="28800"/>
+          <w:tab w:val="left" w:pos="29760"/>
+          <w:tab w:val="left" w:pos="30720"/>
+        </w:tabs>
+        <w:autoSpaceDE w:val="0"/>
+        <w:autoSpaceDN w:val="0"/>
+        <w:adjustRightInd w:val="0"/>
+        <w:spacing w:after="0" w:line="240" w:lineRule="auto"/>
+        <w:rPr>
+          <w:rFonts w:ascii="Consolas" w:hAnsi="Consolas" w:cs="Consolas"/>
+        </w:rPr>
+      </w:pPr>
+      <w:r>
+        <w:rPr>
+          <w:rFonts w:ascii="Consolas" w:hAnsi="Consolas" w:cs="Consolas"/>
+        </w:rPr>
+        <w:t xml:space="preserve">        </w:t>
+      </w:r>
+      <w:proofErr w:type="spellStart"/>
+      <w:proofErr w:type="gramStart"/>
+      <w:r>
+        <w:rPr>
+          <w:rFonts w:ascii="Consolas" w:hAnsi="Consolas" w:cs="Consolas"/>
+        </w:rPr>
+        <w:t>ioctl</w:t>
+      </w:r>
+      <w:proofErr w:type="spellEnd"/>
+      <w:r>
+        <w:rPr>
+          <w:rFonts w:ascii="Consolas" w:hAnsi="Consolas" w:cs="Consolas"/>
+        </w:rPr>
+        <w:t>(</w:t>
+      </w:r>
+      <w:proofErr w:type="spellStart"/>
+      <w:proofErr w:type="gramEnd"/>
+      <w:r>
+        <w:rPr>
+          <w:rFonts w:ascii="Consolas" w:hAnsi="Consolas" w:cs="Consolas"/>
+        </w:rPr>
+        <w:t>fd</w:t>
+      </w:r>
+      <w:proofErr w:type="spellEnd"/>
+      <w:r>
+        <w:rPr>
+          <w:rFonts w:ascii="Consolas" w:hAnsi="Consolas" w:cs="Consolas"/>
+        </w:rPr>
+        <w:t xml:space="preserve">, GPIO_CMD_SET_LEDS, &amp;val); </w:t>
+      </w:r>
+    </w:p>
+    <w:p>
+      <w:pPr>
+        <w:tabs>
+          <w:tab w:val="left" w:pos="960"/>
+          <w:tab w:val="left" w:pos="1920"/>
+          <w:tab w:val="left" w:pos="2880"/>
+          <w:tab w:val="left" w:pos="3840"/>
+          <w:tab w:val="left" w:pos="4800"/>
+          <w:tab w:val="left" w:pos="5760"/>
+          <w:tab w:val="left" w:pos="6720"/>
+          <w:tab w:val="left" w:pos="7680"/>
+          <w:tab w:val="left" w:pos="8640"/>
+          <w:tab w:val="left" w:pos="9600"/>
+          <w:tab w:val="left" w:pos="10560"/>
+          <w:tab w:val="left" w:pos="11520"/>
+          <w:tab w:val="left" w:pos="12480"/>
+          <w:tab w:val="left" w:pos="13440"/>
+          <w:tab w:val="left" w:pos="14400"/>
+          <w:tab w:val="left" w:pos="15360"/>
+          <w:tab w:val="left" w:pos="16320"/>
+          <w:tab w:val="left" w:pos="17280"/>
+          <w:tab w:val="left" w:pos="18240"/>
+          <w:tab w:val="left" w:pos="19200"/>
+          <w:tab w:val="left" w:pos="20160"/>
+          <w:tab w:val="left" w:pos="21120"/>
+          <w:tab w:val="left" w:pos="22080"/>
+          <w:tab w:val="left" w:pos="23040"/>
+          <w:tab w:val="left" w:pos="24000"/>
+          <w:tab w:val="left" w:pos="24960"/>
+          <w:tab w:val="left" w:pos="25920"/>
+          <w:tab w:val="left" w:pos="26880"/>
+          <w:tab w:val="left" w:pos="27840"/>
+          <w:tab w:val="left" w:pos="28800"/>
+          <w:tab w:val="left" w:pos="29760"/>
+          <w:tab w:val="left" w:pos="30720"/>
+        </w:tabs>
+        <w:autoSpaceDE w:val="0"/>
+        <w:autoSpaceDN w:val="0"/>
+        <w:adjustRightInd w:val="0"/>
+        <w:spacing w:after="0" w:line="240" w:lineRule="auto"/>
+        <w:rPr>
+          <w:rFonts w:ascii="Consolas" w:hAnsi="Consolas" w:cs="Consolas"/>
+        </w:rPr>
+      </w:pPr>
+      <w:r>
+        <w:rPr>
+          <w:rFonts w:ascii="Consolas" w:hAnsi="Consolas" w:cs="Consolas"/>
+        </w:rPr>
+        <w:t xml:space="preserve">        </w:t>
+      </w:r>
+      <w:proofErr w:type="spellStart"/>
+      <w:proofErr w:type="gramStart"/>
+      <w:r>
+        <w:rPr>
+          <w:rFonts w:ascii="Consolas" w:hAnsi="Consolas" w:cs="Consolas"/>
+        </w:rPr>
+        <w:t>sleep</w:t>
+      </w:r>
+      <w:proofErr w:type="spellEnd"/>
+      <w:r>
+        <w:rPr>
+          <w:rFonts w:ascii="Consolas" w:hAnsi="Consolas" w:cs="Consolas"/>
+        </w:rPr>
+        <w:t>(</w:t>
+      </w:r>
+      <w:proofErr w:type="gramEnd"/>
+      <w:r>
+        <w:rPr>
+          <w:rFonts w:ascii="Consolas" w:hAnsi="Consolas" w:cs="Consolas"/>
+        </w:rPr>
+        <w:t xml:space="preserve">1); </w:t>
+      </w:r>
+    </w:p>
+    <w:p>
+      <w:pPr>
+        <w:tabs>
+          <w:tab w:val="left" w:pos="960"/>
+          <w:tab w:val="left" w:pos="1920"/>
+          <w:tab w:val="left" w:pos="2880"/>
+          <w:tab w:val="left" w:pos="3840"/>
+          <w:tab w:val="left" w:pos="4800"/>
+          <w:tab w:val="left" w:pos="5760"/>
+          <w:tab w:val="left" w:pos="6720"/>
+          <w:tab w:val="left" w:pos="7680"/>
+          <w:tab w:val="left" w:pos="8640"/>
+          <w:tab w:val="left" w:pos="9600"/>
+          <w:tab w:val="left" w:pos="10560"/>
+          <w:tab w:val="left" w:pos="11520"/>
+          <w:tab w:val="left" w:pos="12480"/>
+          <w:tab w:val="left" w:pos="13440"/>
+          <w:tab w:val="left" w:pos="14400"/>
+          <w:tab w:val="left" w:pos="15360"/>
+          <w:tab w:val="left" w:pos="16320"/>
+          <w:tab w:val="left" w:pos="17280"/>
+          <w:tab w:val="left" w:pos="18240"/>
+          <w:tab w:val="left" w:pos="19200"/>
+          <w:tab w:val="left" w:pos="20160"/>
+          <w:tab w:val="left" w:pos="21120"/>
+          <w:tab w:val="left" w:pos="22080"/>
+          <w:tab w:val="left" w:pos="23040"/>
+          <w:tab w:val="left" w:pos="24000"/>
+          <w:tab w:val="left" w:pos="24960"/>
+          <w:tab w:val="left" w:pos="25920"/>
+          <w:tab w:val="left" w:pos="26880"/>
+          <w:tab w:val="left" w:pos="27840"/>
+          <w:tab w:val="left" w:pos="28800"/>
+          <w:tab w:val="left" w:pos="29760"/>
+          <w:tab w:val="left" w:pos="30720"/>
+        </w:tabs>
+        <w:autoSpaceDE w:val="0"/>
+        <w:autoSpaceDN w:val="0"/>
+        <w:adjustRightInd w:val="0"/>
+        <w:spacing w:after="0" w:line="240" w:lineRule="auto"/>
+        <w:rPr>
+          <w:rFonts w:ascii="Consolas" w:hAnsi="Consolas" w:cs="Consolas"/>
+        </w:rPr>
+      </w:pPr>
+    </w:p>
+    <w:p>
+      <w:pPr>
+        <w:tabs>
+          <w:tab w:val="left" w:pos="960"/>
+          <w:tab w:val="left" w:pos="1920"/>
+          <w:tab w:val="left" w:pos="2880"/>
+          <w:tab w:val="left" w:pos="3840"/>
+          <w:tab w:val="left" w:pos="4800"/>
+          <w:tab w:val="left" w:pos="5760"/>
+          <w:tab w:val="left" w:pos="6720"/>
+          <w:tab w:val="left" w:pos="7680"/>
+          <w:tab w:val="left" w:pos="8640"/>
+          <w:tab w:val="left" w:pos="9600"/>
+          <w:tab w:val="left" w:pos="10560"/>
+          <w:tab w:val="left" w:pos="11520"/>
+          <w:tab w:val="left" w:pos="12480"/>
+          <w:tab w:val="left" w:pos="13440"/>
+          <w:tab w:val="left" w:pos="14400"/>
+          <w:tab w:val="left" w:pos="15360"/>
+          <w:tab w:val="left" w:pos="16320"/>
+          <w:tab w:val="left" w:pos="17280"/>
+          <w:tab w:val="left" w:pos="18240"/>
+          <w:tab w:val="left" w:pos="19200"/>
+          <w:tab w:val="left" w:pos="20160"/>
+          <w:tab w:val="left" w:pos="21120"/>
+          <w:tab w:val="left" w:pos="22080"/>
+          <w:tab w:val="left" w:pos="23040"/>
+          <w:tab w:val="left" w:pos="24000"/>
+          <w:tab w:val="left" w:pos="24960"/>
+          <w:tab w:val="left" w:pos="25920"/>
+          <w:tab w:val="left" w:pos="26880"/>
+          <w:tab w:val="left" w:pos="27840"/>
+          <w:tab w:val="left" w:pos="28800"/>
+          <w:tab w:val="left" w:pos="29760"/>
+          <w:tab w:val="left" w:pos="30720"/>
+        </w:tabs>
+        <w:autoSpaceDE w:val="0"/>
+        <w:autoSpaceDN w:val="0"/>
+        <w:adjustRightInd w:val="0"/>
+        <w:spacing w:after="0" w:line="240" w:lineRule="auto"/>
+        <w:rPr>
+          <w:rFonts w:ascii="Consolas" w:hAnsi="Consolas" w:cs="Consolas"/>
+        </w:rPr>
+      </w:pPr>
+      <w:r>
+        <w:rPr>
+          <w:rFonts w:ascii="Consolas" w:hAnsi="Consolas" w:cs="Consolas"/>
+        </w:rPr>
+        <w:t xml:space="preserve">        </w:t>
+      </w:r>
+      <w:proofErr w:type="gramStart"/>
+      <w:r>
+        <w:rPr>
+          <w:rFonts w:ascii="Consolas" w:hAnsi="Consolas" w:cs="Consolas"/>
+        </w:rPr>
+        <w:t>val</w:t>
+      </w:r>
+      <w:proofErr w:type="gramEnd"/>
+      <w:r>
+        <w:rPr>
+          <w:rFonts w:ascii="Consolas" w:hAnsi="Consolas" w:cs="Consolas"/>
+        </w:rPr>
+        <w:t xml:space="preserve"> = LED_GREEN; </w:t>
+      </w:r>
+    </w:p>
+    <w:p>
+      <w:pPr>
+        <w:tabs>
+          <w:tab w:val="left" w:pos="960"/>
+          <w:tab w:val="left" w:pos="1920"/>
+          <w:tab w:val="left" w:pos="2880"/>
+          <w:tab w:val="left" w:pos="3840"/>
+          <w:tab w:val="left" w:pos="4800"/>
+          <w:tab w:val="left" w:pos="5760"/>
+          <w:tab w:val="left" w:pos="6720"/>
+          <w:tab w:val="left" w:pos="7680"/>
+          <w:tab w:val="left" w:pos="8640"/>
+          <w:tab w:val="left" w:pos="9600"/>
+          <w:tab w:val="left" w:pos="10560"/>
+          <w:tab w:val="left" w:pos="11520"/>
+          <w:tab w:val="left" w:pos="12480"/>
+          <w:tab w:val="left" w:pos="13440"/>
+          <w:tab w:val="left" w:pos="14400"/>
+          <w:tab w:val="left" w:pos="15360"/>
+          <w:tab w:val="left" w:pos="16320"/>
+          <w:tab w:val="left" w:pos="17280"/>
+          <w:tab w:val="left" w:pos="18240"/>
+          <w:tab w:val="left" w:pos="19200"/>
+          <w:tab w:val="left" w:pos="20160"/>
+          <w:tab w:val="left" w:pos="21120"/>
+          <w:tab w:val="left" w:pos="22080"/>
+          <w:tab w:val="left" w:pos="23040"/>
+          <w:tab w:val="left" w:pos="24000"/>
+          <w:tab w:val="left" w:pos="24960"/>
+          <w:tab w:val="left" w:pos="25920"/>
+          <w:tab w:val="left" w:pos="26880"/>
+          <w:tab w:val="left" w:pos="27840"/>
+          <w:tab w:val="left" w:pos="28800"/>
+          <w:tab w:val="left" w:pos="29760"/>
+          <w:tab w:val="left" w:pos="30720"/>
+        </w:tabs>
+        <w:autoSpaceDE w:val="0"/>
+        <w:autoSpaceDN w:val="0"/>
+        <w:adjustRightInd w:val="0"/>
+        <w:spacing w:after="0" w:line="240" w:lineRule="auto"/>
+        <w:rPr>
+          <w:rFonts w:ascii="Consolas" w:hAnsi="Consolas" w:cs="Consolas"/>
+        </w:rPr>
+      </w:pPr>
+      <w:r>
+        <w:rPr>
+          <w:rFonts w:ascii="Consolas" w:hAnsi="Consolas" w:cs="Consolas"/>
+        </w:rPr>
+        <w:t xml:space="preserve">        </w:t>
+      </w:r>
+      <w:proofErr w:type="spellStart"/>
+      <w:proofErr w:type="gramStart"/>
+      <w:r>
+        <w:rPr>
+          <w:rFonts w:ascii="Consolas" w:hAnsi="Consolas" w:cs="Consolas"/>
+        </w:rPr>
+        <w:t>ioctl</w:t>
+      </w:r>
+      <w:proofErr w:type="spellEnd"/>
+      <w:r>
+        <w:rPr>
+          <w:rFonts w:ascii="Consolas" w:hAnsi="Consolas" w:cs="Consolas"/>
+        </w:rPr>
+        <w:t>(</w:t>
+      </w:r>
+      <w:proofErr w:type="spellStart"/>
+      <w:proofErr w:type="gramEnd"/>
+      <w:r>
+        <w:rPr>
+          <w:rFonts w:ascii="Consolas" w:hAnsi="Consolas" w:cs="Consolas"/>
+        </w:rPr>
+        <w:t>fd</w:t>
+      </w:r>
+      <w:proofErr w:type="spellEnd"/>
+      <w:r>
+        <w:rPr>
+          <w:rFonts w:ascii="Consolas" w:hAnsi="Consolas" w:cs="Consolas"/>
+        </w:rPr>
+        <w:t xml:space="preserve">, GPIO_CMD_SET_LEDS, &amp;val); </w:t>
+      </w:r>
+    </w:p>
+    <w:p>
+      <w:pPr>
+        <w:tabs>
+          <w:tab w:val="left" w:pos="960"/>
+          <w:tab w:val="left" w:pos="1920"/>
+          <w:tab w:val="left" w:pos="2880"/>
+          <w:tab w:val="left" w:pos="3840"/>
+          <w:tab w:val="left" w:pos="4800"/>
+          <w:tab w:val="left" w:pos="5760"/>
+          <w:tab w:val="left" w:pos="6720"/>
+          <w:tab w:val="left" w:pos="7680"/>
+          <w:tab w:val="left" w:pos="8640"/>
+          <w:tab w:val="left" w:pos="9600"/>
+          <w:tab w:val="left" w:pos="10560"/>
+          <w:tab w:val="left" w:pos="11520"/>
+          <w:tab w:val="left" w:pos="12480"/>
+          <w:tab w:val="left" w:pos="13440"/>
+          <w:tab w:val="left" w:pos="14400"/>
+          <w:tab w:val="left" w:pos="15360"/>
+          <w:tab w:val="left" w:pos="16320"/>
+          <w:tab w:val="left" w:pos="17280"/>
+          <w:tab w:val="left" w:pos="18240"/>
+          <w:tab w:val="left" w:pos="19200"/>
+          <w:tab w:val="left" w:pos="20160"/>
+          <w:tab w:val="left" w:pos="21120"/>
+          <w:tab w:val="left" w:pos="22080"/>
+          <w:tab w:val="left" w:pos="23040"/>
+          <w:tab w:val="left" w:pos="24000"/>
+          <w:tab w:val="left" w:pos="24960"/>
+          <w:tab w:val="left" w:pos="25920"/>
+          <w:tab w:val="left" w:pos="26880"/>
+          <w:tab w:val="left" w:pos="27840"/>
+          <w:tab w:val="left" w:pos="28800"/>
+          <w:tab w:val="left" w:pos="29760"/>
+          <w:tab w:val="left" w:pos="30720"/>
+        </w:tabs>
+        <w:autoSpaceDE w:val="0"/>
+        <w:autoSpaceDN w:val="0"/>
+        <w:adjustRightInd w:val="0"/>
+        <w:spacing w:after="0" w:line="240" w:lineRule="auto"/>
+        <w:rPr>
+          <w:rFonts w:ascii="Consolas" w:hAnsi="Consolas" w:cs="Consolas"/>
+        </w:rPr>
+      </w:pPr>
+      <w:r>
+        <w:rPr>
+          <w:rFonts w:ascii="Consolas" w:hAnsi="Consolas" w:cs="Consolas"/>
+        </w:rPr>
+        <w:t xml:space="preserve">        </w:t>
+      </w:r>
+      <w:proofErr w:type="spellStart"/>
+      <w:proofErr w:type="gramStart"/>
+      <w:r>
+        <w:rPr>
+          <w:rFonts w:ascii="Consolas" w:hAnsi="Consolas" w:cs="Consolas"/>
+        </w:rPr>
+        <w:t>sleep</w:t>
+      </w:r>
+      <w:proofErr w:type="spellEnd"/>
+      <w:r>
+        <w:rPr>
+          <w:rFonts w:ascii="Consolas" w:hAnsi="Consolas" w:cs="Consolas"/>
+        </w:rPr>
+        <w:t>(</w:t>
+      </w:r>
+      <w:proofErr w:type="gramEnd"/>
+      <w:r>
+        <w:rPr>
+          <w:rFonts w:ascii="Consolas" w:hAnsi="Consolas" w:cs="Consolas"/>
+        </w:rPr>
+        <w:t xml:space="preserve">1); </w:t>
+      </w:r>
+    </w:p>
+    <w:p>
+      <w:pPr>
+        <w:tabs>
+          <w:tab w:val="left" w:pos="960"/>
+          <w:tab w:val="left" w:pos="1920"/>
+          <w:tab w:val="left" w:pos="2880"/>
+          <w:tab w:val="left" w:pos="3840"/>
+          <w:tab w:val="left" w:pos="4800"/>
+          <w:tab w:val="left" w:pos="5760"/>
+          <w:tab w:val="left" w:pos="6720"/>
+          <w:tab w:val="left" w:pos="7680"/>
+          <w:tab w:val="left" w:pos="8640"/>
+          <w:tab w:val="left" w:pos="9600"/>
+          <w:tab w:val="left" w:pos="10560"/>
+          <w:tab w:val="left" w:pos="11520"/>
+          <w:tab w:val="left" w:pos="12480"/>
+          <w:tab w:val="left" w:pos="13440"/>
+          <w:tab w:val="left" w:pos="14400"/>
+          <w:tab w:val="left" w:pos="15360"/>
+          <w:tab w:val="left" w:pos="16320"/>
+          <w:tab w:val="left" w:pos="17280"/>
+          <w:tab w:val="left" w:pos="18240"/>
+          <w:tab w:val="left" w:pos="19200"/>
+          <w:tab w:val="left" w:pos="20160"/>
+          <w:tab w:val="left" w:pos="21120"/>
+          <w:tab w:val="left" w:pos="22080"/>
+          <w:tab w:val="left" w:pos="23040"/>
+          <w:tab w:val="left" w:pos="24000"/>
+          <w:tab w:val="left" w:pos="24960"/>
+          <w:tab w:val="left" w:pos="25920"/>
+          <w:tab w:val="left" w:pos="26880"/>
+          <w:tab w:val="left" w:pos="27840"/>
+          <w:tab w:val="left" w:pos="28800"/>
+          <w:tab w:val="left" w:pos="29760"/>
+          <w:tab w:val="left" w:pos="30720"/>
+        </w:tabs>
+        <w:autoSpaceDE w:val="0"/>
+        <w:autoSpaceDN w:val="0"/>
+        <w:adjustRightInd w:val="0"/>
+        <w:spacing w:after="0" w:line="240" w:lineRule="auto"/>
+        <w:rPr>
+          <w:rFonts w:ascii="Consolas" w:hAnsi="Consolas" w:cs="Consolas"/>
+        </w:rPr>
+      </w:pPr>
+    </w:p>
+    <w:p>
+      <w:pPr>
+        <w:tabs>
+          <w:tab w:val="left" w:pos="960"/>
+          <w:tab w:val="left" w:pos="1920"/>
+          <w:tab w:val="left" w:pos="2880"/>
+          <w:tab w:val="left" w:pos="3840"/>
+          <w:tab w:val="left" w:pos="4800"/>
+          <w:tab w:val="left" w:pos="5760"/>
+          <w:tab w:val="left" w:pos="6720"/>
+          <w:tab w:val="left" w:pos="7680"/>
+          <w:tab w:val="left" w:pos="8640"/>
+          <w:tab w:val="left" w:pos="9600"/>
+          <w:tab w:val="left" w:pos="10560"/>
+          <w:tab w:val="left" w:pos="11520"/>
+          <w:tab w:val="left" w:pos="12480"/>
+          <w:tab w:val="left" w:pos="13440"/>
+          <w:tab w:val="left" w:pos="14400"/>
+          <w:tab w:val="left" w:pos="15360"/>
+          <w:tab w:val="left" w:pos="16320"/>
+          <w:tab w:val="left" w:pos="17280"/>
+          <w:tab w:val="left" w:pos="18240"/>
+          <w:tab w:val="left" w:pos="19200"/>
+          <w:tab w:val="left" w:pos="20160"/>
+          <w:tab w:val="left" w:pos="21120"/>
+          <w:tab w:val="left" w:pos="22080"/>
+          <w:tab w:val="left" w:pos="23040"/>
+          <w:tab w:val="left" w:pos="24000"/>
+          <w:tab w:val="left" w:pos="24960"/>
+          <w:tab w:val="left" w:pos="25920"/>
+          <w:tab w:val="left" w:pos="26880"/>
+          <w:tab w:val="left" w:pos="27840"/>
+          <w:tab w:val="left" w:pos="28800"/>
+          <w:tab w:val="left" w:pos="29760"/>
+          <w:tab w:val="left" w:pos="30720"/>
+        </w:tabs>
+        <w:autoSpaceDE w:val="0"/>
+        <w:autoSpaceDN w:val="0"/>
+        <w:adjustRightInd w:val="0"/>
+        <w:spacing w:after="0" w:line="240" w:lineRule="auto"/>
+        <w:rPr>
+          <w:rFonts w:ascii="Consolas" w:hAnsi="Consolas" w:cs="Consolas"/>
+        </w:rPr>
+      </w:pPr>
+      <w:r>
+        <w:rPr>
+          <w:rFonts w:ascii="Consolas" w:hAnsi="Consolas" w:cs="Consolas"/>
+        </w:rPr>
+        <w:t xml:space="preserve">        </w:t>
+      </w:r>
+      <w:proofErr w:type="gramStart"/>
+      <w:r>
+        <w:rPr>
+          <w:rFonts w:ascii="Consolas" w:hAnsi="Consolas" w:cs="Consolas"/>
+        </w:rPr>
+        <w:t>val</w:t>
+      </w:r>
+      <w:proofErr w:type="gramEnd"/>
+      <w:r>
+        <w:rPr>
+          <w:rFonts w:ascii="Consolas" w:hAnsi="Consolas" w:cs="Consolas"/>
+        </w:rPr>
+        <w:t xml:space="preserve"> = LED_BLUE; </w:t>
+      </w:r>
+    </w:p>
+    <w:p>
+      <w:pPr>
+        <w:tabs>
+          <w:tab w:val="left" w:pos="960"/>
+          <w:tab w:val="left" w:pos="1920"/>
+          <w:tab w:val="left" w:pos="2880"/>
+          <w:tab w:val="left" w:pos="3840"/>
+          <w:tab w:val="left" w:pos="4800"/>
+          <w:tab w:val="left" w:pos="5760"/>
+          <w:tab w:val="left" w:pos="6720"/>
+          <w:tab w:val="left" w:pos="7680"/>
+          <w:tab w:val="left" w:pos="8640"/>
+          <w:tab w:val="left" w:pos="9600"/>
+          <w:tab w:val="left" w:pos="10560"/>
+          <w:tab w:val="left" w:pos="11520"/>
+          <w:tab w:val="left" w:pos="12480"/>
+          <w:tab w:val="left" w:pos="13440"/>
+          <w:tab w:val="left" w:pos="14400"/>
+          <w:tab w:val="left" w:pos="15360"/>
+          <w:tab w:val="left" w:pos="16320"/>
+          <w:tab w:val="left" w:pos="17280"/>
+          <w:tab w:val="left" w:pos="18240"/>
+          <w:tab w:val="left" w:pos="19200"/>
+          <w:tab w:val="left" w:pos="20160"/>
+          <w:tab w:val="left" w:pos="21120"/>
+          <w:tab w:val="left" w:pos="22080"/>
+          <w:tab w:val="left" w:pos="23040"/>
+          <w:tab w:val="left" w:pos="24000"/>
+          <w:tab w:val="left" w:pos="24960"/>
+          <w:tab w:val="left" w:pos="25920"/>
+          <w:tab w:val="left" w:pos="26880"/>
+          <w:tab w:val="left" w:pos="27840"/>
+          <w:tab w:val="left" w:pos="28800"/>
+          <w:tab w:val="left" w:pos="29760"/>
+          <w:tab w:val="left" w:pos="30720"/>
+        </w:tabs>
+        <w:autoSpaceDE w:val="0"/>
+        <w:autoSpaceDN w:val="0"/>
+        <w:adjustRightInd w:val="0"/>
+        <w:spacing w:after="0" w:line="240" w:lineRule="auto"/>
+        <w:rPr>
+          <w:rFonts w:ascii="Consolas" w:hAnsi="Consolas" w:cs="Consolas"/>
+        </w:rPr>
+      </w:pPr>
+      <w:r>
+        <w:rPr>
+          <w:rFonts w:ascii="Consolas" w:hAnsi="Consolas" w:cs="Consolas"/>
+        </w:rPr>
+        <w:t xml:space="preserve">        </w:t>
+      </w:r>
+      <w:proofErr w:type="spellStart"/>
+      <w:proofErr w:type="gramStart"/>
+      <w:r>
+        <w:rPr>
+          <w:rFonts w:ascii="Consolas" w:hAnsi="Consolas" w:cs="Consolas"/>
+        </w:rPr>
+        <w:t>ioctl</w:t>
+      </w:r>
+      <w:proofErr w:type="spellEnd"/>
+      <w:r>
+        <w:rPr>
+          <w:rFonts w:ascii="Consolas" w:hAnsi="Consolas" w:cs="Consolas"/>
+        </w:rPr>
+        <w:t>(</w:t>
+      </w:r>
+      <w:proofErr w:type="spellStart"/>
+      <w:proofErr w:type="gramEnd"/>
+      <w:r>
+        <w:rPr>
+          <w:rFonts w:ascii="Consolas" w:hAnsi="Consolas" w:cs="Consolas"/>
+        </w:rPr>
+        <w:t>fd</w:t>
+      </w:r>
+      <w:proofErr w:type="spellEnd"/>
+      <w:r>
+        <w:rPr>
+          <w:rFonts w:ascii="Consolas" w:hAnsi="Consolas" w:cs="Consolas"/>
+        </w:rPr>
+        <w:t xml:space="preserve">, GPIO_CMD_SET_LEDS, &amp;val); </w:t>
+      </w:r>
+    </w:p>
+    <w:p>
+      <w:pPr>
+        <w:tabs>
+          <w:tab w:val="left" w:pos="960"/>
+          <w:tab w:val="left" w:pos="1920"/>
+          <w:tab w:val="left" w:pos="2880"/>
+          <w:tab w:val="left" w:pos="3840"/>
+          <w:tab w:val="left" w:pos="4800"/>
+          <w:tab w:val="left" w:pos="5760"/>
+          <w:tab w:val="left" w:pos="6720"/>
+          <w:tab w:val="left" w:pos="7680"/>
+          <w:tab w:val="left" w:pos="8640"/>
+          <w:tab w:val="left" w:pos="9600"/>
+          <w:tab w:val="left" w:pos="10560"/>
+          <w:tab w:val="left" w:pos="11520"/>
+          <w:tab w:val="left" w:pos="12480"/>
+          <w:tab w:val="left" w:pos="13440"/>
+          <w:tab w:val="left" w:pos="14400"/>
+          <w:tab w:val="left" w:pos="15360"/>
+          <w:tab w:val="left" w:pos="16320"/>
+          <w:tab w:val="left" w:pos="17280"/>
+          <w:tab w:val="left" w:pos="18240"/>
+          <w:tab w:val="left" w:pos="19200"/>
+          <w:tab w:val="left" w:pos="20160"/>
+          <w:tab w:val="left" w:pos="21120"/>
+          <w:tab w:val="left" w:pos="22080"/>
+          <w:tab w:val="left" w:pos="23040"/>
+          <w:tab w:val="left" w:pos="24000"/>
+          <w:tab w:val="left" w:pos="24960"/>
+          <w:tab w:val="left" w:pos="25920"/>
+          <w:tab w:val="left" w:pos="26880"/>
+          <w:tab w:val="left" w:pos="27840"/>
+          <w:tab w:val="left" w:pos="28800"/>
+          <w:tab w:val="left" w:pos="29760"/>
+          <w:tab w:val="left" w:pos="30720"/>
+        </w:tabs>
+        <w:autoSpaceDE w:val="0"/>
+        <w:autoSpaceDN w:val="0"/>
+        <w:adjustRightInd w:val="0"/>
+        <w:spacing w:after="0" w:line="240" w:lineRule="auto"/>
+        <w:rPr>
+          <w:rFonts w:ascii="Consolas" w:hAnsi="Consolas" w:cs="Consolas"/>
+        </w:rPr>
+      </w:pPr>
+      <w:r>
+        <w:rPr>
+          <w:rFonts w:ascii="Consolas" w:hAnsi="Consolas" w:cs="Consolas"/>
+        </w:rPr>
+        <w:t xml:space="preserve">        </w:t>
+      </w:r>
+      <w:proofErr w:type="spellStart"/>
+      <w:proofErr w:type="gramStart"/>
+      <w:r>
+        <w:rPr>
+          <w:rFonts w:ascii="Consolas" w:hAnsi="Consolas" w:cs="Consolas"/>
+        </w:rPr>
+        <w:t>sleep</w:t>
+      </w:r>
+      <w:proofErr w:type="spellEnd"/>
+      <w:r>
+        <w:rPr>
+          <w:rFonts w:ascii="Consolas" w:hAnsi="Consolas" w:cs="Consolas"/>
+        </w:rPr>
+        <w:t>(</w:t>
+      </w:r>
+      <w:proofErr w:type="gramEnd"/>
+      <w:r>
+        <w:rPr>
+          <w:rFonts w:ascii="Consolas" w:hAnsi="Consolas" w:cs="Consolas"/>
+        </w:rPr>
+        <w:t xml:space="preserve">1); </w:t>
+      </w:r>
+    </w:p>
+    <w:p>
+      <w:pPr>
+        <w:tabs>
+          <w:tab w:val="left" w:pos="960"/>
+          <w:tab w:val="left" w:pos="1920"/>
+          <w:tab w:val="left" w:pos="2880"/>
+          <w:tab w:val="left" w:pos="3840"/>
+          <w:tab w:val="left" w:pos="4800"/>
+          <w:tab w:val="left" w:pos="5760"/>
+          <w:tab w:val="left" w:pos="6720"/>
+          <w:tab w:val="left" w:pos="7680"/>
+          <w:tab w:val="left" w:pos="8640"/>
+          <w:tab w:val="left" w:pos="9600"/>
+          <w:tab w:val="left" w:pos="10560"/>
+          <w:tab w:val="left" w:pos="11520"/>
+          <w:tab w:val="left" w:pos="12480"/>
+          <w:tab w:val="left" w:pos="13440"/>
+          <w:tab w:val="left" w:pos="14400"/>
+          <w:tab w:val="left" w:pos="15360"/>
+          <w:tab w:val="left" w:pos="16320"/>
+          <w:tab w:val="left" w:pos="17280"/>
+          <w:tab w:val="left" w:pos="18240"/>
+          <w:tab w:val="left" w:pos="19200"/>
+          <w:tab w:val="left" w:pos="20160"/>
+          <w:tab w:val="left" w:pos="21120"/>
+          <w:tab w:val="left" w:pos="22080"/>
+          <w:tab w:val="left" w:pos="23040"/>
+          <w:tab w:val="left" w:pos="24000"/>
+          <w:tab w:val="left" w:pos="24960"/>
+          <w:tab w:val="left" w:pos="25920"/>
+          <w:tab w:val="left" w:pos="26880"/>
+          <w:tab w:val="left" w:pos="27840"/>
+          <w:tab w:val="left" w:pos="28800"/>
+          <w:tab w:val="left" w:pos="29760"/>
+          <w:tab w:val="left" w:pos="30720"/>
+        </w:tabs>
+        <w:autoSpaceDE w:val="0"/>
+        <w:autoSpaceDN w:val="0"/>
+        <w:adjustRightInd w:val="0"/>
+        <w:spacing w:after="0" w:line="240" w:lineRule="auto"/>
+        <w:rPr>
+          <w:rFonts w:ascii="Consolas" w:hAnsi="Consolas" w:cs="Consolas"/>
+        </w:rPr>
+      </w:pPr>
+      <w:r>
+        <w:rPr>
+          <w:rFonts w:ascii="Consolas" w:hAnsi="Consolas" w:cs="Consolas"/>
+        </w:rPr>
+        <w:t xml:space="preserve">    }</w:t>
+      </w:r>
+    </w:p>
+    <w:p>
+      <w:pPr>
+        <w:tabs>
+          <w:tab w:val="left" w:pos="960"/>
+          <w:tab w:val="left" w:pos="1920"/>
+          <w:tab w:val="left" w:pos="2880"/>
+          <w:tab w:val="left" w:pos="3840"/>
+          <w:tab w:val="left" w:pos="4800"/>
+          <w:tab w:val="left" w:pos="5760"/>
+          <w:tab w:val="left" w:pos="6720"/>
+          <w:tab w:val="left" w:pos="7680"/>
+          <w:tab w:val="left" w:pos="8640"/>
+          <w:tab w:val="left" w:pos="9600"/>
+          <w:tab w:val="left" w:pos="10560"/>
+          <w:tab w:val="left" w:pos="11520"/>
+          <w:tab w:val="left" w:pos="12480"/>
+          <w:tab w:val="left" w:pos="13440"/>
+          <w:tab w:val="left" w:pos="14400"/>
+          <w:tab w:val="left" w:pos="15360"/>
+          <w:tab w:val="left" w:pos="16320"/>
+          <w:tab w:val="left" w:pos="17280"/>
+          <w:tab w:val="left" w:pos="18240"/>
+          <w:tab w:val="left" w:pos="19200"/>
+          <w:tab w:val="left" w:pos="20160"/>
+          <w:tab w:val="left" w:pos="21120"/>
+          <w:tab w:val="left" w:pos="22080"/>
+          <w:tab w:val="left" w:pos="23040"/>
+          <w:tab w:val="left" w:pos="24000"/>
+          <w:tab w:val="left" w:pos="24960"/>
+          <w:tab w:val="left" w:pos="25920"/>
+          <w:tab w:val="left" w:pos="26880"/>
+          <w:tab w:val="left" w:pos="27840"/>
+          <w:tab w:val="left" w:pos="28800"/>
+          <w:tab w:val="left" w:pos="29760"/>
+          <w:tab w:val="left" w:pos="30720"/>
+        </w:tabs>
+        <w:autoSpaceDE w:val="0"/>
+        <w:autoSpaceDN w:val="0"/>
+        <w:adjustRightInd w:val="0"/>
+        <w:spacing w:after="0" w:line="240" w:lineRule="auto"/>
+        <w:rPr>
+          <w:rFonts w:ascii="Consolas" w:hAnsi="Consolas" w:cs="Consolas"/>
+        </w:rPr>
+      </w:pPr>
+    </w:p>
+    <w:p>
+      <w:pPr>
+        <w:tabs>
+          <w:tab w:val="left" w:pos="960"/>
+          <w:tab w:val="left" w:pos="1920"/>
+          <w:tab w:val="left" w:pos="2880"/>
+          <w:tab w:val="left" w:pos="3840"/>
+          <w:tab w:val="left" w:pos="4800"/>
+          <w:tab w:val="left" w:pos="5760"/>
+          <w:tab w:val="left" w:pos="6720"/>
+          <w:tab w:val="left" w:pos="7680"/>
+          <w:tab w:val="left" w:pos="8640"/>
+          <w:tab w:val="left" w:pos="9600"/>
+          <w:tab w:val="left" w:pos="10560"/>
+          <w:tab w:val="left" w:pos="11520"/>
+          <w:tab w:val="left" w:pos="12480"/>
+          <w:tab w:val="left" w:pos="13440"/>
+          <w:tab w:val="left" w:pos="14400"/>
+          <w:tab w:val="left" w:pos="15360"/>
+          <w:tab w:val="left" w:pos="16320"/>
+          <w:tab w:val="left" w:pos="17280"/>
+          <w:tab w:val="left" w:pos="18240"/>
+          <w:tab w:val="left" w:pos="19200"/>
+          <w:tab w:val="left" w:pos="20160"/>
+          <w:tab w:val="left" w:pos="21120"/>
+          <w:tab w:val="left" w:pos="22080"/>
+          <w:tab w:val="left" w:pos="23040"/>
+          <w:tab w:val="left" w:pos="24000"/>
+          <w:tab w:val="left" w:pos="24960"/>
+          <w:tab w:val="left" w:pos="25920"/>
+          <w:tab w:val="left" w:pos="26880"/>
+          <w:tab w:val="left" w:pos="27840"/>
+          <w:tab w:val="left" w:pos="28800"/>
+          <w:tab w:val="left" w:pos="29760"/>
+          <w:tab w:val="left" w:pos="30720"/>
+        </w:tabs>
+        <w:autoSpaceDE w:val="0"/>
+        <w:autoSpaceDN w:val="0"/>
+        <w:adjustRightInd w:val="0"/>
+        <w:spacing w:after="0" w:line="240" w:lineRule="auto"/>
+        <w:rPr>
+          <w:rFonts w:ascii="Consolas" w:hAnsi="Consolas" w:cs="Consolas"/>
+        </w:rPr>
+      </w:pPr>
+      <w:r>
+        <w:rPr>
+          <w:rFonts w:ascii="Consolas" w:hAnsi="Consolas" w:cs="Consolas"/>
+        </w:rPr>
+        <w:t xml:space="preserve">    </w:t>
+      </w:r>
+      <w:proofErr w:type="gramStart"/>
+      <w:r>
+        <w:rPr>
+          <w:rFonts w:ascii="Consolas" w:hAnsi="Consolas" w:cs="Consolas"/>
+        </w:rPr>
+        <w:t>val</w:t>
+      </w:r>
+      <w:proofErr w:type="gramEnd"/>
+      <w:r>
+        <w:rPr>
+          <w:rFonts w:ascii="Consolas" w:hAnsi="Consolas" w:cs="Consolas"/>
+        </w:rPr>
+        <w:t xml:space="preserve"> = 0;</w:t>
+      </w:r>
+    </w:p>
+    <w:p>
+      <w:pPr>
+        <w:tabs>
+          <w:tab w:val="left" w:pos="960"/>
+          <w:tab w:val="left" w:pos="1920"/>
+          <w:tab w:val="left" w:pos="2880"/>
+          <w:tab w:val="left" w:pos="3840"/>
+          <w:tab w:val="left" w:pos="4800"/>
+          <w:tab w:val="left" w:pos="5760"/>
+          <w:tab w:val="left" w:pos="6720"/>
+          <w:tab w:val="left" w:pos="7680"/>
+          <w:tab w:val="left" w:pos="8640"/>
+          <w:tab w:val="left" w:pos="9600"/>
+          <w:tab w:val="left" w:pos="10560"/>
+          <w:tab w:val="left" w:pos="11520"/>
+          <w:tab w:val="left" w:pos="12480"/>
+          <w:tab w:val="left" w:pos="13440"/>
+          <w:tab w:val="left" w:pos="14400"/>
+          <w:tab w:val="left" w:pos="15360"/>
+          <w:tab w:val="left" w:pos="16320"/>
+          <w:tab w:val="left" w:pos="17280"/>
+          <w:tab w:val="left" w:pos="18240"/>
+          <w:tab w:val="left" w:pos="19200"/>
+          <w:tab w:val="left" w:pos="20160"/>
+          <w:tab w:val="left" w:pos="21120"/>
+          <w:tab w:val="left" w:pos="22080"/>
+          <w:tab w:val="left" w:pos="23040"/>
+          <w:tab w:val="left" w:pos="24000"/>
+          <w:tab w:val="left" w:pos="24960"/>
+          <w:tab w:val="left" w:pos="25920"/>
+          <w:tab w:val="left" w:pos="26880"/>
+          <w:tab w:val="left" w:pos="27840"/>
+          <w:tab w:val="left" w:pos="28800"/>
+          <w:tab w:val="left" w:pos="29760"/>
+          <w:tab w:val="left" w:pos="30720"/>
+        </w:tabs>
+        <w:autoSpaceDE w:val="0"/>
+        <w:autoSpaceDN w:val="0"/>
+        <w:adjustRightInd w:val="0"/>
+        <w:spacing w:after="0" w:line="240" w:lineRule="auto"/>
+        <w:rPr>
+          <w:rFonts w:ascii="Consolas" w:hAnsi="Consolas" w:cs="Consolas"/>
+        </w:rPr>
+      </w:pPr>
+      <w:r>
+        <w:rPr>
+          <w:rFonts w:ascii="Consolas" w:hAnsi="Consolas" w:cs="Consolas"/>
+        </w:rPr>
+        <w:t xml:space="preserve">    </w:t>
+      </w:r>
+      <w:proofErr w:type="spellStart"/>
+      <w:proofErr w:type="gramStart"/>
+      <w:r>
+        <w:rPr>
+          <w:rFonts w:ascii="Consolas" w:hAnsi="Consolas" w:cs="Consolas"/>
+        </w:rPr>
+        <w:t>ioctl</w:t>
+      </w:r>
+      <w:proofErr w:type="spellEnd"/>
+      <w:r>
+        <w:rPr>
+          <w:rFonts w:ascii="Consolas" w:hAnsi="Consolas" w:cs="Consolas"/>
+        </w:rPr>
+        <w:t>(</w:t>
+      </w:r>
+      <w:proofErr w:type="spellStart"/>
+      <w:proofErr w:type="gramEnd"/>
+      <w:r>
+        <w:rPr>
+          <w:rFonts w:ascii="Consolas" w:hAnsi="Consolas" w:cs="Consolas"/>
+        </w:rPr>
+        <w:t>fd</w:t>
+      </w:r>
+      <w:proofErr w:type="spellEnd"/>
+      <w:r>
+        <w:rPr>
+          <w:rFonts w:ascii="Consolas" w:hAnsi="Consolas" w:cs="Consolas"/>
+        </w:rPr>
+        <w:t>, GPIO_CMD_SET_LEDS, &amp;val);</w:t>
+      </w:r>
+    </w:p>
+    <w:p>
+      <w:pPr>
+        <w:tabs>
+          <w:tab w:val="left" w:pos="960"/>
+          <w:tab w:val="left" w:pos="1920"/>
+          <w:tab w:val="left" w:pos="2880"/>
+          <w:tab w:val="left" w:pos="3840"/>
+          <w:tab w:val="left" w:pos="4800"/>
+          <w:tab w:val="left" w:pos="5760"/>
+          <w:tab w:val="left" w:pos="6720"/>
+          <w:tab w:val="left" w:pos="7680"/>
+          <w:tab w:val="left" w:pos="8640"/>
+          <w:tab w:val="left" w:pos="9600"/>
+          <w:tab w:val="left" w:pos="10560"/>
+          <w:tab w:val="left" w:pos="11520"/>
+          <w:tab w:val="left" w:pos="12480"/>
+          <w:tab w:val="left" w:pos="13440"/>
+          <w:tab w:val="left" w:pos="14400"/>
+          <w:tab w:val="left" w:pos="15360"/>
+          <w:tab w:val="left" w:pos="16320"/>
+          <w:tab w:val="left" w:pos="17280"/>
+          <w:tab w:val="left" w:pos="18240"/>
+          <w:tab w:val="left" w:pos="19200"/>
+          <w:tab w:val="left" w:pos="20160"/>
+          <w:tab w:val="left" w:pos="21120"/>
+          <w:tab w:val="left" w:pos="22080"/>
+          <w:tab w:val="left" w:pos="23040"/>
+          <w:tab w:val="left" w:pos="24000"/>
+          <w:tab w:val="left" w:pos="24960"/>
+          <w:tab w:val="left" w:pos="25920"/>
+          <w:tab w:val="left" w:pos="26880"/>
+          <w:tab w:val="left" w:pos="27840"/>
+          <w:tab w:val="left" w:pos="28800"/>
+          <w:tab w:val="left" w:pos="29760"/>
+          <w:tab w:val="left" w:pos="30720"/>
+        </w:tabs>
+        <w:autoSpaceDE w:val="0"/>
+        <w:autoSpaceDN w:val="0"/>
+        <w:adjustRightInd w:val="0"/>
+        <w:spacing w:after="0" w:line="240" w:lineRule="auto"/>
+        <w:rPr>
+          <w:rFonts w:ascii="Consolas" w:hAnsi="Consolas" w:cs="Consolas"/>
+        </w:rPr>
+      </w:pPr>
+    </w:p>
+    <w:p>
+      <w:pPr>
+        <w:tabs>
+          <w:tab w:val="left" w:pos="960"/>
+          <w:tab w:val="left" w:pos="1920"/>
+          <w:tab w:val="left" w:pos="2880"/>
+          <w:tab w:val="left" w:pos="3840"/>
+          <w:tab w:val="left" w:pos="4800"/>
+          <w:tab w:val="left" w:pos="5760"/>
+          <w:tab w:val="left" w:pos="6720"/>
+          <w:tab w:val="left" w:pos="7680"/>
+          <w:tab w:val="left" w:pos="8640"/>
+          <w:tab w:val="left" w:pos="9600"/>
+          <w:tab w:val="left" w:pos="10560"/>
+          <w:tab w:val="left" w:pos="11520"/>
+          <w:tab w:val="left" w:pos="12480"/>
+          <w:tab w:val="left" w:pos="13440"/>
+          <w:tab w:val="left" w:pos="14400"/>
+          <w:tab w:val="left" w:pos="15360"/>
+          <w:tab w:val="left" w:pos="16320"/>
+          <w:tab w:val="left" w:pos="17280"/>
+          <w:tab w:val="left" w:pos="18240"/>
+          <w:tab w:val="left" w:pos="19200"/>
+          <w:tab w:val="left" w:pos="20160"/>
+          <w:tab w:val="left" w:pos="21120"/>
+          <w:tab w:val="left" w:pos="22080"/>
+          <w:tab w:val="left" w:pos="23040"/>
+          <w:tab w:val="left" w:pos="24000"/>
+          <w:tab w:val="left" w:pos="24960"/>
+          <w:tab w:val="left" w:pos="25920"/>
+          <w:tab w:val="left" w:pos="26880"/>
+          <w:tab w:val="left" w:pos="27840"/>
+          <w:tab w:val="left" w:pos="28800"/>
+          <w:tab w:val="left" w:pos="29760"/>
+          <w:tab w:val="left" w:pos="30720"/>
+        </w:tabs>
+        <w:autoSpaceDE w:val="0"/>
+        <w:autoSpaceDN w:val="0"/>
+        <w:adjustRightInd w:val="0"/>
+        <w:spacing w:after="0" w:line="240" w:lineRule="auto"/>
+        <w:rPr>
+          <w:rFonts w:ascii="Consolas" w:hAnsi="Consolas" w:cs="Consolas"/>
+        </w:rPr>
+      </w:pPr>
+      <w:r>
+        <w:rPr>
+          <w:rFonts w:ascii="Consolas" w:hAnsi="Consolas" w:cs="Consolas"/>
+        </w:rPr>
+        <w:t xml:space="preserve">    </w:t>
+      </w:r>
+      <w:proofErr w:type="gramStart"/>
+      <w:r>
+        <w:rPr>
+          <w:rFonts w:ascii="Consolas" w:hAnsi="Consolas" w:cs="Consolas"/>
+        </w:rPr>
+        <w:t>val</w:t>
+      </w:r>
+      <w:proofErr w:type="gramEnd"/>
+      <w:r>
+        <w:rPr>
+          <w:rFonts w:ascii="Consolas" w:hAnsi="Consolas" w:cs="Consolas"/>
+        </w:rPr>
+        <w:t xml:space="preserve"> = 1;</w:t>
+      </w:r>
+    </w:p>
+    <w:p>
+      <w:pPr>
+        <w:tabs>
+          <w:tab w:val="left" w:pos="960"/>
+          <w:tab w:val="left" w:pos="1920"/>
+          <w:tab w:val="left" w:pos="2880"/>
+          <w:tab w:val="left" w:pos="3840"/>
+          <w:tab w:val="left" w:pos="4800"/>
+          <w:tab w:val="left" w:pos="5760"/>
+          <w:tab w:val="left" w:pos="6720"/>
+          <w:tab w:val="left" w:pos="7680"/>
+          <w:tab w:val="left" w:pos="8640"/>
+          <w:tab w:val="left" w:pos="9600"/>
+          <w:tab w:val="left" w:pos="10560"/>
+          <w:tab w:val="left" w:pos="11520"/>
+          <w:tab w:val="left" w:pos="12480"/>
+          <w:tab w:val="left" w:pos="13440"/>
+          <w:tab w:val="left" w:pos="14400"/>
+          <w:tab w:val="left" w:pos="15360"/>
+          <w:tab w:val="left" w:pos="16320"/>
+          <w:tab w:val="left" w:pos="17280"/>
+          <w:tab w:val="left" w:pos="18240"/>
+          <w:tab w:val="left" w:pos="19200"/>
+          <w:tab w:val="left" w:pos="20160"/>
+          <w:tab w:val="left" w:pos="21120"/>
+          <w:tab w:val="left" w:pos="22080"/>
+          <w:tab w:val="left" w:pos="23040"/>
+          <w:tab w:val="left" w:pos="24000"/>
+          <w:tab w:val="left" w:pos="24960"/>
+          <w:tab w:val="left" w:pos="25920"/>
+          <w:tab w:val="left" w:pos="26880"/>
+          <w:tab w:val="left" w:pos="27840"/>
+          <w:tab w:val="left" w:pos="28800"/>
+          <w:tab w:val="left" w:pos="29760"/>
+          <w:tab w:val="left" w:pos="30720"/>
+        </w:tabs>
+        <w:autoSpaceDE w:val="0"/>
+        <w:autoSpaceDN w:val="0"/>
+        <w:adjustRightInd w:val="0"/>
+        <w:spacing w:after="0" w:line="240" w:lineRule="auto"/>
+        <w:rPr>
+          <w:rFonts w:ascii="Consolas" w:hAnsi="Consolas" w:cs="Consolas"/>
+        </w:rPr>
+      </w:pPr>
+      <w:r>
+        <w:rPr>
+          <w:rFonts w:ascii="Consolas" w:hAnsi="Consolas" w:cs="Consolas"/>
+        </w:rPr>
+        <w:t xml:space="preserve">    </w:t>
+      </w:r>
+      <w:proofErr w:type="spellStart"/>
+      <w:proofErr w:type="gramStart"/>
+      <w:r>
+        <w:rPr>
+          <w:rFonts w:ascii="Consolas" w:hAnsi="Consolas" w:cs="Consolas"/>
+        </w:rPr>
+        <w:t>ioctl</w:t>
+      </w:r>
+      <w:proofErr w:type="spellEnd"/>
+      <w:r>
+        <w:rPr>
+          <w:rFonts w:ascii="Consolas" w:hAnsi="Consolas" w:cs="Consolas"/>
+        </w:rPr>
+        <w:t>(</w:t>
+      </w:r>
+      <w:proofErr w:type="spellStart"/>
+      <w:proofErr w:type="gramEnd"/>
+      <w:r>
+        <w:rPr>
+          <w:rFonts w:ascii="Consolas" w:hAnsi="Consolas" w:cs="Consolas"/>
+        </w:rPr>
+        <w:t>fd</w:t>
+      </w:r>
+      <w:proofErr w:type="spellEnd"/>
+      <w:r>
+        <w:rPr>
+          <w:rFonts w:ascii="Consolas" w:hAnsi="Consolas" w:cs="Consolas"/>
+        </w:rPr>
+        <w:t>, GPIO_CMD_SET_BUZZER, &amp;val);</w:t>
+      </w:r>
+    </w:p>
+    <w:p>
+      <w:pPr>
+        <w:tabs>
+          <w:tab w:val="left" w:pos="960"/>
+          <w:tab w:val="left" w:pos="1920"/>
+          <w:tab w:val="left" w:pos="2880"/>
+          <w:tab w:val="left" w:pos="3840"/>
+          <w:tab w:val="left" w:pos="4800"/>
+          <w:tab w:val="left" w:pos="5760"/>
+          <w:tab w:val="left" w:pos="6720"/>
+          <w:tab w:val="left" w:pos="7680"/>
+          <w:tab w:val="left" w:pos="8640"/>
+          <w:tab w:val="left" w:pos="9600"/>
+          <w:tab w:val="left" w:pos="10560"/>
+          <w:tab w:val="left" w:pos="11520"/>
+          <w:tab w:val="left" w:pos="12480"/>
+          <w:tab w:val="left" w:pos="13440"/>
+          <w:tab w:val="left" w:pos="14400"/>
+          <w:tab w:val="left" w:pos="15360"/>
+          <w:tab w:val="left" w:pos="16320"/>
+          <w:tab w:val="left" w:pos="17280"/>
+          <w:tab w:val="left" w:pos="18240"/>
+          <w:tab w:val="left" w:pos="19200"/>
+          <w:tab w:val="left" w:pos="20160"/>
+          <w:tab w:val="left" w:pos="21120"/>
+          <w:tab w:val="left" w:pos="22080"/>
+          <w:tab w:val="left" w:pos="23040"/>
+          <w:tab w:val="left" w:pos="24000"/>
+          <w:tab w:val="left" w:pos="24960"/>
+          <w:tab w:val="left" w:pos="25920"/>
+          <w:tab w:val="left" w:pos="26880"/>
+          <w:tab w:val="left" w:pos="27840"/>
+          <w:tab w:val="left" w:pos="28800"/>
+          <w:tab w:val="left" w:pos="29760"/>
+          <w:tab w:val="left" w:pos="30720"/>
+        </w:tabs>
+        <w:autoSpaceDE w:val="0"/>
+        <w:autoSpaceDN w:val="0"/>
+        <w:adjustRightInd w:val="0"/>
+        <w:spacing w:after="0" w:line="240" w:lineRule="auto"/>
+        <w:rPr>
+          <w:rFonts w:ascii="Consolas" w:hAnsi="Consolas" w:cs="Consolas"/>
+        </w:rPr>
+      </w:pPr>
+      <w:r>
+        <w:rPr>
+          <w:rFonts w:ascii="Consolas" w:hAnsi="Consolas" w:cs="Consolas"/>
+        </w:rPr>
+        <w:t xml:space="preserve">    </w:t>
+      </w:r>
+      <w:proofErr w:type="spellStart"/>
+      <w:proofErr w:type="gramStart"/>
+      <w:r>
+        <w:rPr>
+          <w:rFonts w:ascii="Consolas" w:hAnsi="Consolas" w:cs="Consolas"/>
+        </w:rPr>
+        <w:t>sleep</w:t>
+      </w:r>
+      <w:proofErr w:type="spellEnd"/>
+      <w:r>
+        <w:rPr>
+          <w:rFonts w:ascii="Consolas" w:hAnsi="Consolas" w:cs="Consolas"/>
+        </w:rPr>
+        <w:t>(</w:t>
+      </w:r>
+      <w:proofErr w:type="gramEnd"/>
+      <w:r>
+        <w:rPr>
+          <w:rFonts w:ascii="Consolas" w:hAnsi="Consolas" w:cs="Consolas"/>
+        </w:rPr>
+        <w:t>1);</w:t>
+      </w:r>
+    </w:p>
+    <w:p>
+      <w:pPr>
+        <w:tabs>
+          <w:tab w:val="left" w:pos="960"/>
+          <w:tab w:val="left" w:pos="1920"/>
+          <w:tab w:val="left" w:pos="2880"/>
+          <w:tab w:val="left" w:pos="3840"/>
+          <w:tab w:val="left" w:pos="4800"/>
+          <w:tab w:val="left" w:pos="5760"/>
+          <w:tab w:val="left" w:pos="6720"/>
+          <w:tab w:val="left" w:pos="7680"/>
+          <w:tab w:val="left" w:pos="8640"/>
+          <w:tab w:val="left" w:pos="9600"/>
+          <w:tab w:val="left" w:pos="10560"/>
+          <w:tab w:val="left" w:pos="11520"/>
+          <w:tab w:val="left" w:pos="12480"/>
+          <w:tab w:val="left" w:pos="13440"/>
+          <w:tab w:val="left" w:pos="14400"/>
+          <w:tab w:val="left" w:pos="15360"/>
+          <w:tab w:val="left" w:pos="16320"/>
+          <w:tab w:val="left" w:pos="17280"/>
+          <w:tab w:val="left" w:pos="18240"/>
+          <w:tab w:val="left" w:pos="19200"/>
+          <w:tab w:val="left" w:pos="20160"/>
+          <w:tab w:val="left" w:pos="21120"/>
+          <w:tab w:val="left" w:pos="22080"/>
+          <w:tab w:val="left" w:pos="23040"/>
+          <w:tab w:val="left" w:pos="24000"/>
+          <w:tab w:val="left" w:pos="24960"/>
+          <w:tab w:val="left" w:pos="25920"/>
+          <w:tab w:val="left" w:pos="26880"/>
+          <w:tab w:val="left" w:pos="27840"/>
+          <w:tab w:val="left" w:pos="28800"/>
+          <w:tab w:val="left" w:pos="29760"/>
+          <w:tab w:val="left" w:pos="30720"/>
+        </w:tabs>
+        <w:autoSpaceDE w:val="0"/>
+        <w:autoSpaceDN w:val="0"/>
+        <w:adjustRightInd w:val="0"/>
+        <w:spacing w:after="0" w:line="240" w:lineRule="auto"/>
+        <w:rPr>
+          <w:rFonts w:ascii="Consolas" w:hAnsi="Consolas" w:cs="Consolas"/>
+        </w:rPr>
+      </w:pPr>
+      <w:r>
+        <w:rPr>
+          <w:rFonts w:ascii="Consolas" w:hAnsi="Consolas" w:cs="Consolas"/>
+        </w:rPr>
+        <w:t xml:space="preserve">    </w:t>
+      </w:r>
+      <w:proofErr w:type="gramStart"/>
+      <w:r>
+        <w:rPr>
+          <w:rFonts w:ascii="Consolas" w:hAnsi="Consolas" w:cs="Consolas"/>
+        </w:rPr>
+        <w:t>val</w:t>
+      </w:r>
+      <w:proofErr w:type="gramEnd"/>
+      <w:r>
+        <w:rPr>
+          <w:rFonts w:ascii="Consolas" w:hAnsi="Consolas" w:cs="Consolas"/>
+        </w:rPr>
+        <w:t xml:space="preserve"> = 0;</w:t>
+      </w:r>
+    </w:p>
+    <w:p>
+      <w:pPr>
+        <w:tabs>
+          <w:tab w:val="left" w:pos="960"/>
+          <w:tab w:val="left" w:pos="1920"/>
+          <w:tab w:val="left" w:pos="2880"/>
+          <w:tab w:val="left" w:pos="3840"/>
+          <w:tab w:val="left" w:pos="4800"/>
+          <w:tab w:val="left" w:pos="5760"/>
+          <w:tab w:val="left" w:pos="6720"/>
+          <w:tab w:val="left" w:pos="7680"/>
+          <w:tab w:val="left" w:pos="8640"/>
+          <w:tab w:val="left" w:pos="9600"/>
+          <w:tab w:val="left" w:pos="10560"/>
+          <w:tab w:val="left" w:pos="11520"/>
+          <w:tab w:val="left" w:pos="12480"/>
+          <w:tab w:val="left" w:pos="13440"/>
+          <w:tab w:val="left" w:pos="14400"/>
+          <w:tab w:val="left" w:pos="15360"/>
+          <w:tab w:val="left" w:pos="16320"/>
+          <w:tab w:val="left" w:pos="17280"/>
+          <w:tab w:val="left" w:pos="18240"/>
+          <w:tab w:val="left" w:pos="19200"/>
+          <w:tab w:val="left" w:pos="20160"/>
+          <w:tab w:val="left" w:pos="21120"/>
+          <w:tab w:val="left" w:pos="22080"/>
+          <w:tab w:val="left" w:pos="23040"/>
+          <w:tab w:val="left" w:pos="24000"/>
+          <w:tab w:val="left" w:pos="24960"/>
+          <w:tab w:val="left" w:pos="25920"/>
+          <w:tab w:val="left" w:pos="26880"/>
+          <w:tab w:val="left" w:pos="27840"/>
+          <w:tab w:val="left" w:pos="28800"/>
+          <w:tab w:val="left" w:pos="29760"/>
+          <w:tab w:val="left" w:pos="30720"/>
+        </w:tabs>
+        <w:autoSpaceDE w:val="0"/>
+        <w:autoSpaceDN w:val="0"/>
+        <w:adjustRightInd w:val="0"/>
+        <w:spacing w:after="0" w:line="240" w:lineRule="auto"/>
+        <w:rPr>
+          <w:rFonts w:ascii="Consolas" w:hAnsi="Consolas" w:cs="Consolas"/>
+        </w:rPr>
+      </w:pPr>
+      <w:r>
+        <w:rPr>
+          <w:rFonts w:ascii="Consolas" w:hAnsi="Consolas" w:cs="Consolas"/>
+        </w:rPr>
+        <w:t xml:space="preserve">    </w:t>
+      </w:r>
+      <w:proofErr w:type="spellStart"/>
+      <w:proofErr w:type="gramStart"/>
+      <w:r>
+        <w:rPr>
+          <w:rFonts w:ascii="Consolas" w:hAnsi="Consolas" w:cs="Consolas"/>
+        </w:rPr>
+        <w:t>ioctl</w:t>
+      </w:r>
+      <w:proofErr w:type="spellEnd"/>
+      <w:r>
+        <w:rPr>
+          <w:rFonts w:ascii="Consolas" w:hAnsi="Consolas" w:cs="Consolas"/>
+        </w:rPr>
+        <w:t>(</w:t>
+      </w:r>
+      <w:proofErr w:type="spellStart"/>
+      <w:proofErr w:type="gramEnd"/>
+      <w:r>
+        <w:rPr>
+          <w:rFonts w:ascii="Consolas" w:hAnsi="Consolas" w:cs="Consolas"/>
+        </w:rPr>
+        <w:t>fd</w:t>
+      </w:r>
+      <w:proofErr w:type="spellEnd"/>
+      <w:r>
+        <w:rPr>
+          <w:rFonts w:ascii="Consolas" w:hAnsi="Consolas" w:cs="Consolas"/>
+        </w:rPr>
+        <w:t>, GPIO_CMD_SET_BUZZER, &amp;val);</w:t>
+      </w:r>
+    </w:p>
+    <w:p>
+      <w:pPr>
+        <w:tabs>
+          <w:tab w:val="left" w:pos="960"/>
+          <w:tab w:val="left" w:pos="1920"/>
+          <w:tab w:val="left" w:pos="2880"/>
+          <w:tab w:val="left" w:pos="3840"/>
+          <w:tab w:val="left" w:pos="4800"/>
+          <w:tab w:val="left" w:pos="5760"/>
+          <w:tab w:val="left" w:pos="6720"/>
+          <w:tab w:val="left" w:pos="7680"/>
+          <w:tab w:val="left" w:pos="8640"/>
+          <w:tab w:val="left" w:pos="9600"/>
+          <w:tab w:val="left" w:pos="10560"/>
+          <w:tab w:val="left" w:pos="11520"/>
+          <w:tab w:val="left" w:pos="12480"/>
+          <w:tab w:val="left" w:pos="13440"/>
+          <w:tab w:val="left" w:pos="14400"/>
+          <w:tab w:val="left" w:pos="15360"/>
+          <w:tab w:val="left" w:pos="16320"/>
+          <w:tab w:val="left" w:pos="17280"/>
+          <w:tab w:val="left" w:pos="18240"/>
+          <w:tab w:val="left" w:pos="19200"/>
+          <w:tab w:val="left" w:pos="20160"/>
+          <w:tab w:val="left" w:pos="21120"/>
+          <w:tab w:val="left" w:pos="22080"/>
+          <w:tab w:val="left" w:pos="23040"/>
+          <w:tab w:val="left" w:pos="24000"/>
+          <w:tab w:val="left" w:pos="24960"/>
+          <w:tab w:val="left" w:pos="25920"/>
+          <w:tab w:val="left" w:pos="26880"/>
+          <w:tab w:val="left" w:pos="27840"/>
+          <w:tab w:val="left" w:pos="28800"/>
+          <w:tab w:val="left" w:pos="29760"/>
+          <w:tab w:val="left" w:pos="30720"/>
+        </w:tabs>
+        <w:autoSpaceDE w:val="0"/>
+        <w:autoSpaceDN w:val="0"/>
+        <w:adjustRightInd w:val="0"/>
+        <w:spacing w:after="0" w:line="240" w:lineRule="auto"/>
+        <w:rPr>
+          <w:rFonts w:ascii="Consolas" w:hAnsi="Consolas" w:cs="Consolas"/>
+        </w:rPr>
+      </w:pPr>
+      <w:r>
+        <w:rPr>
+          <w:rFonts w:ascii="Consolas" w:hAnsi="Consolas" w:cs="Consolas"/>
+        </w:rPr>
+        <w:t xml:space="preserve">    </w:t>
+      </w:r>
+      <w:proofErr w:type="spellStart"/>
+      <w:proofErr w:type="gramStart"/>
+      <w:r>
+        <w:rPr>
+          <w:rFonts w:ascii="Consolas" w:hAnsi="Consolas" w:cs="Consolas"/>
+        </w:rPr>
+        <w:t>sleep</w:t>
+      </w:r>
+      <w:proofErr w:type="spellEnd"/>
+      <w:r>
+        <w:rPr>
+          <w:rFonts w:ascii="Consolas" w:hAnsi="Consolas" w:cs="Consolas"/>
+        </w:rPr>
+        <w:t>(</w:t>
+      </w:r>
+      <w:proofErr w:type="gramEnd"/>
+      <w:r>
+        <w:rPr>
+          <w:rFonts w:ascii="Consolas" w:hAnsi="Consolas" w:cs="Consolas"/>
+        </w:rPr>
+        <w:t>1);</w:t>
+      </w:r>
+    </w:p>
+    <w:p>
+      <w:pPr>
+        <w:tabs>
+          <w:tab w:val="left" w:pos="960"/>
+          <w:tab w:val="left" w:pos="1920"/>
+          <w:tab w:val="left" w:pos="2880"/>
+          <w:tab w:val="left" w:pos="3840"/>
+          <w:tab w:val="left" w:pos="4800"/>
+          <w:tab w:val="left" w:pos="5760"/>
+          <w:tab w:val="left" w:pos="6720"/>
+          <w:tab w:val="left" w:pos="7680"/>
+          <w:tab w:val="left" w:pos="8640"/>
+          <w:tab w:val="left" w:pos="9600"/>
+          <w:tab w:val="left" w:pos="10560"/>
+          <w:tab w:val="left" w:pos="11520"/>
+          <w:tab w:val="left" w:pos="12480"/>
+          <w:tab w:val="left" w:pos="13440"/>
+          <w:tab w:val="left" w:pos="14400"/>
+          <w:tab w:val="left" w:pos="15360"/>
+          <w:tab w:val="left" w:pos="16320"/>
+          <w:tab w:val="left" w:pos="17280"/>
+          <w:tab w:val="left" w:pos="18240"/>
+          <w:tab w:val="left" w:pos="19200"/>
+          <w:tab w:val="left" w:pos="20160"/>
+          <w:tab w:val="left" w:pos="21120"/>
+          <w:tab w:val="left" w:pos="22080"/>
+          <w:tab w:val="left" w:pos="23040"/>
+          <w:tab w:val="left" w:pos="24000"/>
+          <w:tab w:val="left" w:pos="24960"/>
+          <w:tab w:val="left" w:pos="25920"/>
+          <w:tab w:val="left" w:pos="26880"/>
+          <w:tab w:val="left" w:pos="27840"/>
+          <w:tab w:val="left" w:pos="28800"/>
+          <w:tab w:val="left" w:pos="29760"/>
+          <w:tab w:val="left" w:pos="30720"/>
+        </w:tabs>
+        <w:autoSpaceDE w:val="0"/>
+        <w:autoSpaceDN w:val="0"/>
+        <w:adjustRightInd w:val="0"/>
+        <w:spacing w:after="0" w:line="240" w:lineRule="auto"/>
+        <w:rPr>
+          <w:rFonts w:ascii="Consolas" w:hAnsi="Consolas" w:cs="Consolas"/>
+        </w:rPr>
+      </w:pPr>
+      <w:r>
+        <w:rPr>
+          <w:rFonts w:ascii="Consolas" w:hAnsi="Consolas" w:cs="Consolas"/>
+        </w:rPr>
+        <w:t xml:space="preserve">    </w:t>
+      </w:r>
+    </w:p>
+    <w:p>
+      <w:pPr>
+        <w:tabs>
+          <w:tab w:val="left" w:pos="960"/>
+          <w:tab w:val="left" w:pos="1920"/>
+          <w:tab w:val="left" w:pos="2880"/>
+          <w:tab w:val="left" w:pos="3840"/>
+          <w:tab w:val="left" w:pos="4800"/>
+          <w:tab w:val="left" w:pos="5760"/>
+          <w:tab w:val="left" w:pos="6720"/>
+          <w:tab w:val="left" w:pos="7680"/>
+          <w:tab w:val="left" w:pos="8640"/>
+          <w:tab w:val="left" w:pos="9600"/>
+          <w:tab w:val="left" w:pos="10560"/>
+          <w:tab w:val="left" w:pos="11520"/>
+          <w:tab w:val="left" w:pos="12480"/>
+          <w:tab w:val="left" w:pos="13440"/>
+          <w:tab w:val="left" w:pos="14400"/>
+          <w:tab w:val="left" w:pos="15360"/>
+          <w:tab w:val="left" w:pos="16320"/>
+          <w:tab w:val="left" w:pos="17280"/>
+          <w:tab w:val="left" w:pos="18240"/>
+          <w:tab w:val="left" w:pos="19200"/>
+          <w:tab w:val="left" w:pos="20160"/>
+          <w:tab w:val="left" w:pos="21120"/>
+          <w:tab w:val="left" w:pos="22080"/>
+          <w:tab w:val="left" w:pos="23040"/>
+          <w:tab w:val="left" w:pos="24000"/>
+          <w:tab w:val="left" w:pos="24960"/>
+          <w:tab w:val="left" w:pos="25920"/>
+          <w:tab w:val="left" w:pos="26880"/>
+          <w:tab w:val="left" w:pos="27840"/>
+          <w:tab w:val="left" w:pos="28800"/>
+          <w:tab w:val="left" w:pos="29760"/>
+          <w:tab w:val="left" w:pos="30720"/>
+        </w:tabs>
+        <w:autoSpaceDE w:val="0"/>
+        <w:autoSpaceDN w:val="0"/>
+        <w:adjustRightInd w:val="0"/>
+        <w:spacing w:after="0" w:line="240" w:lineRule="auto"/>
+        <w:rPr>
+          <w:rFonts w:ascii="Consolas" w:hAnsi="Consolas" w:cs="Consolas"/>
+        </w:rPr>
+      </w:pPr>
+      <w:r>
+        <w:rPr>
+          <w:rFonts w:ascii="Consolas" w:hAnsi="Consolas" w:cs="Consolas"/>
+        </w:rPr>
+        <w:t xml:space="preserve">    </w:t>
+      </w:r>
+      <w:proofErr w:type="gramStart"/>
+      <w:r>
+        <w:rPr>
+          <w:rFonts w:ascii="Consolas" w:hAnsi="Consolas" w:cs="Consolas"/>
+        </w:rPr>
+        <w:t>val</w:t>
+      </w:r>
+      <w:proofErr w:type="gramEnd"/>
+      <w:r>
+        <w:rPr>
+          <w:rFonts w:ascii="Consolas" w:hAnsi="Consolas" w:cs="Consolas"/>
+        </w:rPr>
+        <w:t xml:space="preserve"> = 1;</w:t>
+      </w:r>
+    </w:p>
+    <w:p>
+      <w:pPr>
+        <w:tabs>
+          <w:tab w:val="left" w:pos="960"/>
+          <w:tab w:val="left" w:pos="1920"/>
+          <w:tab w:val="left" w:pos="2880"/>
+          <w:tab w:val="left" w:pos="3840"/>
+          <w:tab w:val="left" w:pos="4800"/>
+          <w:tab w:val="left" w:pos="5760"/>
+          <w:tab w:val="left" w:pos="6720"/>
+          <w:tab w:val="left" w:pos="7680"/>
+          <w:tab w:val="left" w:pos="8640"/>
+          <w:tab w:val="left" w:pos="9600"/>
+          <w:tab w:val="left" w:pos="10560"/>
+          <w:tab w:val="left" w:pos="11520"/>
+          <w:tab w:val="left" w:pos="12480"/>
+          <w:tab w:val="left" w:pos="13440"/>
+          <w:tab w:val="left" w:pos="14400"/>
+          <w:tab w:val="left" w:pos="15360"/>
+          <w:tab w:val="left" w:pos="16320"/>
+          <w:tab w:val="left" w:pos="17280"/>
+          <w:tab w:val="left" w:pos="18240"/>
+          <w:tab w:val="left" w:pos="19200"/>
+          <w:tab w:val="left" w:pos="20160"/>
+          <w:tab w:val="left" w:pos="21120"/>
+          <w:tab w:val="left" w:pos="22080"/>
+          <w:tab w:val="left" w:pos="23040"/>
+          <w:tab w:val="left" w:pos="24000"/>
+          <w:tab w:val="left" w:pos="24960"/>
+          <w:tab w:val="left" w:pos="25920"/>
+          <w:tab w:val="left" w:pos="26880"/>
+          <w:tab w:val="left" w:pos="27840"/>
+          <w:tab w:val="left" w:pos="28800"/>
+          <w:tab w:val="left" w:pos="29760"/>
+          <w:tab w:val="left" w:pos="30720"/>
+        </w:tabs>
+        <w:autoSpaceDE w:val="0"/>
+        <w:autoSpaceDN w:val="0"/>
+        <w:adjustRightInd w:val="0"/>
+        <w:spacing w:after="0" w:line="240" w:lineRule="auto"/>
+        <w:rPr>
+          <w:rFonts w:ascii="Consolas" w:hAnsi="Consolas" w:cs="Consolas"/>
+        </w:rPr>
+      </w:pPr>
+      <w:r>
+        <w:rPr>
+          <w:rFonts w:ascii="Consolas" w:hAnsi="Consolas" w:cs="Consolas"/>
+        </w:rPr>
+        <w:t xml:space="preserve">    </w:t>
+      </w:r>
+      <w:proofErr w:type="spellStart"/>
+      <w:proofErr w:type="gramStart"/>
+      <w:r>
+        <w:rPr>
+          <w:rFonts w:ascii="Consolas" w:hAnsi="Consolas" w:cs="Consolas"/>
+        </w:rPr>
+        <w:t>ioctl</w:t>
+      </w:r>
+      <w:proofErr w:type="spellEnd"/>
+      <w:r>
+        <w:rPr>
+          <w:rFonts w:ascii="Consolas" w:hAnsi="Consolas" w:cs="Consolas"/>
+        </w:rPr>
+        <w:t>(</w:t>
+      </w:r>
+      <w:proofErr w:type="spellStart"/>
+      <w:proofErr w:type="gramEnd"/>
+      <w:r>
+        <w:rPr>
+          <w:rFonts w:ascii="Consolas" w:hAnsi="Consolas" w:cs="Consolas"/>
+        </w:rPr>
+        <w:t>fd</w:t>
+      </w:r>
+      <w:proofErr w:type="spellEnd"/>
+      <w:r>
+        <w:rPr>
+          <w:rFonts w:ascii="Consolas" w:hAnsi="Consolas" w:cs="Consolas"/>
+        </w:rPr>
+        <w:t>, GPIO_CMD_SET_BUZZER, &amp;val);</w:t>
+      </w:r>
+    </w:p>
+    <w:p>
+      <w:pPr>
+        <w:tabs>
+          <w:tab w:val="left" w:pos="960"/>
+          <w:tab w:val="left" w:pos="1920"/>
+          <w:tab w:val="left" w:pos="2880"/>
+          <w:tab w:val="left" w:pos="3840"/>
+          <w:tab w:val="left" w:pos="4800"/>
+          <w:tab w:val="left" w:pos="5760"/>
+          <w:tab w:val="left" w:pos="6720"/>
+          <w:tab w:val="left" w:pos="7680"/>
+          <w:tab w:val="left" w:pos="8640"/>
+          <w:tab w:val="left" w:pos="9600"/>
+          <w:tab w:val="left" w:pos="10560"/>
+          <w:tab w:val="left" w:pos="11520"/>
+          <w:tab w:val="left" w:pos="12480"/>
+          <w:tab w:val="left" w:pos="13440"/>
+          <w:tab w:val="left" w:pos="14400"/>
+          <w:tab w:val="left" w:pos="15360"/>
+          <w:tab w:val="left" w:pos="16320"/>
+          <w:tab w:val="left" w:pos="17280"/>
+          <w:tab w:val="left" w:pos="18240"/>
+          <w:tab w:val="left" w:pos="19200"/>
+          <w:tab w:val="left" w:pos="20160"/>
+          <w:tab w:val="left" w:pos="21120"/>
+          <w:tab w:val="left" w:pos="22080"/>
+          <w:tab w:val="left" w:pos="23040"/>
+          <w:tab w:val="left" w:pos="24000"/>
+          <w:tab w:val="left" w:pos="24960"/>
+          <w:tab w:val="left" w:pos="25920"/>
+          <w:tab w:val="left" w:pos="26880"/>
+          <w:tab w:val="left" w:pos="27840"/>
+          <w:tab w:val="left" w:pos="28800"/>
+          <w:tab w:val="left" w:pos="29760"/>
+          <w:tab w:val="left" w:pos="30720"/>
+        </w:tabs>
+        <w:autoSpaceDE w:val="0"/>
+        <w:autoSpaceDN w:val="0"/>
+        <w:adjustRightInd w:val="0"/>
+        <w:spacing w:after="0" w:line="240" w:lineRule="auto"/>
+        <w:rPr>
+          <w:rFonts w:ascii="Consolas" w:hAnsi="Consolas" w:cs="Consolas"/>
+        </w:rPr>
+      </w:pPr>
+      <w:r>
+        <w:rPr>
+          <w:rFonts w:ascii="Consolas" w:hAnsi="Consolas" w:cs="Consolas"/>
+        </w:rPr>
+        <w:t xml:space="preserve">    </w:t>
+      </w:r>
+      <w:proofErr w:type="spellStart"/>
+      <w:proofErr w:type="gramStart"/>
+      <w:r>
+        <w:rPr>
+          <w:rFonts w:ascii="Consolas" w:hAnsi="Consolas" w:cs="Consolas"/>
+        </w:rPr>
+        <w:t>sleep</w:t>
+      </w:r>
+      <w:proofErr w:type="spellEnd"/>
+      <w:r>
+        <w:rPr>
+          <w:rFonts w:ascii="Consolas" w:hAnsi="Consolas" w:cs="Consolas"/>
+        </w:rPr>
+        <w:t>(</w:t>
+      </w:r>
+      <w:proofErr w:type="gramEnd"/>
+      <w:r>
+        <w:rPr>
+          <w:rFonts w:ascii="Consolas" w:hAnsi="Consolas" w:cs="Consolas"/>
+        </w:rPr>
+        <w:t>1);</w:t>
+      </w:r>
+    </w:p>
+    <w:p>
+      <w:pPr>
+        <w:tabs>
+          <w:tab w:val="left" w:pos="960"/>
+          <w:tab w:val="left" w:pos="1920"/>
+          <w:tab w:val="left" w:pos="2880"/>
+          <w:tab w:val="left" w:pos="3840"/>
+          <w:tab w:val="left" w:pos="4800"/>
+          <w:tab w:val="left" w:pos="5760"/>
+          <w:tab w:val="left" w:pos="6720"/>
+          <w:tab w:val="left" w:pos="7680"/>
+          <w:tab w:val="left" w:pos="8640"/>
+          <w:tab w:val="left" w:pos="9600"/>
+          <w:tab w:val="left" w:pos="10560"/>
+          <w:tab w:val="left" w:pos="11520"/>
+          <w:tab w:val="left" w:pos="12480"/>
+          <w:tab w:val="left" w:pos="13440"/>
+          <w:tab w:val="left" w:pos="14400"/>
+          <w:tab w:val="left" w:pos="15360"/>
+          <w:tab w:val="left" w:pos="16320"/>
+          <w:tab w:val="left" w:pos="17280"/>
+          <w:tab w:val="left" w:pos="18240"/>
+          <w:tab w:val="left" w:pos="19200"/>
+          <w:tab w:val="left" w:pos="20160"/>
+          <w:tab w:val="left" w:pos="21120"/>
+          <w:tab w:val="left" w:pos="22080"/>
+          <w:tab w:val="left" w:pos="23040"/>
+          <w:tab w:val="left" w:pos="24000"/>
+          <w:tab w:val="left" w:pos="24960"/>
+          <w:tab w:val="left" w:pos="25920"/>
+          <w:tab w:val="left" w:pos="26880"/>
+          <w:tab w:val="left" w:pos="27840"/>
+          <w:tab w:val="left" w:pos="28800"/>
+          <w:tab w:val="left" w:pos="29760"/>
+          <w:tab w:val="left" w:pos="30720"/>
+        </w:tabs>
+        <w:autoSpaceDE w:val="0"/>
+        <w:autoSpaceDN w:val="0"/>
+        <w:adjustRightInd w:val="0"/>
+        <w:spacing w:after="0" w:line="240" w:lineRule="auto"/>
+        <w:rPr>
+          <w:rFonts w:ascii="Consolas" w:hAnsi="Consolas" w:cs="Consolas"/>
+        </w:rPr>
+      </w:pPr>
+      <w:r>
+        <w:rPr>
+          <w:rFonts w:ascii="Consolas" w:hAnsi="Consolas" w:cs="Consolas"/>
+        </w:rPr>
+        <w:t xml:space="preserve">    </w:t>
+      </w:r>
+      <w:proofErr w:type="gramStart"/>
+      <w:r>
+        <w:rPr>
+          <w:rFonts w:ascii="Consolas" w:hAnsi="Consolas" w:cs="Consolas"/>
+        </w:rPr>
+        <w:t>val</w:t>
+      </w:r>
+      <w:proofErr w:type="gramEnd"/>
+      <w:r>
+        <w:rPr>
+          <w:rFonts w:ascii="Consolas" w:hAnsi="Consolas" w:cs="Consolas"/>
+        </w:rPr>
+        <w:t xml:space="preserve"> = 0;</w:t>
+      </w:r>
+    </w:p>
+    <w:p>
+      <w:pPr>
+        <w:tabs>
+          <w:tab w:val="left" w:pos="960"/>
+          <w:tab w:val="left" w:pos="1920"/>
+          <w:tab w:val="left" w:pos="2880"/>
+          <w:tab w:val="left" w:pos="3840"/>
+          <w:tab w:val="left" w:pos="4800"/>
+          <w:tab w:val="left" w:pos="5760"/>
+          <w:tab w:val="left" w:pos="6720"/>
+          <w:tab w:val="left" w:pos="7680"/>
+          <w:tab w:val="left" w:pos="8640"/>
+          <w:tab w:val="left" w:pos="9600"/>
+          <w:tab w:val="left" w:pos="10560"/>
+          <w:tab w:val="left" w:pos="11520"/>
+          <w:tab w:val="left" w:pos="12480"/>
+          <w:tab w:val="left" w:pos="13440"/>
+          <w:tab w:val="left" w:pos="14400"/>
+          <w:tab w:val="left" w:pos="15360"/>
+          <w:tab w:val="left" w:pos="16320"/>
+          <w:tab w:val="left" w:pos="17280"/>
+          <w:tab w:val="left" w:pos="18240"/>
+          <w:tab w:val="left" w:pos="19200"/>
+          <w:tab w:val="left" w:pos="20160"/>
+          <w:tab w:val="left" w:pos="21120"/>
+          <w:tab w:val="left" w:pos="22080"/>
+          <w:tab w:val="left" w:pos="23040"/>
+          <w:tab w:val="left" w:pos="24000"/>
+          <w:tab w:val="left" w:pos="24960"/>
+          <w:tab w:val="left" w:pos="25920"/>
+          <w:tab w:val="left" w:pos="26880"/>
+          <w:tab w:val="left" w:pos="27840"/>
+          <w:tab w:val="left" w:pos="28800"/>
+          <w:tab w:val="left" w:pos="29760"/>
+          <w:tab w:val="left" w:pos="30720"/>
+        </w:tabs>
+        <w:autoSpaceDE w:val="0"/>
+        <w:autoSpaceDN w:val="0"/>
+        <w:adjustRightInd w:val="0"/>
+        <w:spacing w:after="0" w:line="240" w:lineRule="auto"/>
+        <w:rPr>
+          <w:rFonts w:ascii="Consolas" w:hAnsi="Consolas" w:cs="Consolas"/>
+        </w:rPr>
+      </w:pPr>
+      <w:r>
+        <w:rPr>
+          <w:rFonts w:ascii="Consolas" w:hAnsi="Consolas" w:cs="Consolas"/>
+        </w:rPr>
+        <w:t xml:space="preserve">    </w:t>
+      </w:r>
+      <w:proofErr w:type="spellStart"/>
+      <w:proofErr w:type="gramStart"/>
+      <w:r>
+        <w:rPr>
+          <w:rFonts w:ascii="Consolas" w:hAnsi="Consolas" w:cs="Consolas"/>
+        </w:rPr>
+        <w:t>ioctl</w:t>
+      </w:r>
+      <w:proofErr w:type="spellEnd"/>
+      <w:r>
+        <w:rPr>
+          <w:rFonts w:ascii="Consolas" w:hAnsi="Consolas" w:cs="Consolas"/>
+        </w:rPr>
+        <w:t>(</w:t>
+      </w:r>
+      <w:proofErr w:type="spellStart"/>
+      <w:proofErr w:type="gramEnd"/>
+      <w:r>
+        <w:rPr>
+          <w:rFonts w:ascii="Consolas" w:hAnsi="Consolas" w:cs="Consolas"/>
+        </w:rPr>
+        <w:t>fd</w:t>
+      </w:r>
+      <w:proofErr w:type="spellEnd"/>
+      <w:r>
+        <w:rPr>
+          <w:rFonts w:ascii="Consolas" w:hAnsi="Consolas" w:cs="Consolas"/>
+        </w:rPr>
+        <w:t>, GPIO_CMD_SET_BUZZER, &amp;val);</w:t>
+      </w:r>
+    </w:p>
+    <w:p>
+      <w:pPr>
+        <w:tabs>
+          <w:tab w:val="left" w:pos="960"/>
+          <w:tab w:val="left" w:pos="1920"/>
+          <w:tab w:val="left" w:pos="2880"/>
+          <w:tab w:val="left" w:pos="3840"/>
+          <w:tab w:val="left" w:pos="4800"/>
+          <w:tab w:val="left" w:pos="5760"/>
+          <w:tab w:val="left" w:pos="6720"/>
+          <w:tab w:val="left" w:pos="7680"/>
+          <w:tab w:val="left" w:pos="8640"/>
+          <w:tab w:val="left" w:pos="9600"/>
+          <w:tab w:val="left" w:pos="10560"/>
+          <w:tab w:val="left" w:pos="11520"/>
+          <w:tab w:val="left" w:pos="12480"/>
+          <w:tab w:val="left" w:pos="13440"/>
+          <w:tab w:val="left" w:pos="14400"/>
+          <w:tab w:val="left" w:pos="15360"/>
+          <w:tab w:val="left" w:pos="16320"/>
+          <w:tab w:val="left" w:pos="17280"/>
+          <w:tab w:val="left" w:pos="18240"/>
+          <w:tab w:val="left" w:pos="19200"/>
+          <w:tab w:val="left" w:pos="20160"/>
+          <w:tab w:val="left" w:pos="21120"/>
+          <w:tab w:val="left" w:pos="22080"/>
+          <w:tab w:val="left" w:pos="23040"/>
+          <w:tab w:val="left" w:pos="24000"/>
+          <w:tab w:val="left" w:pos="24960"/>
+          <w:tab w:val="left" w:pos="25920"/>
+          <w:tab w:val="left" w:pos="26880"/>
+          <w:tab w:val="left" w:pos="27840"/>
+          <w:tab w:val="left" w:pos="28800"/>
+          <w:tab w:val="left" w:pos="29760"/>
+          <w:tab w:val="left" w:pos="30720"/>
+        </w:tabs>
+        <w:autoSpaceDE w:val="0"/>
+        <w:autoSpaceDN w:val="0"/>
+        <w:adjustRightInd w:val="0"/>
+        <w:spacing w:after="0" w:line="240" w:lineRule="auto"/>
+        <w:rPr>
+          <w:rFonts w:ascii="Consolas" w:hAnsi="Consolas" w:cs="Consolas"/>
+        </w:rPr>
+      </w:pPr>
+    </w:p>
+    <w:p>
+      <w:pPr>
+        <w:tabs>
+          <w:tab w:val="left" w:pos="960"/>
+          <w:tab w:val="left" w:pos="1920"/>
+          <w:tab w:val="left" w:pos="2880"/>
+          <w:tab w:val="left" w:pos="3840"/>
+          <w:tab w:val="left" w:pos="4800"/>
+          <w:tab w:val="left" w:pos="5760"/>
+          <w:tab w:val="left" w:pos="6720"/>
+          <w:tab w:val="left" w:pos="7680"/>
+          <w:tab w:val="left" w:pos="8640"/>
+          <w:tab w:val="left" w:pos="9600"/>
+          <w:tab w:val="left" w:pos="10560"/>
+          <w:tab w:val="left" w:pos="11520"/>
+          <w:tab w:val="left" w:pos="12480"/>
+          <w:tab w:val="left" w:pos="13440"/>
+          <w:tab w:val="left" w:pos="14400"/>
+          <w:tab w:val="left" w:pos="15360"/>
+          <w:tab w:val="left" w:pos="16320"/>
+          <w:tab w:val="left" w:pos="17280"/>
+          <w:tab w:val="left" w:pos="18240"/>
+          <w:tab w:val="left" w:pos="19200"/>
+          <w:tab w:val="left" w:pos="20160"/>
+          <w:tab w:val="left" w:pos="21120"/>
+          <w:tab w:val="left" w:pos="22080"/>
+          <w:tab w:val="left" w:pos="23040"/>
+          <w:tab w:val="left" w:pos="24000"/>
+          <w:tab w:val="left" w:pos="24960"/>
+          <w:tab w:val="left" w:pos="25920"/>
+          <w:tab w:val="left" w:pos="26880"/>
+          <w:tab w:val="left" w:pos="27840"/>
+          <w:tab w:val="left" w:pos="28800"/>
+          <w:tab w:val="left" w:pos="29760"/>
+          <w:tab w:val="left" w:pos="30720"/>
+        </w:tabs>
+        <w:autoSpaceDE w:val="0"/>
+        <w:autoSpaceDN w:val="0"/>
+        <w:adjustRightInd w:val="0"/>
+        <w:spacing w:after="0" w:line="240" w:lineRule="auto"/>
+        <w:rPr>
+          <w:rFonts w:ascii="Consolas" w:hAnsi="Consolas" w:cs="Consolas"/>
+        </w:rPr>
+      </w:pPr>
+      <w:r>
+        <w:rPr>
+          <w:rFonts w:ascii="Consolas" w:hAnsi="Consolas" w:cs="Consolas"/>
+        </w:rPr>
+        <w:t xml:space="preserve">    </w:t>
+      </w:r>
+      <w:proofErr w:type="gramStart"/>
+      <w:r>
+        <w:rPr>
+          <w:rFonts w:ascii="Consolas" w:hAnsi="Consolas" w:cs="Consolas"/>
+        </w:rPr>
+        <w:t>close</w:t>
+      </w:r>
+      <w:proofErr w:type="gramEnd"/>
+      <w:r>
+        <w:rPr>
+          <w:rFonts w:ascii="Consolas" w:hAnsi="Consolas" w:cs="Consolas"/>
+        </w:rPr>
+        <w:t>(</w:t>
+      </w:r>
+      <w:proofErr w:type="spellStart"/>
+      <w:r>
+        <w:rPr>
+          <w:rFonts w:ascii="Consolas" w:hAnsi="Consolas" w:cs="Consolas"/>
+        </w:rPr>
+        <w:t>fd</w:t>
+      </w:r>
+      <w:proofErr w:type="spellEnd"/>
+      <w:r>
+        <w:rPr>
+          <w:rFonts w:ascii="Consolas" w:hAnsi="Consolas" w:cs="Consolas"/>
+        </w:rPr>
+        <w:t xml:space="preserve">); </w:t>
+      </w:r>
+    </w:p>
+    <w:p>
+      <w:pPr>
+        <w:tabs>
+          <w:tab w:val="left" w:pos="960"/>
+          <w:tab w:val="left" w:pos="1920"/>
+          <w:tab w:val="left" w:pos="2880"/>
+          <w:tab w:val="left" w:pos="3840"/>
+          <w:tab w:val="left" w:pos="4800"/>
+          <w:tab w:val="left" w:pos="5760"/>
+          <w:tab w:val="left" w:pos="6720"/>
+          <w:tab w:val="left" w:pos="7680"/>
+          <w:tab w:val="left" w:pos="8640"/>
+          <w:tab w:val="left" w:pos="9600"/>
+          <w:tab w:val="left" w:pos="10560"/>
+          <w:tab w:val="left" w:pos="11520"/>
+          <w:tab w:val="left" w:pos="12480"/>
+          <w:tab w:val="left" w:pos="13440"/>
+          <w:tab w:val="left" w:pos="14400"/>
+          <w:tab w:val="left" w:pos="15360"/>
+          <w:tab w:val="left" w:pos="16320"/>
+          <w:tab w:val="left" w:pos="17280"/>
+          <w:tab w:val="left" w:pos="18240"/>
+          <w:tab w:val="left" w:pos="19200"/>
+          <w:tab w:val="left" w:pos="20160"/>
+          <w:tab w:val="left" w:pos="21120"/>
+          <w:tab w:val="left" w:pos="22080"/>
+          <w:tab w:val="left" w:pos="23040"/>
+          <w:tab w:val="left" w:pos="24000"/>
+          <w:tab w:val="left" w:pos="24960"/>
+          <w:tab w:val="left" w:pos="25920"/>
+          <w:tab w:val="left" w:pos="26880"/>
+          <w:tab w:val="left" w:pos="27840"/>
+          <w:tab w:val="left" w:pos="28800"/>
+          <w:tab w:val="left" w:pos="29760"/>
+          <w:tab w:val="left" w:pos="30720"/>
+        </w:tabs>
+        <w:autoSpaceDE w:val="0"/>
+        <w:autoSpaceDN w:val="0"/>
+        <w:adjustRightInd w:val="0"/>
+        <w:spacing w:after="0" w:line="240" w:lineRule="auto"/>
+        <w:rPr>
+          <w:rFonts w:ascii="Consolas" w:hAnsi="Consolas" w:cs="Consolas"/>
+        </w:rPr>
+      </w:pPr>
+      <w:r>
+        <w:rPr>
+          <w:rFonts w:ascii="Consolas" w:hAnsi="Consolas" w:cs="Consolas"/>
+        </w:rPr>
+        <w:t xml:space="preserve">    </w:t>
+      </w:r>
+      <w:proofErr w:type="gramStart"/>
+      <w:r>
+        <w:rPr>
+          <w:rFonts w:ascii="Consolas" w:hAnsi="Consolas" w:cs="Consolas"/>
+        </w:rPr>
+        <w:t>return</w:t>
+      </w:r>
+      <w:proofErr w:type="gramEnd"/>
+      <w:r>
+        <w:rPr>
+          <w:rFonts w:ascii="Consolas" w:hAnsi="Consolas" w:cs="Consolas"/>
+        </w:rPr>
+        <w:t xml:space="preserve"> 0;</w:t>
+      </w:r>
+    </w:p>
+    <w:p>
+      <w:pPr>
+        <w:tabs>
+          <w:tab w:val="left" w:pos="960"/>
+          <w:tab w:val="left" w:pos="1920"/>
+          <w:tab w:val="left" w:pos="2880"/>
+          <w:tab w:val="left" w:pos="3840"/>
+          <w:tab w:val="left" w:pos="4800"/>
+          <w:tab w:val="left" w:pos="5760"/>
+          <w:tab w:val="left" w:pos="6720"/>
+          <w:tab w:val="left" w:pos="7680"/>
+          <w:tab w:val="left" w:pos="8640"/>
+          <w:tab w:val="left" w:pos="9600"/>
+          <w:tab w:val="left" w:pos="10560"/>
+          <w:tab w:val="left" w:pos="11520"/>
+          <w:tab w:val="left" w:pos="12480"/>
+          <w:tab w:val="left" w:pos="13440"/>
+          <w:tab w:val="left" w:pos="14400"/>
+          <w:tab w:val="left" w:pos="15360"/>
+          <w:tab w:val="left" w:pos="16320"/>
+          <w:tab w:val="left" w:pos="17280"/>
+          <w:tab w:val="left" w:pos="18240"/>
+          <w:tab w:val="left" w:pos="19200"/>
+          <w:tab w:val="left" w:pos="20160"/>
+          <w:tab w:val="left" w:pos="21120"/>
+          <w:tab w:val="left" w:pos="22080"/>
+          <w:tab w:val="left" w:pos="23040"/>
+          <w:tab w:val="left" w:pos="24000"/>
+          <w:tab w:val="left" w:pos="24960"/>
+          <w:tab w:val="left" w:pos="25920"/>
+          <w:tab w:val="left" w:pos="26880"/>
+          <w:tab w:val="left" w:pos="27840"/>
+          <w:tab w:val="left" w:pos="28800"/>
+          <w:tab w:val="left" w:pos="29760"/>
+          <w:tab w:val="left" w:pos="30720"/>
+        </w:tabs>
+        <w:autoSpaceDE w:val="0"/>
+        <w:autoSpaceDN w:val="0"/>
+        <w:adjustRightInd w:val="0"/>
+        <w:spacing w:after="0" w:line="240" w:lineRule="auto"/>
+        <w:rPr>
+          <w:rFonts w:ascii="Consolas" w:hAnsi="Consolas" w:cs="Consolas"/>
+        </w:rPr>
+      </w:pPr>
+      <w:r>
+        <w:rPr>
+          <w:rFonts w:ascii="Consolas" w:hAnsi="Consolas" w:cs="Consolas"/>
+        </w:rPr>
+        <w:t>}</w:t>
       </w:r>
     </w:p>
     <w:p>
@@ -6921,10 +10048,4234 @@
           <w:sz w:val="28"/>
           <w:szCs w:val="28"/>
         </w:rPr>
-        <w:t>2.4</w:t>
-      </w:r>
+        <w:t>Po</w:t>
+      </w:r>
+      <w:r>
+        <w:rPr>
+          <w:sz w:val="28"/>
+          <w:szCs w:val="28"/>
+        </w:rPr>
+        <w:t>u</w:t>
+      </w:r>
+      <w:r>
+        <w:rPr>
+          <w:sz w:val="28"/>
+          <w:szCs w:val="28"/>
+        </w:rPr>
+        <w:t>r aller plus loin</w:t>
+      </w:r>
+      <w:r>
+        <w:rPr>
+          <w:sz w:val="28"/>
+          <w:szCs w:val="28"/>
+        </w:rPr>
+        <w:t> :</w:t>
+      </w:r>
+    </w:p>
+    <w:p>
+      <w:pPr>
+        <w:tabs>
+          <w:tab w:val="left" w:pos="960"/>
+          <w:tab w:val="left" w:pos="1920"/>
+          <w:tab w:val="left" w:pos="2880"/>
+          <w:tab w:val="left" w:pos="3840"/>
+          <w:tab w:val="left" w:pos="4800"/>
+          <w:tab w:val="left" w:pos="5760"/>
+          <w:tab w:val="left" w:pos="6720"/>
+          <w:tab w:val="left" w:pos="7680"/>
+          <w:tab w:val="left" w:pos="8640"/>
+          <w:tab w:val="left" w:pos="9600"/>
+          <w:tab w:val="left" w:pos="10560"/>
+          <w:tab w:val="left" w:pos="11520"/>
+          <w:tab w:val="left" w:pos="12480"/>
+          <w:tab w:val="left" w:pos="13440"/>
+          <w:tab w:val="left" w:pos="14400"/>
+          <w:tab w:val="left" w:pos="15360"/>
+          <w:tab w:val="left" w:pos="16320"/>
+          <w:tab w:val="left" w:pos="17280"/>
+          <w:tab w:val="left" w:pos="18240"/>
+          <w:tab w:val="left" w:pos="19200"/>
+          <w:tab w:val="left" w:pos="20160"/>
+          <w:tab w:val="left" w:pos="21120"/>
+          <w:tab w:val="left" w:pos="22080"/>
+          <w:tab w:val="left" w:pos="23040"/>
+          <w:tab w:val="left" w:pos="24000"/>
+          <w:tab w:val="left" w:pos="24960"/>
+          <w:tab w:val="left" w:pos="25920"/>
+          <w:tab w:val="left" w:pos="26880"/>
+          <w:tab w:val="left" w:pos="27840"/>
+          <w:tab w:val="left" w:pos="28800"/>
+          <w:tab w:val="left" w:pos="29760"/>
+          <w:tab w:val="left" w:pos="30720"/>
+        </w:tabs>
+        <w:autoSpaceDE w:val="0"/>
+        <w:autoSpaceDN w:val="0"/>
+        <w:adjustRightInd w:val="0"/>
+        <w:spacing w:after="0" w:line="240" w:lineRule="auto"/>
+        <w:rPr>
+          <w:rFonts w:ascii="Consolas" w:hAnsi="Consolas" w:cs="Consolas"/>
+          <w:color w:val="FFFFFF"/>
+        </w:rPr>
+      </w:pPr>
       <w:bookmarkStart w:id="0" w:name="_GoBack"/>
       <w:bookmarkEnd w:id="0"/>
+    </w:p>
+    <w:p>
+      <w:pPr>
+        <w:shd w:val="clear" w:color="auto" w:fill="1E1E1E"/>
+        <w:spacing w:after="0" w:line="285" w:lineRule="atLeast"/>
+        <w:rPr>
+          <w:rFonts w:ascii="Consolas" w:eastAsia="Times New Roman" w:hAnsi="Consolas" w:cs="Times New Roman"/>
+          <w:color w:val="D4D4D4"/>
+          <w:sz w:val="21"/>
+          <w:szCs w:val="21"/>
+          <w:lang w:eastAsia="fr-FR"/>
+        </w:rPr>
+      </w:pPr>
+      <w:proofErr w:type="spellStart"/>
+      <w:proofErr w:type="gramStart"/>
+      <w:r>
+        <w:rPr>
+          <w:rFonts w:ascii="Consolas" w:eastAsia="Times New Roman" w:hAnsi="Consolas" w:cs="Times New Roman"/>
+          <w:color w:val="569CD6"/>
+          <w:sz w:val="21"/>
+          <w:szCs w:val="21"/>
+          <w:lang w:eastAsia="fr-FR"/>
+        </w:rPr>
+        <w:t>int</w:t>
+      </w:r>
+      <w:proofErr w:type="spellEnd"/>
+      <w:proofErr w:type="gramEnd"/>
+      <w:r>
+        <w:rPr>
+          <w:rFonts w:ascii="Consolas" w:eastAsia="Times New Roman" w:hAnsi="Consolas" w:cs="Times New Roman"/>
+          <w:color w:val="D4D4D4"/>
+          <w:sz w:val="21"/>
+          <w:szCs w:val="21"/>
+          <w:lang w:eastAsia="fr-FR"/>
+        </w:rPr>
+        <w:t xml:space="preserve"> </w:t>
+      </w:r>
+      <w:proofErr w:type="spellStart"/>
+      <w:r>
+        <w:rPr>
+          <w:rFonts w:ascii="Consolas" w:eastAsia="Times New Roman" w:hAnsi="Consolas" w:cs="Times New Roman"/>
+          <w:color w:val="D4D4D4"/>
+          <w:sz w:val="21"/>
+          <w:szCs w:val="21"/>
+          <w:lang w:eastAsia="fr-FR"/>
+        </w:rPr>
+        <w:t>fd</w:t>
+      </w:r>
+      <w:proofErr w:type="spellEnd"/>
+      <w:r>
+        <w:rPr>
+          <w:rFonts w:ascii="Consolas" w:eastAsia="Times New Roman" w:hAnsi="Consolas" w:cs="Times New Roman"/>
+          <w:color w:val="D4D4D4"/>
+          <w:sz w:val="21"/>
+          <w:szCs w:val="21"/>
+          <w:lang w:eastAsia="fr-FR"/>
+        </w:rPr>
+        <w:t xml:space="preserve"> = -</w:t>
+      </w:r>
+      <w:r>
+        <w:rPr>
+          <w:rFonts w:ascii="Consolas" w:eastAsia="Times New Roman" w:hAnsi="Consolas" w:cs="Times New Roman"/>
+          <w:color w:val="B5CEA8"/>
+          <w:sz w:val="21"/>
+          <w:szCs w:val="21"/>
+          <w:lang w:eastAsia="fr-FR"/>
+        </w:rPr>
+        <w:t>1</w:t>
+      </w:r>
+      <w:r>
+        <w:rPr>
+          <w:rFonts w:ascii="Consolas" w:eastAsia="Times New Roman" w:hAnsi="Consolas" w:cs="Times New Roman"/>
+          <w:color w:val="D4D4D4"/>
+          <w:sz w:val="21"/>
+          <w:szCs w:val="21"/>
+          <w:lang w:eastAsia="fr-FR"/>
+        </w:rPr>
+        <w:t>;</w:t>
+      </w:r>
+    </w:p>
+    <w:p>
+      <w:pPr>
+        <w:shd w:val="clear" w:color="auto" w:fill="1E1E1E"/>
+        <w:spacing w:after="0" w:line="285" w:lineRule="atLeast"/>
+        <w:rPr>
+          <w:rFonts w:ascii="Consolas" w:eastAsia="Times New Roman" w:hAnsi="Consolas" w:cs="Times New Roman"/>
+          <w:color w:val="D4D4D4"/>
+          <w:sz w:val="21"/>
+          <w:szCs w:val="21"/>
+          <w:lang w:eastAsia="fr-FR"/>
+        </w:rPr>
+      </w:pPr>
+    </w:p>
+    <w:p>
+      <w:pPr>
+        <w:shd w:val="clear" w:color="auto" w:fill="1E1E1E"/>
+        <w:spacing w:after="0" w:line="285" w:lineRule="atLeast"/>
+        <w:rPr>
+          <w:rFonts w:ascii="Consolas" w:eastAsia="Times New Roman" w:hAnsi="Consolas" w:cs="Times New Roman"/>
+          <w:color w:val="D4D4D4"/>
+          <w:sz w:val="21"/>
+          <w:szCs w:val="21"/>
+          <w:lang w:eastAsia="fr-FR"/>
+        </w:rPr>
+      </w:pPr>
+      <w:proofErr w:type="spellStart"/>
+      <w:proofErr w:type="gramStart"/>
+      <w:r>
+        <w:rPr>
+          <w:rFonts w:ascii="Consolas" w:eastAsia="Times New Roman" w:hAnsi="Consolas" w:cs="Times New Roman"/>
+          <w:color w:val="569CD6"/>
+          <w:sz w:val="21"/>
+          <w:szCs w:val="21"/>
+          <w:lang w:eastAsia="fr-FR"/>
+        </w:rPr>
+        <w:t>void</w:t>
+      </w:r>
+      <w:proofErr w:type="spellEnd"/>
+      <w:proofErr w:type="gramEnd"/>
+      <w:r>
+        <w:rPr>
+          <w:rFonts w:ascii="Consolas" w:eastAsia="Times New Roman" w:hAnsi="Consolas" w:cs="Times New Roman"/>
+          <w:color w:val="D4D4D4"/>
+          <w:sz w:val="21"/>
+          <w:szCs w:val="21"/>
+          <w:lang w:eastAsia="fr-FR"/>
+        </w:rPr>
+        <w:t xml:space="preserve"> </w:t>
+      </w:r>
+      <w:proofErr w:type="spellStart"/>
+      <w:r>
+        <w:rPr>
+          <w:rFonts w:ascii="Consolas" w:eastAsia="Times New Roman" w:hAnsi="Consolas" w:cs="Times New Roman"/>
+          <w:color w:val="DCDCAA"/>
+          <w:sz w:val="21"/>
+          <w:szCs w:val="21"/>
+          <w:lang w:eastAsia="fr-FR"/>
+        </w:rPr>
+        <w:t>allumeLed</w:t>
+      </w:r>
+      <w:proofErr w:type="spellEnd"/>
+      <w:r>
+        <w:rPr>
+          <w:rFonts w:ascii="Consolas" w:eastAsia="Times New Roman" w:hAnsi="Consolas" w:cs="Times New Roman"/>
+          <w:color w:val="D4D4D4"/>
+          <w:sz w:val="21"/>
+          <w:szCs w:val="21"/>
+          <w:lang w:eastAsia="fr-FR"/>
+        </w:rPr>
+        <w:t>(</w:t>
+      </w:r>
+      <w:proofErr w:type="spellStart"/>
+      <w:r>
+        <w:rPr>
+          <w:rFonts w:ascii="Consolas" w:eastAsia="Times New Roman" w:hAnsi="Consolas" w:cs="Times New Roman"/>
+          <w:color w:val="569CD6"/>
+          <w:sz w:val="21"/>
+          <w:szCs w:val="21"/>
+          <w:lang w:eastAsia="fr-FR"/>
+        </w:rPr>
+        <w:t>int</w:t>
+      </w:r>
+      <w:proofErr w:type="spellEnd"/>
+      <w:r>
+        <w:rPr>
+          <w:rFonts w:ascii="Consolas" w:eastAsia="Times New Roman" w:hAnsi="Consolas" w:cs="Times New Roman"/>
+          <w:color w:val="D4D4D4"/>
+          <w:sz w:val="21"/>
+          <w:szCs w:val="21"/>
+          <w:lang w:eastAsia="fr-FR"/>
+        </w:rPr>
+        <w:t xml:space="preserve"> </w:t>
+      </w:r>
+      <w:r>
+        <w:rPr>
+          <w:rFonts w:ascii="Consolas" w:eastAsia="Times New Roman" w:hAnsi="Consolas" w:cs="Times New Roman"/>
+          <w:color w:val="9CDCFE"/>
+          <w:sz w:val="21"/>
+          <w:szCs w:val="21"/>
+          <w:lang w:eastAsia="fr-FR"/>
+        </w:rPr>
+        <w:t>couleur</w:t>
+      </w:r>
+      <w:r>
+        <w:rPr>
+          <w:rFonts w:ascii="Consolas" w:eastAsia="Times New Roman" w:hAnsi="Consolas" w:cs="Times New Roman"/>
+          <w:color w:val="D4D4D4"/>
+          <w:sz w:val="21"/>
+          <w:szCs w:val="21"/>
+          <w:lang w:eastAsia="fr-FR"/>
+        </w:rPr>
+        <w:t xml:space="preserve">) </w:t>
+      </w:r>
+    </w:p>
+    <w:p>
+      <w:pPr>
+        <w:shd w:val="clear" w:color="auto" w:fill="1E1E1E"/>
+        <w:spacing w:after="0" w:line="285" w:lineRule="atLeast"/>
+        <w:rPr>
+          <w:rFonts w:ascii="Consolas" w:eastAsia="Times New Roman" w:hAnsi="Consolas" w:cs="Times New Roman"/>
+          <w:color w:val="D4D4D4"/>
+          <w:sz w:val="21"/>
+          <w:szCs w:val="21"/>
+          <w:lang w:eastAsia="fr-FR"/>
+        </w:rPr>
+      </w:pPr>
+      <w:r>
+        <w:rPr>
+          <w:rFonts w:ascii="Consolas" w:eastAsia="Times New Roman" w:hAnsi="Consolas" w:cs="Times New Roman"/>
+          <w:color w:val="D4D4D4"/>
+          <w:sz w:val="21"/>
+          <w:szCs w:val="21"/>
+          <w:lang w:eastAsia="fr-FR"/>
+        </w:rPr>
+        <w:t>{</w:t>
+      </w:r>
+    </w:p>
+    <w:p>
+      <w:pPr>
+        <w:shd w:val="clear" w:color="auto" w:fill="1E1E1E"/>
+        <w:spacing w:after="0" w:line="285" w:lineRule="atLeast"/>
+        <w:rPr>
+          <w:rFonts w:ascii="Consolas" w:eastAsia="Times New Roman" w:hAnsi="Consolas" w:cs="Times New Roman"/>
+          <w:color w:val="D4D4D4"/>
+          <w:sz w:val="21"/>
+          <w:szCs w:val="21"/>
+          <w:lang w:eastAsia="fr-FR"/>
+        </w:rPr>
+      </w:pPr>
+      <w:r>
+        <w:rPr>
+          <w:rFonts w:ascii="Consolas" w:eastAsia="Times New Roman" w:hAnsi="Consolas" w:cs="Times New Roman"/>
+          <w:color w:val="D4D4D4"/>
+          <w:sz w:val="21"/>
+          <w:szCs w:val="21"/>
+          <w:lang w:eastAsia="fr-FR"/>
+        </w:rPr>
+        <w:t xml:space="preserve">    </w:t>
+      </w:r>
+      <w:proofErr w:type="spellStart"/>
+      <w:proofErr w:type="gramStart"/>
+      <w:r>
+        <w:rPr>
+          <w:rFonts w:ascii="Consolas" w:eastAsia="Times New Roman" w:hAnsi="Consolas" w:cs="Times New Roman"/>
+          <w:color w:val="569CD6"/>
+          <w:sz w:val="21"/>
+          <w:szCs w:val="21"/>
+          <w:lang w:eastAsia="fr-FR"/>
+        </w:rPr>
+        <w:t>unsigned</w:t>
+      </w:r>
+      <w:proofErr w:type="spellEnd"/>
+      <w:proofErr w:type="gramEnd"/>
+      <w:r>
+        <w:rPr>
+          <w:rFonts w:ascii="Consolas" w:eastAsia="Times New Roman" w:hAnsi="Consolas" w:cs="Times New Roman"/>
+          <w:color w:val="D4D4D4"/>
+          <w:sz w:val="21"/>
+          <w:szCs w:val="21"/>
+          <w:lang w:eastAsia="fr-FR"/>
+        </w:rPr>
+        <w:t xml:space="preserve"> </w:t>
+      </w:r>
+      <w:r>
+        <w:rPr>
+          <w:rFonts w:ascii="Consolas" w:eastAsia="Times New Roman" w:hAnsi="Consolas" w:cs="Times New Roman"/>
+          <w:color w:val="569CD6"/>
+          <w:sz w:val="21"/>
+          <w:szCs w:val="21"/>
+          <w:lang w:eastAsia="fr-FR"/>
+        </w:rPr>
+        <w:t>long</w:t>
+      </w:r>
+      <w:r>
+        <w:rPr>
+          <w:rFonts w:ascii="Consolas" w:eastAsia="Times New Roman" w:hAnsi="Consolas" w:cs="Times New Roman"/>
+          <w:color w:val="D4D4D4"/>
+          <w:sz w:val="21"/>
+          <w:szCs w:val="21"/>
+          <w:lang w:eastAsia="fr-FR"/>
+        </w:rPr>
+        <w:t xml:space="preserve"> val = (</w:t>
+      </w:r>
+      <w:proofErr w:type="spellStart"/>
+      <w:r>
+        <w:rPr>
+          <w:rFonts w:ascii="Consolas" w:eastAsia="Times New Roman" w:hAnsi="Consolas" w:cs="Times New Roman"/>
+          <w:color w:val="569CD6"/>
+          <w:sz w:val="21"/>
+          <w:szCs w:val="21"/>
+          <w:lang w:eastAsia="fr-FR"/>
+        </w:rPr>
+        <w:t>unsigned</w:t>
+      </w:r>
+      <w:proofErr w:type="spellEnd"/>
+      <w:r>
+        <w:rPr>
+          <w:rFonts w:ascii="Consolas" w:eastAsia="Times New Roman" w:hAnsi="Consolas" w:cs="Times New Roman"/>
+          <w:color w:val="D4D4D4"/>
+          <w:sz w:val="21"/>
+          <w:szCs w:val="21"/>
+          <w:lang w:eastAsia="fr-FR"/>
+        </w:rPr>
+        <w:t xml:space="preserve"> </w:t>
+      </w:r>
+      <w:r>
+        <w:rPr>
+          <w:rFonts w:ascii="Consolas" w:eastAsia="Times New Roman" w:hAnsi="Consolas" w:cs="Times New Roman"/>
+          <w:color w:val="569CD6"/>
+          <w:sz w:val="21"/>
+          <w:szCs w:val="21"/>
+          <w:lang w:eastAsia="fr-FR"/>
+        </w:rPr>
+        <w:t>long</w:t>
+      </w:r>
+      <w:r>
+        <w:rPr>
+          <w:rFonts w:ascii="Consolas" w:eastAsia="Times New Roman" w:hAnsi="Consolas" w:cs="Times New Roman"/>
+          <w:color w:val="D4D4D4"/>
+          <w:sz w:val="21"/>
+          <w:szCs w:val="21"/>
+          <w:lang w:eastAsia="fr-FR"/>
+        </w:rPr>
+        <w:t>)couleur;</w:t>
+      </w:r>
+    </w:p>
+    <w:p>
+      <w:pPr>
+        <w:shd w:val="clear" w:color="auto" w:fill="1E1E1E"/>
+        <w:spacing w:after="0" w:line="285" w:lineRule="atLeast"/>
+        <w:rPr>
+          <w:rFonts w:ascii="Consolas" w:eastAsia="Times New Roman" w:hAnsi="Consolas" w:cs="Times New Roman"/>
+          <w:color w:val="D4D4D4"/>
+          <w:sz w:val="21"/>
+          <w:szCs w:val="21"/>
+          <w:lang w:eastAsia="fr-FR"/>
+        </w:rPr>
+      </w:pPr>
+      <w:r>
+        <w:rPr>
+          <w:rFonts w:ascii="Consolas" w:eastAsia="Times New Roman" w:hAnsi="Consolas" w:cs="Times New Roman"/>
+          <w:color w:val="D4D4D4"/>
+          <w:sz w:val="21"/>
+          <w:szCs w:val="21"/>
+          <w:lang w:eastAsia="fr-FR"/>
+        </w:rPr>
+        <w:t xml:space="preserve">    </w:t>
+      </w:r>
+      <w:proofErr w:type="spellStart"/>
+      <w:proofErr w:type="gramStart"/>
+      <w:r>
+        <w:rPr>
+          <w:rFonts w:ascii="Consolas" w:eastAsia="Times New Roman" w:hAnsi="Consolas" w:cs="Times New Roman"/>
+          <w:color w:val="DCDCAA"/>
+          <w:sz w:val="21"/>
+          <w:szCs w:val="21"/>
+          <w:lang w:eastAsia="fr-FR"/>
+        </w:rPr>
+        <w:t>ioctl</w:t>
+      </w:r>
+      <w:proofErr w:type="spellEnd"/>
+      <w:r>
+        <w:rPr>
+          <w:rFonts w:ascii="Consolas" w:eastAsia="Times New Roman" w:hAnsi="Consolas" w:cs="Times New Roman"/>
+          <w:color w:val="D4D4D4"/>
+          <w:sz w:val="21"/>
+          <w:szCs w:val="21"/>
+          <w:lang w:eastAsia="fr-FR"/>
+        </w:rPr>
+        <w:t>(</w:t>
+      </w:r>
+      <w:proofErr w:type="spellStart"/>
+      <w:proofErr w:type="gramEnd"/>
+      <w:r>
+        <w:rPr>
+          <w:rFonts w:ascii="Consolas" w:eastAsia="Times New Roman" w:hAnsi="Consolas" w:cs="Times New Roman"/>
+          <w:color w:val="D4D4D4"/>
+          <w:sz w:val="21"/>
+          <w:szCs w:val="21"/>
+          <w:lang w:eastAsia="fr-FR"/>
+        </w:rPr>
+        <w:t>fd</w:t>
+      </w:r>
+      <w:proofErr w:type="spellEnd"/>
+      <w:r>
+        <w:rPr>
+          <w:rFonts w:ascii="Consolas" w:eastAsia="Times New Roman" w:hAnsi="Consolas" w:cs="Times New Roman"/>
+          <w:color w:val="D4D4D4"/>
+          <w:sz w:val="21"/>
+          <w:szCs w:val="21"/>
+          <w:lang w:eastAsia="fr-FR"/>
+        </w:rPr>
+        <w:t>, GPIO_CMD_SET_LEDS, &amp;val);</w:t>
+      </w:r>
+    </w:p>
+    <w:p>
+      <w:pPr>
+        <w:shd w:val="clear" w:color="auto" w:fill="1E1E1E"/>
+        <w:spacing w:after="0" w:line="285" w:lineRule="atLeast"/>
+        <w:rPr>
+          <w:rFonts w:ascii="Consolas" w:eastAsia="Times New Roman" w:hAnsi="Consolas" w:cs="Times New Roman"/>
+          <w:color w:val="D4D4D4"/>
+          <w:sz w:val="21"/>
+          <w:szCs w:val="21"/>
+          <w:lang w:eastAsia="fr-FR"/>
+        </w:rPr>
+      </w:pPr>
+      <w:r>
+        <w:rPr>
+          <w:rFonts w:ascii="Consolas" w:eastAsia="Times New Roman" w:hAnsi="Consolas" w:cs="Times New Roman"/>
+          <w:color w:val="D4D4D4"/>
+          <w:sz w:val="21"/>
+          <w:szCs w:val="21"/>
+          <w:lang w:eastAsia="fr-FR"/>
+        </w:rPr>
+        <w:t>}</w:t>
+      </w:r>
+    </w:p>
+    <w:p>
+      <w:pPr>
+        <w:shd w:val="clear" w:color="auto" w:fill="1E1E1E"/>
+        <w:spacing w:after="0" w:line="285" w:lineRule="atLeast"/>
+        <w:rPr>
+          <w:rFonts w:ascii="Consolas" w:eastAsia="Times New Roman" w:hAnsi="Consolas" w:cs="Times New Roman"/>
+          <w:color w:val="D4D4D4"/>
+          <w:sz w:val="21"/>
+          <w:szCs w:val="21"/>
+          <w:lang w:eastAsia="fr-FR"/>
+        </w:rPr>
+      </w:pPr>
+      <w:proofErr w:type="spellStart"/>
+      <w:proofErr w:type="gramStart"/>
+      <w:r>
+        <w:rPr>
+          <w:rFonts w:ascii="Consolas" w:eastAsia="Times New Roman" w:hAnsi="Consolas" w:cs="Times New Roman"/>
+          <w:color w:val="569CD6"/>
+          <w:sz w:val="21"/>
+          <w:szCs w:val="21"/>
+          <w:lang w:eastAsia="fr-FR"/>
+        </w:rPr>
+        <w:t>void</w:t>
+      </w:r>
+      <w:proofErr w:type="spellEnd"/>
+      <w:proofErr w:type="gramEnd"/>
+      <w:r>
+        <w:rPr>
+          <w:rFonts w:ascii="Consolas" w:eastAsia="Times New Roman" w:hAnsi="Consolas" w:cs="Times New Roman"/>
+          <w:color w:val="D4D4D4"/>
+          <w:sz w:val="21"/>
+          <w:szCs w:val="21"/>
+          <w:lang w:eastAsia="fr-FR"/>
+        </w:rPr>
+        <w:t xml:space="preserve"> </w:t>
+      </w:r>
+      <w:r>
+        <w:rPr>
+          <w:rFonts w:ascii="Consolas" w:eastAsia="Times New Roman" w:hAnsi="Consolas" w:cs="Times New Roman"/>
+          <w:color w:val="DCDCAA"/>
+          <w:sz w:val="21"/>
+          <w:szCs w:val="21"/>
+          <w:lang w:eastAsia="fr-FR"/>
+        </w:rPr>
+        <w:t>bip</w:t>
+      </w:r>
+      <w:r>
+        <w:rPr>
+          <w:rFonts w:ascii="Consolas" w:eastAsia="Times New Roman" w:hAnsi="Consolas" w:cs="Times New Roman"/>
+          <w:color w:val="D4D4D4"/>
+          <w:sz w:val="21"/>
+          <w:szCs w:val="21"/>
+          <w:lang w:eastAsia="fr-FR"/>
+        </w:rPr>
+        <w:t>(</w:t>
+      </w:r>
+      <w:proofErr w:type="spellStart"/>
+      <w:r>
+        <w:rPr>
+          <w:rFonts w:ascii="Consolas" w:eastAsia="Times New Roman" w:hAnsi="Consolas" w:cs="Times New Roman"/>
+          <w:color w:val="569CD6"/>
+          <w:sz w:val="21"/>
+          <w:szCs w:val="21"/>
+          <w:lang w:eastAsia="fr-FR"/>
+        </w:rPr>
+        <w:t>int</w:t>
+      </w:r>
+      <w:proofErr w:type="spellEnd"/>
+      <w:r>
+        <w:rPr>
+          <w:rFonts w:ascii="Consolas" w:eastAsia="Times New Roman" w:hAnsi="Consolas" w:cs="Times New Roman"/>
+          <w:color w:val="D4D4D4"/>
+          <w:sz w:val="21"/>
+          <w:szCs w:val="21"/>
+          <w:lang w:eastAsia="fr-FR"/>
+        </w:rPr>
+        <w:t xml:space="preserve"> </w:t>
+      </w:r>
+      <w:r>
+        <w:rPr>
+          <w:rFonts w:ascii="Consolas" w:eastAsia="Times New Roman" w:hAnsi="Consolas" w:cs="Times New Roman"/>
+          <w:color w:val="9CDCFE"/>
+          <w:sz w:val="21"/>
+          <w:szCs w:val="21"/>
+          <w:lang w:eastAsia="fr-FR"/>
+        </w:rPr>
+        <w:t>nb</w:t>
+      </w:r>
+      <w:r>
+        <w:rPr>
+          <w:rFonts w:ascii="Consolas" w:eastAsia="Times New Roman" w:hAnsi="Consolas" w:cs="Times New Roman"/>
+          <w:color w:val="D4D4D4"/>
+          <w:sz w:val="21"/>
+          <w:szCs w:val="21"/>
+          <w:lang w:eastAsia="fr-FR"/>
+        </w:rPr>
+        <w:t xml:space="preserve">, </w:t>
+      </w:r>
+      <w:proofErr w:type="spellStart"/>
+      <w:r>
+        <w:rPr>
+          <w:rFonts w:ascii="Consolas" w:eastAsia="Times New Roman" w:hAnsi="Consolas" w:cs="Times New Roman"/>
+          <w:color w:val="569CD6"/>
+          <w:sz w:val="21"/>
+          <w:szCs w:val="21"/>
+          <w:lang w:eastAsia="fr-FR"/>
+        </w:rPr>
+        <w:t>float</w:t>
+      </w:r>
+      <w:proofErr w:type="spellEnd"/>
+      <w:r>
+        <w:rPr>
+          <w:rFonts w:ascii="Consolas" w:eastAsia="Times New Roman" w:hAnsi="Consolas" w:cs="Times New Roman"/>
+          <w:color w:val="D4D4D4"/>
+          <w:sz w:val="21"/>
+          <w:szCs w:val="21"/>
+          <w:lang w:eastAsia="fr-FR"/>
+        </w:rPr>
+        <w:t xml:space="preserve"> </w:t>
+      </w:r>
+      <w:proofErr w:type="spellStart"/>
+      <w:r>
+        <w:rPr>
+          <w:rFonts w:ascii="Consolas" w:eastAsia="Times New Roman" w:hAnsi="Consolas" w:cs="Times New Roman"/>
+          <w:color w:val="9CDCFE"/>
+          <w:sz w:val="21"/>
+          <w:szCs w:val="21"/>
+          <w:lang w:eastAsia="fr-FR"/>
+        </w:rPr>
+        <w:t>duree</w:t>
+      </w:r>
+      <w:proofErr w:type="spellEnd"/>
+      <w:r>
+        <w:rPr>
+          <w:rFonts w:ascii="Consolas" w:eastAsia="Times New Roman" w:hAnsi="Consolas" w:cs="Times New Roman"/>
+          <w:color w:val="D4D4D4"/>
+          <w:sz w:val="21"/>
+          <w:szCs w:val="21"/>
+          <w:lang w:eastAsia="fr-FR"/>
+        </w:rPr>
+        <w:t xml:space="preserve">) </w:t>
+      </w:r>
+    </w:p>
+    <w:p>
+      <w:pPr>
+        <w:shd w:val="clear" w:color="auto" w:fill="1E1E1E"/>
+        <w:spacing w:after="0" w:line="285" w:lineRule="atLeast"/>
+        <w:rPr>
+          <w:rFonts w:ascii="Consolas" w:eastAsia="Times New Roman" w:hAnsi="Consolas" w:cs="Times New Roman"/>
+          <w:color w:val="D4D4D4"/>
+          <w:sz w:val="21"/>
+          <w:szCs w:val="21"/>
+          <w:lang w:eastAsia="fr-FR"/>
+        </w:rPr>
+      </w:pPr>
+      <w:r>
+        <w:rPr>
+          <w:rFonts w:ascii="Consolas" w:eastAsia="Times New Roman" w:hAnsi="Consolas" w:cs="Times New Roman"/>
+          <w:color w:val="D4D4D4"/>
+          <w:sz w:val="21"/>
+          <w:szCs w:val="21"/>
+          <w:lang w:eastAsia="fr-FR"/>
+        </w:rPr>
+        <w:t>{</w:t>
+      </w:r>
+    </w:p>
+    <w:p>
+      <w:pPr>
+        <w:shd w:val="clear" w:color="auto" w:fill="1E1E1E"/>
+        <w:spacing w:after="0" w:line="285" w:lineRule="atLeast"/>
+        <w:rPr>
+          <w:rFonts w:ascii="Consolas" w:eastAsia="Times New Roman" w:hAnsi="Consolas" w:cs="Times New Roman"/>
+          <w:color w:val="D4D4D4"/>
+          <w:sz w:val="21"/>
+          <w:szCs w:val="21"/>
+          <w:lang w:eastAsia="fr-FR"/>
+        </w:rPr>
+      </w:pPr>
+      <w:r>
+        <w:rPr>
+          <w:rFonts w:ascii="Consolas" w:eastAsia="Times New Roman" w:hAnsi="Consolas" w:cs="Times New Roman"/>
+          <w:color w:val="D4D4D4"/>
+          <w:sz w:val="21"/>
+          <w:szCs w:val="21"/>
+          <w:lang w:eastAsia="fr-FR"/>
+        </w:rPr>
+        <w:t xml:space="preserve">    </w:t>
+      </w:r>
+      <w:proofErr w:type="spellStart"/>
+      <w:proofErr w:type="gramStart"/>
+      <w:r>
+        <w:rPr>
+          <w:rFonts w:ascii="Consolas" w:eastAsia="Times New Roman" w:hAnsi="Consolas" w:cs="Times New Roman"/>
+          <w:color w:val="569CD6"/>
+          <w:sz w:val="21"/>
+          <w:szCs w:val="21"/>
+          <w:lang w:eastAsia="fr-FR"/>
+        </w:rPr>
+        <w:t>unsigned</w:t>
+      </w:r>
+      <w:proofErr w:type="spellEnd"/>
+      <w:proofErr w:type="gramEnd"/>
+      <w:r>
+        <w:rPr>
+          <w:rFonts w:ascii="Consolas" w:eastAsia="Times New Roman" w:hAnsi="Consolas" w:cs="Times New Roman"/>
+          <w:color w:val="D4D4D4"/>
+          <w:sz w:val="21"/>
+          <w:szCs w:val="21"/>
+          <w:lang w:eastAsia="fr-FR"/>
+        </w:rPr>
+        <w:t xml:space="preserve"> </w:t>
+      </w:r>
+      <w:r>
+        <w:rPr>
+          <w:rFonts w:ascii="Consolas" w:eastAsia="Times New Roman" w:hAnsi="Consolas" w:cs="Times New Roman"/>
+          <w:color w:val="569CD6"/>
+          <w:sz w:val="21"/>
+          <w:szCs w:val="21"/>
+          <w:lang w:eastAsia="fr-FR"/>
+        </w:rPr>
+        <w:t>long</w:t>
+      </w:r>
+      <w:r>
+        <w:rPr>
+          <w:rFonts w:ascii="Consolas" w:eastAsia="Times New Roman" w:hAnsi="Consolas" w:cs="Times New Roman"/>
+          <w:color w:val="D4D4D4"/>
+          <w:sz w:val="21"/>
+          <w:szCs w:val="21"/>
+          <w:lang w:eastAsia="fr-FR"/>
+        </w:rPr>
+        <w:t xml:space="preserve"> val;</w:t>
+      </w:r>
+    </w:p>
+    <w:p>
+      <w:pPr>
+        <w:shd w:val="clear" w:color="auto" w:fill="1E1E1E"/>
+        <w:spacing w:after="0" w:line="285" w:lineRule="atLeast"/>
+        <w:rPr>
+          <w:rFonts w:ascii="Consolas" w:eastAsia="Times New Roman" w:hAnsi="Consolas" w:cs="Times New Roman"/>
+          <w:color w:val="D4D4D4"/>
+          <w:sz w:val="21"/>
+          <w:szCs w:val="21"/>
+          <w:lang w:eastAsia="fr-FR"/>
+        </w:rPr>
+      </w:pPr>
+      <w:r>
+        <w:rPr>
+          <w:rFonts w:ascii="Consolas" w:eastAsia="Times New Roman" w:hAnsi="Consolas" w:cs="Times New Roman"/>
+          <w:color w:val="D4D4D4"/>
+          <w:sz w:val="21"/>
+          <w:szCs w:val="21"/>
+          <w:lang w:eastAsia="fr-FR"/>
+        </w:rPr>
+        <w:t xml:space="preserve">    </w:t>
+      </w:r>
+      <w:proofErr w:type="spellStart"/>
+      <w:proofErr w:type="gramStart"/>
+      <w:r>
+        <w:rPr>
+          <w:rFonts w:ascii="Consolas" w:eastAsia="Times New Roman" w:hAnsi="Consolas" w:cs="Times New Roman"/>
+          <w:color w:val="569CD6"/>
+          <w:sz w:val="21"/>
+          <w:szCs w:val="21"/>
+          <w:lang w:eastAsia="fr-FR"/>
+        </w:rPr>
+        <w:t>useconds</w:t>
+      </w:r>
+      <w:proofErr w:type="gramEnd"/>
+      <w:r>
+        <w:rPr>
+          <w:rFonts w:ascii="Consolas" w:eastAsia="Times New Roman" w:hAnsi="Consolas" w:cs="Times New Roman"/>
+          <w:color w:val="569CD6"/>
+          <w:sz w:val="21"/>
+          <w:szCs w:val="21"/>
+          <w:lang w:eastAsia="fr-FR"/>
+        </w:rPr>
+        <w:t>_t</w:t>
+      </w:r>
+      <w:proofErr w:type="spellEnd"/>
+      <w:r>
+        <w:rPr>
+          <w:rFonts w:ascii="Consolas" w:eastAsia="Times New Roman" w:hAnsi="Consolas" w:cs="Times New Roman"/>
+          <w:color w:val="D4D4D4"/>
+          <w:sz w:val="21"/>
+          <w:szCs w:val="21"/>
+          <w:lang w:eastAsia="fr-FR"/>
+        </w:rPr>
+        <w:t xml:space="preserve"> </w:t>
+      </w:r>
+      <w:proofErr w:type="spellStart"/>
+      <w:r>
+        <w:rPr>
+          <w:rFonts w:ascii="Consolas" w:eastAsia="Times New Roman" w:hAnsi="Consolas" w:cs="Times New Roman"/>
+          <w:color w:val="D4D4D4"/>
+          <w:sz w:val="21"/>
+          <w:szCs w:val="21"/>
+          <w:lang w:eastAsia="fr-FR"/>
+        </w:rPr>
+        <w:t>us_duree</w:t>
+      </w:r>
+      <w:proofErr w:type="spellEnd"/>
+      <w:r>
+        <w:rPr>
+          <w:rFonts w:ascii="Consolas" w:eastAsia="Times New Roman" w:hAnsi="Consolas" w:cs="Times New Roman"/>
+          <w:color w:val="D4D4D4"/>
+          <w:sz w:val="21"/>
+          <w:szCs w:val="21"/>
+          <w:lang w:eastAsia="fr-FR"/>
+        </w:rPr>
+        <w:t xml:space="preserve"> = (</w:t>
+      </w:r>
+      <w:proofErr w:type="spellStart"/>
+      <w:r>
+        <w:rPr>
+          <w:rFonts w:ascii="Consolas" w:eastAsia="Times New Roman" w:hAnsi="Consolas" w:cs="Times New Roman"/>
+          <w:color w:val="569CD6"/>
+          <w:sz w:val="21"/>
+          <w:szCs w:val="21"/>
+          <w:lang w:eastAsia="fr-FR"/>
+        </w:rPr>
+        <w:t>useconds_t</w:t>
+      </w:r>
+      <w:proofErr w:type="spellEnd"/>
+      <w:r>
+        <w:rPr>
+          <w:rFonts w:ascii="Consolas" w:eastAsia="Times New Roman" w:hAnsi="Consolas" w:cs="Times New Roman"/>
+          <w:color w:val="D4D4D4"/>
+          <w:sz w:val="21"/>
+          <w:szCs w:val="21"/>
+          <w:lang w:eastAsia="fr-FR"/>
+        </w:rPr>
+        <w:t>)(</w:t>
+      </w:r>
+      <w:proofErr w:type="spellStart"/>
+      <w:r>
+        <w:rPr>
+          <w:rFonts w:ascii="Consolas" w:eastAsia="Times New Roman" w:hAnsi="Consolas" w:cs="Times New Roman"/>
+          <w:color w:val="D4D4D4"/>
+          <w:sz w:val="21"/>
+          <w:szCs w:val="21"/>
+          <w:lang w:eastAsia="fr-FR"/>
+        </w:rPr>
+        <w:t>duree</w:t>
+      </w:r>
+      <w:proofErr w:type="spellEnd"/>
+      <w:r>
+        <w:rPr>
+          <w:rFonts w:ascii="Consolas" w:eastAsia="Times New Roman" w:hAnsi="Consolas" w:cs="Times New Roman"/>
+          <w:color w:val="D4D4D4"/>
+          <w:sz w:val="21"/>
+          <w:szCs w:val="21"/>
+          <w:lang w:eastAsia="fr-FR"/>
+        </w:rPr>
+        <w:t xml:space="preserve"> * </w:t>
+      </w:r>
+      <w:r>
+        <w:rPr>
+          <w:rFonts w:ascii="Consolas" w:eastAsia="Times New Roman" w:hAnsi="Consolas" w:cs="Times New Roman"/>
+          <w:color w:val="B5CEA8"/>
+          <w:sz w:val="21"/>
+          <w:szCs w:val="21"/>
+          <w:lang w:eastAsia="fr-FR"/>
+        </w:rPr>
+        <w:t>1000000.0f</w:t>
+      </w:r>
+      <w:r>
+        <w:rPr>
+          <w:rFonts w:ascii="Consolas" w:eastAsia="Times New Roman" w:hAnsi="Consolas" w:cs="Times New Roman"/>
+          <w:color w:val="D4D4D4"/>
+          <w:sz w:val="21"/>
+          <w:szCs w:val="21"/>
+          <w:lang w:eastAsia="fr-FR"/>
+        </w:rPr>
+        <w:t>);</w:t>
+      </w:r>
+    </w:p>
+    <w:p>
+      <w:pPr>
+        <w:shd w:val="clear" w:color="auto" w:fill="1E1E1E"/>
+        <w:spacing w:after="0" w:line="285" w:lineRule="atLeast"/>
+        <w:rPr>
+          <w:rFonts w:ascii="Consolas" w:eastAsia="Times New Roman" w:hAnsi="Consolas" w:cs="Times New Roman"/>
+          <w:color w:val="D4D4D4"/>
+          <w:sz w:val="21"/>
+          <w:szCs w:val="21"/>
+          <w:lang w:eastAsia="fr-FR"/>
+        </w:rPr>
+      </w:pPr>
+      <w:r>
+        <w:rPr>
+          <w:rFonts w:ascii="Consolas" w:eastAsia="Times New Roman" w:hAnsi="Consolas" w:cs="Times New Roman"/>
+          <w:color w:val="D4D4D4"/>
+          <w:sz w:val="21"/>
+          <w:szCs w:val="21"/>
+          <w:lang w:eastAsia="fr-FR"/>
+        </w:rPr>
+        <w:t xml:space="preserve">    </w:t>
+      </w:r>
+      <w:proofErr w:type="gramStart"/>
+      <w:r>
+        <w:rPr>
+          <w:rFonts w:ascii="Consolas" w:eastAsia="Times New Roman" w:hAnsi="Consolas" w:cs="Times New Roman"/>
+          <w:color w:val="C586C0"/>
+          <w:sz w:val="21"/>
+          <w:szCs w:val="21"/>
+          <w:lang w:eastAsia="fr-FR"/>
+        </w:rPr>
+        <w:t>for</w:t>
+      </w:r>
+      <w:proofErr w:type="gramEnd"/>
+      <w:r>
+        <w:rPr>
+          <w:rFonts w:ascii="Consolas" w:eastAsia="Times New Roman" w:hAnsi="Consolas" w:cs="Times New Roman"/>
+          <w:color w:val="D4D4D4"/>
+          <w:sz w:val="21"/>
+          <w:szCs w:val="21"/>
+          <w:lang w:eastAsia="fr-FR"/>
+        </w:rPr>
+        <w:t xml:space="preserve"> (</w:t>
+      </w:r>
+      <w:proofErr w:type="spellStart"/>
+      <w:r>
+        <w:rPr>
+          <w:rFonts w:ascii="Consolas" w:eastAsia="Times New Roman" w:hAnsi="Consolas" w:cs="Times New Roman"/>
+          <w:color w:val="569CD6"/>
+          <w:sz w:val="21"/>
+          <w:szCs w:val="21"/>
+          <w:lang w:eastAsia="fr-FR"/>
+        </w:rPr>
+        <w:t>int</w:t>
+      </w:r>
+      <w:proofErr w:type="spellEnd"/>
+      <w:r>
+        <w:rPr>
+          <w:rFonts w:ascii="Consolas" w:eastAsia="Times New Roman" w:hAnsi="Consolas" w:cs="Times New Roman"/>
+          <w:color w:val="D4D4D4"/>
+          <w:sz w:val="21"/>
+          <w:szCs w:val="21"/>
+          <w:lang w:eastAsia="fr-FR"/>
+        </w:rPr>
+        <w:t xml:space="preserve"> i = </w:t>
+      </w:r>
+      <w:r>
+        <w:rPr>
+          <w:rFonts w:ascii="Consolas" w:eastAsia="Times New Roman" w:hAnsi="Consolas" w:cs="Times New Roman"/>
+          <w:color w:val="B5CEA8"/>
+          <w:sz w:val="21"/>
+          <w:szCs w:val="21"/>
+          <w:lang w:eastAsia="fr-FR"/>
+        </w:rPr>
+        <w:t>0</w:t>
+      </w:r>
+      <w:r>
+        <w:rPr>
+          <w:rFonts w:ascii="Consolas" w:eastAsia="Times New Roman" w:hAnsi="Consolas" w:cs="Times New Roman"/>
+          <w:color w:val="D4D4D4"/>
+          <w:sz w:val="21"/>
+          <w:szCs w:val="21"/>
+          <w:lang w:eastAsia="fr-FR"/>
+        </w:rPr>
+        <w:t>; i &lt; nb; i++) {</w:t>
+      </w:r>
+    </w:p>
+    <w:p>
+      <w:pPr>
+        <w:shd w:val="clear" w:color="auto" w:fill="1E1E1E"/>
+        <w:spacing w:after="0" w:line="285" w:lineRule="atLeast"/>
+        <w:rPr>
+          <w:rFonts w:ascii="Consolas" w:eastAsia="Times New Roman" w:hAnsi="Consolas" w:cs="Times New Roman"/>
+          <w:color w:val="D4D4D4"/>
+          <w:sz w:val="21"/>
+          <w:szCs w:val="21"/>
+          <w:lang w:eastAsia="fr-FR"/>
+        </w:rPr>
+      </w:pPr>
+      <w:r>
+        <w:rPr>
+          <w:rFonts w:ascii="Consolas" w:eastAsia="Times New Roman" w:hAnsi="Consolas" w:cs="Times New Roman"/>
+          <w:color w:val="D4D4D4"/>
+          <w:sz w:val="21"/>
+          <w:szCs w:val="21"/>
+          <w:lang w:eastAsia="fr-FR"/>
+        </w:rPr>
+        <w:t xml:space="preserve">        </w:t>
+      </w:r>
+      <w:proofErr w:type="gramStart"/>
+      <w:r>
+        <w:rPr>
+          <w:rFonts w:ascii="Consolas" w:eastAsia="Times New Roman" w:hAnsi="Consolas" w:cs="Times New Roman"/>
+          <w:color w:val="D4D4D4"/>
+          <w:sz w:val="21"/>
+          <w:szCs w:val="21"/>
+          <w:lang w:eastAsia="fr-FR"/>
+        </w:rPr>
+        <w:t>val</w:t>
+      </w:r>
+      <w:proofErr w:type="gramEnd"/>
+      <w:r>
+        <w:rPr>
+          <w:rFonts w:ascii="Consolas" w:eastAsia="Times New Roman" w:hAnsi="Consolas" w:cs="Times New Roman"/>
+          <w:color w:val="D4D4D4"/>
+          <w:sz w:val="21"/>
+          <w:szCs w:val="21"/>
+          <w:lang w:eastAsia="fr-FR"/>
+        </w:rPr>
+        <w:t xml:space="preserve"> = </w:t>
+      </w:r>
+      <w:r>
+        <w:rPr>
+          <w:rFonts w:ascii="Consolas" w:eastAsia="Times New Roman" w:hAnsi="Consolas" w:cs="Times New Roman"/>
+          <w:color w:val="B5CEA8"/>
+          <w:sz w:val="21"/>
+          <w:szCs w:val="21"/>
+          <w:lang w:eastAsia="fr-FR"/>
+        </w:rPr>
+        <w:t>1</w:t>
+      </w:r>
+      <w:r>
+        <w:rPr>
+          <w:rFonts w:ascii="Consolas" w:eastAsia="Times New Roman" w:hAnsi="Consolas" w:cs="Times New Roman"/>
+          <w:color w:val="D4D4D4"/>
+          <w:sz w:val="21"/>
+          <w:szCs w:val="21"/>
+          <w:lang w:eastAsia="fr-FR"/>
+        </w:rPr>
+        <w:t>;</w:t>
+      </w:r>
+    </w:p>
+    <w:p>
+      <w:pPr>
+        <w:shd w:val="clear" w:color="auto" w:fill="1E1E1E"/>
+        <w:spacing w:after="0" w:line="285" w:lineRule="atLeast"/>
+        <w:rPr>
+          <w:rFonts w:ascii="Consolas" w:eastAsia="Times New Roman" w:hAnsi="Consolas" w:cs="Times New Roman"/>
+          <w:color w:val="D4D4D4"/>
+          <w:sz w:val="21"/>
+          <w:szCs w:val="21"/>
+          <w:lang w:eastAsia="fr-FR"/>
+        </w:rPr>
+      </w:pPr>
+      <w:r>
+        <w:rPr>
+          <w:rFonts w:ascii="Consolas" w:eastAsia="Times New Roman" w:hAnsi="Consolas" w:cs="Times New Roman"/>
+          <w:color w:val="D4D4D4"/>
+          <w:sz w:val="21"/>
+          <w:szCs w:val="21"/>
+          <w:lang w:eastAsia="fr-FR"/>
+        </w:rPr>
+        <w:t xml:space="preserve">        </w:t>
+      </w:r>
+      <w:proofErr w:type="spellStart"/>
+      <w:proofErr w:type="gramStart"/>
+      <w:r>
+        <w:rPr>
+          <w:rFonts w:ascii="Consolas" w:eastAsia="Times New Roman" w:hAnsi="Consolas" w:cs="Times New Roman"/>
+          <w:color w:val="DCDCAA"/>
+          <w:sz w:val="21"/>
+          <w:szCs w:val="21"/>
+          <w:lang w:eastAsia="fr-FR"/>
+        </w:rPr>
+        <w:t>ioctl</w:t>
+      </w:r>
+      <w:proofErr w:type="spellEnd"/>
+      <w:r>
+        <w:rPr>
+          <w:rFonts w:ascii="Consolas" w:eastAsia="Times New Roman" w:hAnsi="Consolas" w:cs="Times New Roman"/>
+          <w:color w:val="D4D4D4"/>
+          <w:sz w:val="21"/>
+          <w:szCs w:val="21"/>
+          <w:lang w:eastAsia="fr-FR"/>
+        </w:rPr>
+        <w:t>(</w:t>
+      </w:r>
+      <w:proofErr w:type="spellStart"/>
+      <w:proofErr w:type="gramEnd"/>
+      <w:r>
+        <w:rPr>
+          <w:rFonts w:ascii="Consolas" w:eastAsia="Times New Roman" w:hAnsi="Consolas" w:cs="Times New Roman"/>
+          <w:color w:val="D4D4D4"/>
+          <w:sz w:val="21"/>
+          <w:szCs w:val="21"/>
+          <w:lang w:eastAsia="fr-FR"/>
+        </w:rPr>
+        <w:t>fd</w:t>
+      </w:r>
+      <w:proofErr w:type="spellEnd"/>
+      <w:r>
+        <w:rPr>
+          <w:rFonts w:ascii="Consolas" w:eastAsia="Times New Roman" w:hAnsi="Consolas" w:cs="Times New Roman"/>
+          <w:color w:val="D4D4D4"/>
+          <w:sz w:val="21"/>
+          <w:szCs w:val="21"/>
+          <w:lang w:eastAsia="fr-FR"/>
+        </w:rPr>
+        <w:t>, GPIO_CMD_SET_BUZZER, &amp;val);</w:t>
+      </w:r>
+    </w:p>
+    <w:p>
+      <w:pPr>
+        <w:shd w:val="clear" w:color="auto" w:fill="1E1E1E"/>
+        <w:spacing w:after="0" w:line="285" w:lineRule="atLeast"/>
+        <w:rPr>
+          <w:rFonts w:ascii="Consolas" w:eastAsia="Times New Roman" w:hAnsi="Consolas" w:cs="Times New Roman"/>
+          <w:color w:val="D4D4D4"/>
+          <w:sz w:val="21"/>
+          <w:szCs w:val="21"/>
+          <w:lang w:eastAsia="fr-FR"/>
+        </w:rPr>
+      </w:pPr>
+      <w:r>
+        <w:rPr>
+          <w:rFonts w:ascii="Consolas" w:eastAsia="Times New Roman" w:hAnsi="Consolas" w:cs="Times New Roman"/>
+          <w:color w:val="D4D4D4"/>
+          <w:sz w:val="21"/>
+          <w:szCs w:val="21"/>
+          <w:lang w:eastAsia="fr-FR"/>
+        </w:rPr>
+        <w:lastRenderedPageBreak/>
+        <w:t xml:space="preserve">        </w:t>
+      </w:r>
+      <w:proofErr w:type="spellStart"/>
+      <w:proofErr w:type="gramStart"/>
+      <w:r>
+        <w:rPr>
+          <w:rFonts w:ascii="Consolas" w:eastAsia="Times New Roman" w:hAnsi="Consolas" w:cs="Times New Roman"/>
+          <w:color w:val="DCDCAA"/>
+          <w:sz w:val="21"/>
+          <w:szCs w:val="21"/>
+          <w:lang w:eastAsia="fr-FR"/>
+        </w:rPr>
+        <w:t>usleep</w:t>
+      </w:r>
+      <w:proofErr w:type="spellEnd"/>
+      <w:proofErr w:type="gramEnd"/>
+      <w:r>
+        <w:rPr>
+          <w:rFonts w:ascii="Consolas" w:eastAsia="Times New Roman" w:hAnsi="Consolas" w:cs="Times New Roman"/>
+          <w:color w:val="D4D4D4"/>
+          <w:sz w:val="21"/>
+          <w:szCs w:val="21"/>
+          <w:lang w:eastAsia="fr-FR"/>
+        </w:rPr>
+        <w:t>(</w:t>
+      </w:r>
+      <w:proofErr w:type="spellStart"/>
+      <w:r>
+        <w:rPr>
+          <w:rFonts w:ascii="Consolas" w:eastAsia="Times New Roman" w:hAnsi="Consolas" w:cs="Times New Roman"/>
+          <w:color w:val="D4D4D4"/>
+          <w:sz w:val="21"/>
+          <w:szCs w:val="21"/>
+          <w:lang w:eastAsia="fr-FR"/>
+        </w:rPr>
+        <w:t>us_duree</w:t>
+      </w:r>
+      <w:proofErr w:type="spellEnd"/>
+      <w:r>
+        <w:rPr>
+          <w:rFonts w:ascii="Consolas" w:eastAsia="Times New Roman" w:hAnsi="Consolas" w:cs="Times New Roman"/>
+          <w:color w:val="D4D4D4"/>
+          <w:sz w:val="21"/>
+          <w:szCs w:val="21"/>
+          <w:lang w:eastAsia="fr-FR"/>
+        </w:rPr>
+        <w:t>);</w:t>
+      </w:r>
+    </w:p>
+    <w:p>
+      <w:pPr>
+        <w:shd w:val="clear" w:color="auto" w:fill="1E1E1E"/>
+        <w:spacing w:after="0" w:line="285" w:lineRule="atLeast"/>
+        <w:rPr>
+          <w:rFonts w:ascii="Consolas" w:eastAsia="Times New Roman" w:hAnsi="Consolas" w:cs="Times New Roman"/>
+          <w:color w:val="D4D4D4"/>
+          <w:sz w:val="21"/>
+          <w:szCs w:val="21"/>
+          <w:lang w:eastAsia="fr-FR"/>
+        </w:rPr>
+      </w:pPr>
+      <w:r>
+        <w:rPr>
+          <w:rFonts w:ascii="Consolas" w:eastAsia="Times New Roman" w:hAnsi="Consolas" w:cs="Times New Roman"/>
+          <w:color w:val="D4D4D4"/>
+          <w:sz w:val="21"/>
+          <w:szCs w:val="21"/>
+          <w:lang w:eastAsia="fr-FR"/>
+        </w:rPr>
+        <w:t xml:space="preserve">        </w:t>
+      </w:r>
+      <w:proofErr w:type="gramStart"/>
+      <w:r>
+        <w:rPr>
+          <w:rFonts w:ascii="Consolas" w:eastAsia="Times New Roman" w:hAnsi="Consolas" w:cs="Times New Roman"/>
+          <w:color w:val="D4D4D4"/>
+          <w:sz w:val="21"/>
+          <w:szCs w:val="21"/>
+          <w:lang w:eastAsia="fr-FR"/>
+        </w:rPr>
+        <w:t>val</w:t>
+      </w:r>
+      <w:proofErr w:type="gramEnd"/>
+      <w:r>
+        <w:rPr>
+          <w:rFonts w:ascii="Consolas" w:eastAsia="Times New Roman" w:hAnsi="Consolas" w:cs="Times New Roman"/>
+          <w:color w:val="D4D4D4"/>
+          <w:sz w:val="21"/>
+          <w:szCs w:val="21"/>
+          <w:lang w:eastAsia="fr-FR"/>
+        </w:rPr>
+        <w:t xml:space="preserve"> = </w:t>
+      </w:r>
+      <w:r>
+        <w:rPr>
+          <w:rFonts w:ascii="Consolas" w:eastAsia="Times New Roman" w:hAnsi="Consolas" w:cs="Times New Roman"/>
+          <w:color w:val="B5CEA8"/>
+          <w:sz w:val="21"/>
+          <w:szCs w:val="21"/>
+          <w:lang w:eastAsia="fr-FR"/>
+        </w:rPr>
+        <w:t>0</w:t>
+      </w:r>
+      <w:r>
+        <w:rPr>
+          <w:rFonts w:ascii="Consolas" w:eastAsia="Times New Roman" w:hAnsi="Consolas" w:cs="Times New Roman"/>
+          <w:color w:val="D4D4D4"/>
+          <w:sz w:val="21"/>
+          <w:szCs w:val="21"/>
+          <w:lang w:eastAsia="fr-FR"/>
+        </w:rPr>
+        <w:t>;</w:t>
+      </w:r>
+    </w:p>
+    <w:p>
+      <w:pPr>
+        <w:shd w:val="clear" w:color="auto" w:fill="1E1E1E"/>
+        <w:spacing w:after="0" w:line="285" w:lineRule="atLeast"/>
+        <w:rPr>
+          <w:rFonts w:ascii="Consolas" w:eastAsia="Times New Roman" w:hAnsi="Consolas" w:cs="Times New Roman"/>
+          <w:color w:val="D4D4D4"/>
+          <w:sz w:val="21"/>
+          <w:szCs w:val="21"/>
+          <w:lang w:eastAsia="fr-FR"/>
+        </w:rPr>
+      </w:pPr>
+      <w:r>
+        <w:rPr>
+          <w:rFonts w:ascii="Consolas" w:eastAsia="Times New Roman" w:hAnsi="Consolas" w:cs="Times New Roman"/>
+          <w:color w:val="D4D4D4"/>
+          <w:sz w:val="21"/>
+          <w:szCs w:val="21"/>
+          <w:lang w:eastAsia="fr-FR"/>
+        </w:rPr>
+        <w:t xml:space="preserve">        </w:t>
+      </w:r>
+      <w:proofErr w:type="spellStart"/>
+      <w:proofErr w:type="gramStart"/>
+      <w:r>
+        <w:rPr>
+          <w:rFonts w:ascii="Consolas" w:eastAsia="Times New Roman" w:hAnsi="Consolas" w:cs="Times New Roman"/>
+          <w:color w:val="DCDCAA"/>
+          <w:sz w:val="21"/>
+          <w:szCs w:val="21"/>
+          <w:lang w:eastAsia="fr-FR"/>
+        </w:rPr>
+        <w:t>ioctl</w:t>
+      </w:r>
+      <w:proofErr w:type="spellEnd"/>
+      <w:r>
+        <w:rPr>
+          <w:rFonts w:ascii="Consolas" w:eastAsia="Times New Roman" w:hAnsi="Consolas" w:cs="Times New Roman"/>
+          <w:color w:val="D4D4D4"/>
+          <w:sz w:val="21"/>
+          <w:szCs w:val="21"/>
+          <w:lang w:eastAsia="fr-FR"/>
+        </w:rPr>
+        <w:t>(</w:t>
+      </w:r>
+      <w:proofErr w:type="spellStart"/>
+      <w:proofErr w:type="gramEnd"/>
+      <w:r>
+        <w:rPr>
+          <w:rFonts w:ascii="Consolas" w:eastAsia="Times New Roman" w:hAnsi="Consolas" w:cs="Times New Roman"/>
+          <w:color w:val="D4D4D4"/>
+          <w:sz w:val="21"/>
+          <w:szCs w:val="21"/>
+          <w:lang w:eastAsia="fr-FR"/>
+        </w:rPr>
+        <w:t>fd</w:t>
+      </w:r>
+      <w:proofErr w:type="spellEnd"/>
+      <w:r>
+        <w:rPr>
+          <w:rFonts w:ascii="Consolas" w:eastAsia="Times New Roman" w:hAnsi="Consolas" w:cs="Times New Roman"/>
+          <w:color w:val="D4D4D4"/>
+          <w:sz w:val="21"/>
+          <w:szCs w:val="21"/>
+          <w:lang w:eastAsia="fr-FR"/>
+        </w:rPr>
+        <w:t>, GPIO_CMD_SET_BUZZER, &amp;val);</w:t>
+      </w:r>
+    </w:p>
+    <w:p>
+      <w:pPr>
+        <w:shd w:val="clear" w:color="auto" w:fill="1E1E1E"/>
+        <w:spacing w:after="0" w:line="285" w:lineRule="atLeast"/>
+        <w:rPr>
+          <w:rFonts w:ascii="Consolas" w:eastAsia="Times New Roman" w:hAnsi="Consolas" w:cs="Times New Roman"/>
+          <w:color w:val="D4D4D4"/>
+          <w:sz w:val="21"/>
+          <w:szCs w:val="21"/>
+          <w:lang w:eastAsia="fr-FR"/>
+        </w:rPr>
+      </w:pPr>
+      <w:r>
+        <w:rPr>
+          <w:rFonts w:ascii="Consolas" w:eastAsia="Times New Roman" w:hAnsi="Consolas" w:cs="Times New Roman"/>
+          <w:color w:val="D4D4D4"/>
+          <w:sz w:val="21"/>
+          <w:szCs w:val="21"/>
+          <w:lang w:eastAsia="fr-FR"/>
+        </w:rPr>
+        <w:t xml:space="preserve">        </w:t>
+      </w:r>
+      <w:proofErr w:type="gramStart"/>
+      <w:r>
+        <w:rPr>
+          <w:rFonts w:ascii="Consolas" w:eastAsia="Times New Roman" w:hAnsi="Consolas" w:cs="Times New Roman"/>
+          <w:color w:val="C586C0"/>
+          <w:sz w:val="21"/>
+          <w:szCs w:val="21"/>
+          <w:lang w:eastAsia="fr-FR"/>
+        </w:rPr>
+        <w:t>if</w:t>
+      </w:r>
+      <w:proofErr w:type="gramEnd"/>
+      <w:r>
+        <w:rPr>
+          <w:rFonts w:ascii="Consolas" w:eastAsia="Times New Roman" w:hAnsi="Consolas" w:cs="Times New Roman"/>
+          <w:color w:val="D4D4D4"/>
+          <w:sz w:val="21"/>
+          <w:szCs w:val="21"/>
+          <w:lang w:eastAsia="fr-FR"/>
+        </w:rPr>
+        <w:t xml:space="preserve"> (i &lt; nb - </w:t>
+      </w:r>
+      <w:r>
+        <w:rPr>
+          <w:rFonts w:ascii="Consolas" w:eastAsia="Times New Roman" w:hAnsi="Consolas" w:cs="Times New Roman"/>
+          <w:color w:val="B5CEA8"/>
+          <w:sz w:val="21"/>
+          <w:szCs w:val="21"/>
+          <w:lang w:eastAsia="fr-FR"/>
+        </w:rPr>
+        <w:t>1</w:t>
+      </w:r>
+      <w:r>
+        <w:rPr>
+          <w:rFonts w:ascii="Consolas" w:eastAsia="Times New Roman" w:hAnsi="Consolas" w:cs="Times New Roman"/>
+          <w:color w:val="D4D4D4"/>
+          <w:sz w:val="21"/>
+          <w:szCs w:val="21"/>
+          <w:lang w:eastAsia="fr-FR"/>
+        </w:rPr>
+        <w:t>) {</w:t>
+      </w:r>
+    </w:p>
+    <w:p>
+      <w:pPr>
+        <w:shd w:val="clear" w:color="auto" w:fill="1E1E1E"/>
+        <w:spacing w:after="0" w:line="285" w:lineRule="atLeast"/>
+        <w:rPr>
+          <w:rFonts w:ascii="Consolas" w:eastAsia="Times New Roman" w:hAnsi="Consolas" w:cs="Times New Roman"/>
+          <w:color w:val="D4D4D4"/>
+          <w:sz w:val="21"/>
+          <w:szCs w:val="21"/>
+          <w:lang w:eastAsia="fr-FR"/>
+        </w:rPr>
+      </w:pPr>
+      <w:r>
+        <w:rPr>
+          <w:rFonts w:ascii="Consolas" w:eastAsia="Times New Roman" w:hAnsi="Consolas" w:cs="Times New Roman"/>
+          <w:color w:val="D4D4D4"/>
+          <w:sz w:val="21"/>
+          <w:szCs w:val="21"/>
+          <w:lang w:eastAsia="fr-FR"/>
+        </w:rPr>
+        <w:t xml:space="preserve">            </w:t>
+      </w:r>
+      <w:proofErr w:type="spellStart"/>
+      <w:proofErr w:type="gramStart"/>
+      <w:r>
+        <w:rPr>
+          <w:rFonts w:ascii="Consolas" w:eastAsia="Times New Roman" w:hAnsi="Consolas" w:cs="Times New Roman"/>
+          <w:color w:val="DCDCAA"/>
+          <w:sz w:val="21"/>
+          <w:szCs w:val="21"/>
+          <w:lang w:eastAsia="fr-FR"/>
+        </w:rPr>
+        <w:t>usleep</w:t>
+      </w:r>
+      <w:proofErr w:type="spellEnd"/>
+      <w:proofErr w:type="gramEnd"/>
+      <w:r>
+        <w:rPr>
+          <w:rFonts w:ascii="Consolas" w:eastAsia="Times New Roman" w:hAnsi="Consolas" w:cs="Times New Roman"/>
+          <w:color w:val="D4D4D4"/>
+          <w:sz w:val="21"/>
+          <w:szCs w:val="21"/>
+          <w:lang w:eastAsia="fr-FR"/>
+        </w:rPr>
+        <w:t>(</w:t>
+      </w:r>
+      <w:proofErr w:type="spellStart"/>
+      <w:r>
+        <w:rPr>
+          <w:rFonts w:ascii="Consolas" w:eastAsia="Times New Roman" w:hAnsi="Consolas" w:cs="Times New Roman"/>
+          <w:color w:val="D4D4D4"/>
+          <w:sz w:val="21"/>
+          <w:szCs w:val="21"/>
+          <w:lang w:eastAsia="fr-FR"/>
+        </w:rPr>
+        <w:t>us_duree</w:t>
+      </w:r>
+      <w:proofErr w:type="spellEnd"/>
+      <w:r>
+        <w:rPr>
+          <w:rFonts w:ascii="Consolas" w:eastAsia="Times New Roman" w:hAnsi="Consolas" w:cs="Times New Roman"/>
+          <w:color w:val="D4D4D4"/>
+          <w:sz w:val="21"/>
+          <w:szCs w:val="21"/>
+          <w:lang w:eastAsia="fr-FR"/>
+        </w:rPr>
+        <w:t>);</w:t>
+      </w:r>
+    </w:p>
+    <w:p>
+      <w:pPr>
+        <w:shd w:val="clear" w:color="auto" w:fill="1E1E1E"/>
+        <w:spacing w:after="0" w:line="285" w:lineRule="atLeast"/>
+        <w:rPr>
+          <w:rFonts w:ascii="Consolas" w:eastAsia="Times New Roman" w:hAnsi="Consolas" w:cs="Times New Roman"/>
+          <w:color w:val="D4D4D4"/>
+          <w:sz w:val="21"/>
+          <w:szCs w:val="21"/>
+          <w:lang w:eastAsia="fr-FR"/>
+        </w:rPr>
+      </w:pPr>
+      <w:r>
+        <w:rPr>
+          <w:rFonts w:ascii="Consolas" w:eastAsia="Times New Roman" w:hAnsi="Consolas" w:cs="Times New Roman"/>
+          <w:color w:val="D4D4D4"/>
+          <w:sz w:val="21"/>
+          <w:szCs w:val="21"/>
+          <w:lang w:eastAsia="fr-FR"/>
+        </w:rPr>
+        <w:t>        }</w:t>
+      </w:r>
+    </w:p>
+    <w:p>
+      <w:pPr>
+        <w:shd w:val="clear" w:color="auto" w:fill="1E1E1E"/>
+        <w:spacing w:after="0" w:line="285" w:lineRule="atLeast"/>
+        <w:rPr>
+          <w:rFonts w:ascii="Consolas" w:eastAsia="Times New Roman" w:hAnsi="Consolas" w:cs="Times New Roman"/>
+          <w:color w:val="D4D4D4"/>
+          <w:sz w:val="21"/>
+          <w:szCs w:val="21"/>
+          <w:lang w:eastAsia="fr-FR"/>
+        </w:rPr>
+      </w:pPr>
+      <w:r>
+        <w:rPr>
+          <w:rFonts w:ascii="Consolas" w:eastAsia="Times New Roman" w:hAnsi="Consolas" w:cs="Times New Roman"/>
+          <w:color w:val="D4D4D4"/>
+          <w:sz w:val="21"/>
+          <w:szCs w:val="21"/>
+          <w:lang w:eastAsia="fr-FR"/>
+        </w:rPr>
+        <w:t>    }</w:t>
+      </w:r>
+    </w:p>
+    <w:p>
+      <w:pPr>
+        <w:shd w:val="clear" w:color="auto" w:fill="1E1E1E"/>
+        <w:spacing w:after="0" w:line="285" w:lineRule="atLeast"/>
+        <w:rPr>
+          <w:rFonts w:ascii="Consolas" w:eastAsia="Times New Roman" w:hAnsi="Consolas" w:cs="Times New Roman"/>
+          <w:color w:val="D4D4D4"/>
+          <w:sz w:val="21"/>
+          <w:szCs w:val="21"/>
+          <w:lang w:eastAsia="fr-FR"/>
+        </w:rPr>
+      </w:pPr>
+      <w:r>
+        <w:rPr>
+          <w:rFonts w:ascii="Consolas" w:eastAsia="Times New Roman" w:hAnsi="Consolas" w:cs="Times New Roman"/>
+          <w:color w:val="D4D4D4"/>
+          <w:sz w:val="21"/>
+          <w:szCs w:val="21"/>
+          <w:lang w:eastAsia="fr-FR"/>
+        </w:rPr>
+        <w:t>}</w:t>
+      </w:r>
+    </w:p>
+    <w:p>
+      <w:pPr>
+        <w:shd w:val="clear" w:color="auto" w:fill="1E1E1E"/>
+        <w:spacing w:after="0" w:line="285" w:lineRule="atLeast"/>
+        <w:rPr>
+          <w:rFonts w:ascii="Consolas" w:eastAsia="Times New Roman" w:hAnsi="Consolas" w:cs="Times New Roman"/>
+          <w:color w:val="D4D4D4"/>
+          <w:sz w:val="21"/>
+          <w:szCs w:val="21"/>
+          <w:lang w:eastAsia="fr-FR"/>
+        </w:rPr>
+      </w:pPr>
+    </w:p>
+    <w:p>
+      <w:pPr>
+        <w:shd w:val="clear" w:color="auto" w:fill="1E1E1E"/>
+        <w:spacing w:after="0" w:line="285" w:lineRule="atLeast"/>
+        <w:rPr>
+          <w:rFonts w:ascii="Consolas" w:eastAsia="Times New Roman" w:hAnsi="Consolas" w:cs="Times New Roman"/>
+          <w:color w:val="D4D4D4"/>
+          <w:sz w:val="21"/>
+          <w:szCs w:val="21"/>
+          <w:lang w:eastAsia="fr-FR"/>
+        </w:rPr>
+      </w:pPr>
+      <w:proofErr w:type="spellStart"/>
+      <w:proofErr w:type="gramStart"/>
+      <w:r>
+        <w:rPr>
+          <w:rFonts w:ascii="Consolas" w:eastAsia="Times New Roman" w:hAnsi="Consolas" w:cs="Times New Roman"/>
+          <w:color w:val="569CD6"/>
+          <w:sz w:val="21"/>
+          <w:szCs w:val="21"/>
+          <w:lang w:eastAsia="fr-FR"/>
+        </w:rPr>
+        <w:t>int</w:t>
+      </w:r>
+      <w:proofErr w:type="spellEnd"/>
+      <w:proofErr w:type="gramEnd"/>
+      <w:r>
+        <w:rPr>
+          <w:rFonts w:ascii="Consolas" w:eastAsia="Times New Roman" w:hAnsi="Consolas" w:cs="Times New Roman"/>
+          <w:color w:val="D4D4D4"/>
+          <w:sz w:val="21"/>
+          <w:szCs w:val="21"/>
+          <w:lang w:eastAsia="fr-FR"/>
+        </w:rPr>
+        <w:t xml:space="preserve"> </w:t>
+      </w:r>
+      <w:r>
+        <w:rPr>
+          <w:rFonts w:ascii="Consolas" w:eastAsia="Times New Roman" w:hAnsi="Consolas" w:cs="Times New Roman"/>
+          <w:color w:val="DCDCAA"/>
+          <w:sz w:val="21"/>
+          <w:szCs w:val="21"/>
+          <w:lang w:eastAsia="fr-FR"/>
+        </w:rPr>
+        <w:t>main</w:t>
+      </w:r>
+      <w:r>
+        <w:rPr>
+          <w:rFonts w:ascii="Consolas" w:eastAsia="Times New Roman" w:hAnsi="Consolas" w:cs="Times New Roman"/>
+          <w:color w:val="D4D4D4"/>
+          <w:sz w:val="21"/>
+          <w:szCs w:val="21"/>
+          <w:lang w:eastAsia="fr-FR"/>
+        </w:rPr>
+        <w:t>(</w:t>
+      </w:r>
+      <w:proofErr w:type="spellStart"/>
+      <w:r>
+        <w:rPr>
+          <w:rFonts w:ascii="Consolas" w:eastAsia="Times New Roman" w:hAnsi="Consolas" w:cs="Times New Roman"/>
+          <w:color w:val="569CD6"/>
+          <w:sz w:val="21"/>
+          <w:szCs w:val="21"/>
+          <w:lang w:eastAsia="fr-FR"/>
+        </w:rPr>
+        <w:t>int</w:t>
+      </w:r>
+      <w:proofErr w:type="spellEnd"/>
+      <w:r>
+        <w:rPr>
+          <w:rFonts w:ascii="Consolas" w:eastAsia="Times New Roman" w:hAnsi="Consolas" w:cs="Times New Roman"/>
+          <w:color w:val="D4D4D4"/>
+          <w:sz w:val="21"/>
+          <w:szCs w:val="21"/>
+          <w:lang w:eastAsia="fr-FR"/>
+        </w:rPr>
+        <w:t xml:space="preserve"> </w:t>
+      </w:r>
+      <w:proofErr w:type="spellStart"/>
+      <w:r>
+        <w:rPr>
+          <w:rFonts w:ascii="Consolas" w:eastAsia="Times New Roman" w:hAnsi="Consolas" w:cs="Times New Roman"/>
+          <w:color w:val="9CDCFE"/>
+          <w:sz w:val="21"/>
+          <w:szCs w:val="21"/>
+          <w:lang w:eastAsia="fr-FR"/>
+        </w:rPr>
+        <w:t>argc</w:t>
+      </w:r>
+      <w:proofErr w:type="spellEnd"/>
+      <w:r>
+        <w:rPr>
+          <w:rFonts w:ascii="Consolas" w:eastAsia="Times New Roman" w:hAnsi="Consolas" w:cs="Times New Roman"/>
+          <w:color w:val="D4D4D4"/>
+          <w:sz w:val="21"/>
+          <w:szCs w:val="21"/>
+          <w:lang w:eastAsia="fr-FR"/>
+        </w:rPr>
+        <w:t xml:space="preserve">, </w:t>
+      </w:r>
+      <w:r>
+        <w:rPr>
+          <w:rFonts w:ascii="Consolas" w:eastAsia="Times New Roman" w:hAnsi="Consolas" w:cs="Times New Roman"/>
+          <w:color w:val="569CD6"/>
+          <w:sz w:val="21"/>
+          <w:szCs w:val="21"/>
+          <w:lang w:eastAsia="fr-FR"/>
+        </w:rPr>
+        <w:t>char</w:t>
+      </w:r>
+      <w:r>
+        <w:rPr>
+          <w:rFonts w:ascii="Consolas" w:eastAsia="Times New Roman" w:hAnsi="Consolas" w:cs="Times New Roman"/>
+          <w:color w:val="D4D4D4"/>
+          <w:sz w:val="21"/>
+          <w:szCs w:val="21"/>
+          <w:lang w:eastAsia="fr-FR"/>
+        </w:rPr>
+        <w:t xml:space="preserve"> *</w:t>
+      </w:r>
+      <w:proofErr w:type="spellStart"/>
+      <w:r>
+        <w:rPr>
+          <w:rFonts w:ascii="Consolas" w:eastAsia="Times New Roman" w:hAnsi="Consolas" w:cs="Times New Roman"/>
+          <w:color w:val="9CDCFE"/>
+          <w:sz w:val="21"/>
+          <w:szCs w:val="21"/>
+          <w:lang w:eastAsia="fr-FR"/>
+        </w:rPr>
+        <w:t>argv</w:t>
+      </w:r>
+      <w:proofErr w:type="spellEnd"/>
+      <w:r>
+        <w:rPr>
+          <w:rFonts w:ascii="Consolas" w:eastAsia="Times New Roman" w:hAnsi="Consolas" w:cs="Times New Roman"/>
+          <w:color w:val="569CD6"/>
+          <w:sz w:val="21"/>
+          <w:szCs w:val="21"/>
+          <w:lang w:eastAsia="fr-FR"/>
+        </w:rPr>
+        <w:t>[]</w:t>
+      </w:r>
+      <w:r>
+        <w:rPr>
+          <w:rFonts w:ascii="Consolas" w:eastAsia="Times New Roman" w:hAnsi="Consolas" w:cs="Times New Roman"/>
+          <w:color w:val="D4D4D4"/>
+          <w:sz w:val="21"/>
+          <w:szCs w:val="21"/>
+          <w:lang w:eastAsia="fr-FR"/>
+        </w:rPr>
+        <w:t xml:space="preserve">) </w:t>
+      </w:r>
+    </w:p>
+    <w:p>
+      <w:pPr>
+        <w:shd w:val="clear" w:color="auto" w:fill="1E1E1E"/>
+        <w:spacing w:after="0" w:line="285" w:lineRule="atLeast"/>
+        <w:rPr>
+          <w:rFonts w:ascii="Consolas" w:eastAsia="Times New Roman" w:hAnsi="Consolas" w:cs="Times New Roman"/>
+          <w:color w:val="D4D4D4"/>
+          <w:sz w:val="21"/>
+          <w:szCs w:val="21"/>
+          <w:lang w:eastAsia="fr-FR"/>
+        </w:rPr>
+      </w:pPr>
+      <w:r>
+        <w:rPr>
+          <w:rFonts w:ascii="Consolas" w:eastAsia="Times New Roman" w:hAnsi="Consolas" w:cs="Times New Roman"/>
+          <w:color w:val="D4D4D4"/>
+          <w:sz w:val="21"/>
+          <w:szCs w:val="21"/>
+          <w:lang w:eastAsia="fr-FR"/>
+        </w:rPr>
+        <w:t xml:space="preserve">{ </w:t>
+      </w:r>
+    </w:p>
+    <w:p>
+      <w:pPr>
+        <w:shd w:val="clear" w:color="auto" w:fill="1E1E1E"/>
+        <w:spacing w:after="0" w:line="285" w:lineRule="atLeast"/>
+        <w:rPr>
+          <w:rFonts w:ascii="Consolas" w:eastAsia="Times New Roman" w:hAnsi="Consolas" w:cs="Times New Roman"/>
+          <w:color w:val="D4D4D4"/>
+          <w:sz w:val="21"/>
+          <w:szCs w:val="21"/>
+          <w:lang w:eastAsia="fr-FR"/>
+        </w:rPr>
+      </w:pPr>
+      <w:r>
+        <w:rPr>
+          <w:rFonts w:ascii="Consolas" w:eastAsia="Times New Roman" w:hAnsi="Consolas" w:cs="Times New Roman"/>
+          <w:color w:val="D4D4D4"/>
+          <w:sz w:val="21"/>
+          <w:szCs w:val="21"/>
+          <w:lang w:eastAsia="fr-FR"/>
+        </w:rPr>
+        <w:t xml:space="preserve">    </w:t>
+      </w:r>
+      <w:proofErr w:type="spellStart"/>
+      <w:proofErr w:type="gramStart"/>
+      <w:r>
+        <w:rPr>
+          <w:rFonts w:ascii="Consolas" w:eastAsia="Times New Roman" w:hAnsi="Consolas" w:cs="Times New Roman"/>
+          <w:color w:val="569CD6"/>
+          <w:sz w:val="21"/>
+          <w:szCs w:val="21"/>
+          <w:lang w:eastAsia="fr-FR"/>
+        </w:rPr>
+        <w:t>int</w:t>
+      </w:r>
+      <w:proofErr w:type="spellEnd"/>
+      <w:proofErr w:type="gramEnd"/>
+      <w:r>
+        <w:rPr>
+          <w:rFonts w:ascii="Consolas" w:eastAsia="Times New Roman" w:hAnsi="Consolas" w:cs="Times New Roman"/>
+          <w:color w:val="D4D4D4"/>
+          <w:sz w:val="21"/>
+          <w:szCs w:val="21"/>
+          <w:lang w:eastAsia="fr-FR"/>
+        </w:rPr>
+        <w:t xml:space="preserve"> </w:t>
+      </w:r>
+      <w:proofErr w:type="spellStart"/>
+      <w:r>
+        <w:rPr>
+          <w:rFonts w:ascii="Consolas" w:eastAsia="Times New Roman" w:hAnsi="Consolas" w:cs="Times New Roman"/>
+          <w:color w:val="D4D4D4"/>
+          <w:sz w:val="21"/>
+          <w:szCs w:val="21"/>
+          <w:lang w:eastAsia="fr-FR"/>
+        </w:rPr>
+        <w:t>nb_cycles</w:t>
+      </w:r>
+      <w:proofErr w:type="spellEnd"/>
+      <w:r>
+        <w:rPr>
+          <w:rFonts w:ascii="Consolas" w:eastAsia="Times New Roman" w:hAnsi="Consolas" w:cs="Times New Roman"/>
+          <w:color w:val="D4D4D4"/>
+          <w:sz w:val="21"/>
+          <w:szCs w:val="21"/>
+          <w:lang w:eastAsia="fr-FR"/>
+        </w:rPr>
+        <w:t xml:space="preserve"> = </w:t>
+      </w:r>
+      <w:r>
+        <w:rPr>
+          <w:rFonts w:ascii="Consolas" w:eastAsia="Times New Roman" w:hAnsi="Consolas" w:cs="Times New Roman"/>
+          <w:color w:val="B5CEA8"/>
+          <w:sz w:val="21"/>
+          <w:szCs w:val="21"/>
+          <w:lang w:eastAsia="fr-FR"/>
+        </w:rPr>
+        <w:t>5</w:t>
+      </w:r>
+      <w:r>
+        <w:rPr>
+          <w:rFonts w:ascii="Consolas" w:eastAsia="Times New Roman" w:hAnsi="Consolas" w:cs="Times New Roman"/>
+          <w:color w:val="D4D4D4"/>
+          <w:sz w:val="21"/>
+          <w:szCs w:val="21"/>
+          <w:lang w:eastAsia="fr-FR"/>
+        </w:rPr>
+        <w:t xml:space="preserve">; </w:t>
+      </w:r>
+    </w:p>
+    <w:p>
+      <w:pPr>
+        <w:shd w:val="clear" w:color="auto" w:fill="1E1E1E"/>
+        <w:spacing w:after="0" w:line="285" w:lineRule="atLeast"/>
+        <w:rPr>
+          <w:rFonts w:ascii="Consolas" w:eastAsia="Times New Roman" w:hAnsi="Consolas" w:cs="Times New Roman"/>
+          <w:color w:val="D4D4D4"/>
+          <w:sz w:val="21"/>
+          <w:szCs w:val="21"/>
+          <w:lang w:eastAsia="fr-FR"/>
+        </w:rPr>
+      </w:pPr>
+      <w:r>
+        <w:rPr>
+          <w:rFonts w:ascii="Consolas" w:eastAsia="Times New Roman" w:hAnsi="Consolas" w:cs="Times New Roman"/>
+          <w:color w:val="D4D4D4"/>
+          <w:sz w:val="21"/>
+          <w:szCs w:val="21"/>
+          <w:lang w:eastAsia="fr-FR"/>
+        </w:rPr>
+        <w:t xml:space="preserve">    </w:t>
+      </w:r>
+      <w:proofErr w:type="spellStart"/>
+      <w:proofErr w:type="gramStart"/>
+      <w:r>
+        <w:rPr>
+          <w:rFonts w:ascii="Consolas" w:eastAsia="Times New Roman" w:hAnsi="Consolas" w:cs="Times New Roman"/>
+          <w:color w:val="569CD6"/>
+          <w:sz w:val="21"/>
+          <w:szCs w:val="21"/>
+          <w:lang w:eastAsia="fr-FR"/>
+        </w:rPr>
+        <w:t>float</w:t>
+      </w:r>
+      <w:proofErr w:type="spellEnd"/>
+      <w:proofErr w:type="gramEnd"/>
+      <w:r>
+        <w:rPr>
+          <w:rFonts w:ascii="Consolas" w:eastAsia="Times New Roman" w:hAnsi="Consolas" w:cs="Times New Roman"/>
+          <w:color w:val="D4D4D4"/>
+          <w:sz w:val="21"/>
+          <w:szCs w:val="21"/>
+          <w:lang w:eastAsia="fr-FR"/>
+        </w:rPr>
+        <w:t xml:space="preserve"> </w:t>
+      </w:r>
+      <w:proofErr w:type="spellStart"/>
+      <w:r>
+        <w:rPr>
+          <w:rFonts w:ascii="Consolas" w:eastAsia="Times New Roman" w:hAnsi="Consolas" w:cs="Times New Roman"/>
+          <w:color w:val="D4D4D4"/>
+          <w:sz w:val="21"/>
+          <w:szCs w:val="21"/>
+          <w:lang w:eastAsia="fr-FR"/>
+        </w:rPr>
+        <w:t>duree_bip</w:t>
+      </w:r>
+      <w:proofErr w:type="spellEnd"/>
+      <w:r>
+        <w:rPr>
+          <w:rFonts w:ascii="Consolas" w:eastAsia="Times New Roman" w:hAnsi="Consolas" w:cs="Times New Roman"/>
+          <w:color w:val="D4D4D4"/>
+          <w:sz w:val="21"/>
+          <w:szCs w:val="21"/>
+          <w:lang w:eastAsia="fr-FR"/>
+        </w:rPr>
+        <w:t xml:space="preserve"> = </w:t>
+      </w:r>
+      <w:r>
+        <w:rPr>
+          <w:rFonts w:ascii="Consolas" w:eastAsia="Times New Roman" w:hAnsi="Consolas" w:cs="Times New Roman"/>
+          <w:color w:val="B5CEA8"/>
+          <w:sz w:val="21"/>
+          <w:szCs w:val="21"/>
+          <w:lang w:eastAsia="fr-FR"/>
+        </w:rPr>
+        <w:t>1.0f</w:t>
+      </w:r>
+      <w:r>
+        <w:rPr>
+          <w:rFonts w:ascii="Consolas" w:eastAsia="Times New Roman" w:hAnsi="Consolas" w:cs="Times New Roman"/>
+          <w:color w:val="D4D4D4"/>
+          <w:sz w:val="21"/>
+          <w:szCs w:val="21"/>
+          <w:lang w:eastAsia="fr-FR"/>
+        </w:rPr>
+        <w:t>;</w:t>
+      </w:r>
+    </w:p>
+    <w:p>
+      <w:pPr>
+        <w:shd w:val="clear" w:color="auto" w:fill="1E1E1E"/>
+        <w:spacing w:after="0" w:line="285" w:lineRule="atLeast"/>
+        <w:rPr>
+          <w:rFonts w:ascii="Consolas" w:eastAsia="Times New Roman" w:hAnsi="Consolas" w:cs="Times New Roman"/>
+          <w:color w:val="D4D4D4"/>
+          <w:sz w:val="21"/>
+          <w:szCs w:val="21"/>
+          <w:lang w:eastAsia="fr-FR"/>
+        </w:rPr>
+      </w:pPr>
+      <w:r>
+        <w:rPr>
+          <w:rFonts w:ascii="Consolas" w:eastAsia="Times New Roman" w:hAnsi="Consolas" w:cs="Times New Roman"/>
+          <w:color w:val="D4D4D4"/>
+          <w:sz w:val="21"/>
+          <w:szCs w:val="21"/>
+          <w:lang w:eastAsia="fr-FR"/>
+        </w:rPr>
+        <w:t xml:space="preserve">    </w:t>
+      </w:r>
+      <w:proofErr w:type="spellStart"/>
+      <w:proofErr w:type="gramStart"/>
+      <w:r>
+        <w:rPr>
+          <w:rFonts w:ascii="Consolas" w:eastAsia="Times New Roman" w:hAnsi="Consolas" w:cs="Times New Roman"/>
+          <w:color w:val="569CD6"/>
+          <w:sz w:val="21"/>
+          <w:szCs w:val="21"/>
+          <w:lang w:eastAsia="fr-FR"/>
+        </w:rPr>
+        <w:t>int</w:t>
+      </w:r>
+      <w:proofErr w:type="spellEnd"/>
+      <w:proofErr w:type="gramEnd"/>
+      <w:r>
+        <w:rPr>
+          <w:rFonts w:ascii="Consolas" w:eastAsia="Times New Roman" w:hAnsi="Consolas" w:cs="Times New Roman"/>
+          <w:color w:val="D4D4D4"/>
+          <w:sz w:val="21"/>
+          <w:szCs w:val="21"/>
+          <w:lang w:eastAsia="fr-FR"/>
+        </w:rPr>
+        <w:t xml:space="preserve"> </w:t>
+      </w:r>
+      <w:proofErr w:type="spellStart"/>
+      <w:r>
+        <w:rPr>
+          <w:rFonts w:ascii="Consolas" w:eastAsia="Times New Roman" w:hAnsi="Consolas" w:cs="Times New Roman"/>
+          <w:color w:val="D4D4D4"/>
+          <w:sz w:val="21"/>
+          <w:szCs w:val="21"/>
+          <w:lang w:eastAsia="fr-FR"/>
+        </w:rPr>
+        <w:t>opt</w:t>
+      </w:r>
+      <w:proofErr w:type="spellEnd"/>
+      <w:r>
+        <w:rPr>
+          <w:rFonts w:ascii="Consolas" w:eastAsia="Times New Roman" w:hAnsi="Consolas" w:cs="Times New Roman"/>
+          <w:color w:val="D4D4D4"/>
+          <w:sz w:val="21"/>
+          <w:szCs w:val="21"/>
+          <w:lang w:eastAsia="fr-FR"/>
+        </w:rPr>
+        <w:t>;</w:t>
+      </w:r>
+    </w:p>
+    <w:p>
+      <w:pPr>
+        <w:shd w:val="clear" w:color="auto" w:fill="1E1E1E"/>
+        <w:spacing w:after="0" w:line="285" w:lineRule="atLeast"/>
+        <w:rPr>
+          <w:rFonts w:ascii="Consolas" w:eastAsia="Times New Roman" w:hAnsi="Consolas" w:cs="Times New Roman"/>
+          <w:color w:val="D4D4D4"/>
+          <w:sz w:val="21"/>
+          <w:szCs w:val="21"/>
+          <w:lang w:eastAsia="fr-FR"/>
+        </w:rPr>
+      </w:pPr>
+      <w:r>
+        <w:rPr>
+          <w:rFonts w:ascii="Consolas" w:eastAsia="Times New Roman" w:hAnsi="Consolas" w:cs="Times New Roman"/>
+          <w:color w:val="D4D4D4"/>
+          <w:sz w:val="21"/>
+          <w:szCs w:val="21"/>
+          <w:lang w:eastAsia="fr-FR"/>
+        </w:rPr>
+        <w:t xml:space="preserve">    </w:t>
+      </w:r>
+      <w:proofErr w:type="spellStart"/>
+      <w:proofErr w:type="gramStart"/>
+      <w:r>
+        <w:rPr>
+          <w:rFonts w:ascii="Consolas" w:eastAsia="Times New Roman" w:hAnsi="Consolas" w:cs="Times New Roman"/>
+          <w:color w:val="C586C0"/>
+          <w:sz w:val="21"/>
+          <w:szCs w:val="21"/>
+          <w:lang w:eastAsia="fr-FR"/>
+        </w:rPr>
+        <w:t>while</w:t>
+      </w:r>
+      <w:proofErr w:type="spellEnd"/>
+      <w:proofErr w:type="gramEnd"/>
+      <w:r>
+        <w:rPr>
+          <w:rFonts w:ascii="Consolas" w:eastAsia="Times New Roman" w:hAnsi="Consolas" w:cs="Times New Roman"/>
+          <w:color w:val="D4D4D4"/>
+          <w:sz w:val="21"/>
+          <w:szCs w:val="21"/>
+          <w:lang w:eastAsia="fr-FR"/>
+        </w:rPr>
+        <w:t xml:space="preserve"> ((</w:t>
+      </w:r>
+      <w:proofErr w:type="spellStart"/>
+      <w:r>
+        <w:rPr>
+          <w:rFonts w:ascii="Consolas" w:eastAsia="Times New Roman" w:hAnsi="Consolas" w:cs="Times New Roman"/>
+          <w:color w:val="D4D4D4"/>
+          <w:sz w:val="21"/>
+          <w:szCs w:val="21"/>
+          <w:lang w:eastAsia="fr-FR"/>
+        </w:rPr>
+        <w:t>opt</w:t>
+      </w:r>
+      <w:proofErr w:type="spellEnd"/>
+      <w:r>
+        <w:rPr>
+          <w:rFonts w:ascii="Consolas" w:eastAsia="Times New Roman" w:hAnsi="Consolas" w:cs="Times New Roman"/>
+          <w:color w:val="D4D4D4"/>
+          <w:sz w:val="21"/>
+          <w:szCs w:val="21"/>
+          <w:lang w:eastAsia="fr-FR"/>
+        </w:rPr>
+        <w:t xml:space="preserve"> = </w:t>
+      </w:r>
+      <w:proofErr w:type="spellStart"/>
+      <w:r>
+        <w:rPr>
+          <w:rFonts w:ascii="Consolas" w:eastAsia="Times New Roman" w:hAnsi="Consolas" w:cs="Times New Roman"/>
+          <w:color w:val="DCDCAA"/>
+          <w:sz w:val="21"/>
+          <w:szCs w:val="21"/>
+          <w:lang w:eastAsia="fr-FR"/>
+        </w:rPr>
+        <w:t>getopt</w:t>
+      </w:r>
+      <w:proofErr w:type="spellEnd"/>
+      <w:r>
+        <w:rPr>
+          <w:rFonts w:ascii="Consolas" w:eastAsia="Times New Roman" w:hAnsi="Consolas" w:cs="Times New Roman"/>
+          <w:color w:val="D4D4D4"/>
+          <w:sz w:val="21"/>
+          <w:szCs w:val="21"/>
+          <w:lang w:eastAsia="fr-FR"/>
+        </w:rPr>
+        <w:t>(</w:t>
+      </w:r>
+      <w:proofErr w:type="spellStart"/>
+      <w:r>
+        <w:rPr>
+          <w:rFonts w:ascii="Consolas" w:eastAsia="Times New Roman" w:hAnsi="Consolas" w:cs="Times New Roman"/>
+          <w:color w:val="D4D4D4"/>
+          <w:sz w:val="21"/>
+          <w:szCs w:val="21"/>
+          <w:lang w:eastAsia="fr-FR"/>
+        </w:rPr>
+        <w:t>argc</w:t>
+      </w:r>
+      <w:proofErr w:type="spellEnd"/>
+      <w:r>
+        <w:rPr>
+          <w:rFonts w:ascii="Consolas" w:eastAsia="Times New Roman" w:hAnsi="Consolas" w:cs="Times New Roman"/>
+          <w:color w:val="D4D4D4"/>
+          <w:sz w:val="21"/>
+          <w:szCs w:val="21"/>
+          <w:lang w:eastAsia="fr-FR"/>
+        </w:rPr>
+        <w:t xml:space="preserve">, </w:t>
+      </w:r>
+      <w:proofErr w:type="spellStart"/>
+      <w:r>
+        <w:rPr>
+          <w:rFonts w:ascii="Consolas" w:eastAsia="Times New Roman" w:hAnsi="Consolas" w:cs="Times New Roman"/>
+          <w:color w:val="D4D4D4"/>
+          <w:sz w:val="21"/>
+          <w:szCs w:val="21"/>
+          <w:lang w:eastAsia="fr-FR"/>
+        </w:rPr>
+        <w:t>argv</w:t>
+      </w:r>
+      <w:proofErr w:type="spellEnd"/>
+      <w:r>
+        <w:rPr>
+          <w:rFonts w:ascii="Consolas" w:eastAsia="Times New Roman" w:hAnsi="Consolas" w:cs="Times New Roman"/>
+          <w:color w:val="D4D4D4"/>
+          <w:sz w:val="21"/>
+          <w:szCs w:val="21"/>
+          <w:lang w:eastAsia="fr-FR"/>
+        </w:rPr>
+        <w:t xml:space="preserve">, </w:t>
+      </w:r>
+      <w:r>
+        <w:rPr>
+          <w:rFonts w:ascii="Consolas" w:eastAsia="Times New Roman" w:hAnsi="Consolas" w:cs="Times New Roman"/>
+          <w:color w:val="CE9178"/>
+          <w:sz w:val="21"/>
+          <w:szCs w:val="21"/>
+          <w:lang w:eastAsia="fr-FR"/>
+        </w:rPr>
+        <w:t>"c:d:"</w:t>
+      </w:r>
+      <w:r>
+        <w:rPr>
+          <w:rFonts w:ascii="Consolas" w:eastAsia="Times New Roman" w:hAnsi="Consolas" w:cs="Times New Roman"/>
+          <w:color w:val="D4D4D4"/>
+          <w:sz w:val="21"/>
+          <w:szCs w:val="21"/>
+          <w:lang w:eastAsia="fr-FR"/>
+        </w:rPr>
+        <w:t>)) != -</w:t>
+      </w:r>
+      <w:r>
+        <w:rPr>
+          <w:rFonts w:ascii="Consolas" w:eastAsia="Times New Roman" w:hAnsi="Consolas" w:cs="Times New Roman"/>
+          <w:color w:val="B5CEA8"/>
+          <w:sz w:val="21"/>
+          <w:szCs w:val="21"/>
+          <w:lang w:eastAsia="fr-FR"/>
+        </w:rPr>
+        <w:t>1</w:t>
+      </w:r>
+      <w:r>
+        <w:rPr>
+          <w:rFonts w:ascii="Consolas" w:eastAsia="Times New Roman" w:hAnsi="Consolas" w:cs="Times New Roman"/>
+          <w:color w:val="D4D4D4"/>
+          <w:sz w:val="21"/>
+          <w:szCs w:val="21"/>
+          <w:lang w:eastAsia="fr-FR"/>
+        </w:rPr>
+        <w:t>) {</w:t>
+      </w:r>
+    </w:p>
+    <w:p>
+      <w:pPr>
+        <w:shd w:val="clear" w:color="auto" w:fill="1E1E1E"/>
+        <w:spacing w:after="0" w:line="285" w:lineRule="atLeast"/>
+        <w:rPr>
+          <w:rFonts w:ascii="Consolas" w:eastAsia="Times New Roman" w:hAnsi="Consolas" w:cs="Times New Roman"/>
+          <w:color w:val="D4D4D4"/>
+          <w:sz w:val="21"/>
+          <w:szCs w:val="21"/>
+          <w:lang w:eastAsia="fr-FR"/>
+        </w:rPr>
+      </w:pPr>
+      <w:r>
+        <w:rPr>
+          <w:rFonts w:ascii="Consolas" w:eastAsia="Times New Roman" w:hAnsi="Consolas" w:cs="Times New Roman"/>
+          <w:color w:val="D4D4D4"/>
+          <w:sz w:val="21"/>
+          <w:szCs w:val="21"/>
+          <w:lang w:eastAsia="fr-FR"/>
+        </w:rPr>
+        <w:t xml:space="preserve">        </w:t>
+      </w:r>
+      <w:proofErr w:type="gramStart"/>
+      <w:r>
+        <w:rPr>
+          <w:rFonts w:ascii="Consolas" w:eastAsia="Times New Roman" w:hAnsi="Consolas" w:cs="Times New Roman"/>
+          <w:color w:val="C586C0"/>
+          <w:sz w:val="21"/>
+          <w:szCs w:val="21"/>
+          <w:lang w:eastAsia="fr-FR"/>
+        </w:rPr>
+        <w:t>switch</w:t>
+      </w:r>
+      <w:proofErr w:type="gramEnd"/>
+      <w:r>
+        <w:rPr>
+          <w:rFonts w:ascii="Consolas" w:eastAsia="Times New Roman" w:hAnsi="Consolas" w:cs="Times New Roman"/>
+          <w:color w:val="D4D4D4"/>
+          <w:sz w:val="21"/>
+          <w:szCs w:val="21"/>
+          <w:lang w:eastAsia="fr-FR"/>
+        </w:rPr>
+        <w:t xml:space="preserve"> (</w:t>
+      </w:r>
+      <w:proofErr w:type="spellStart"/>
+      <w:r>
+        <w:rPr>
+          <w:rFonts w:ascii="Consolas" w:eastAsia="Times New Roman" w:hAnsi="Consolas" w:cs="Times New Roman"/>
+          <w:color w:val="D4D4D4"/>
+          <w:sz w:val="21"/>
+          <w:szCs w:val="21"/>
+          <w:lang w:eastAsia="fr-FR"/>
+        </w:rPr>
+        <w:t>opt</w:t>
+      </w:r>
+      <w:proofErr w:type="spellEnd"/>
+      <w:r>
+        <w:rPr>
+          <w:rFonts w:ascii="Consolas" w:eastAsia="Times New Roman" w:hAnsi="Consolas" w:cs="Times New Roman"/>
+          <w:color w:val="D4D4D4"/>
+          <w:sz w:val="21"/>
+          <w:szCs w:val="21"/>
+          <w:lang w:eastAsia="fr-FR"/>
+        </w:rPr>
+        <w:t>) {</w:t>
+      </w:r>
+    </w:p>
+    <w:p>
+      <w:pPr>
+        <w:shd w:val="clear" w:color="auto" w:fill="1E1E1E"/>
+        <w:spacing w:after="0" w:line="285" w:lineRule="atLeast"/>
+        <w:rPr>
+          <w:rFonts w:ascii="Consolas" w:eastAsia="Times New Roman" w:hAnsi="Consolas" w:cs="Times New Roman"/>
+          <w:color w:val="D4D4D4"/>
+          <w:sz w:val="21"/>
+          <w:szCs w:val="21"/>
+          <w:lang w:eastAsia="fr-FR"/>
+        </w:rPr>
+      </w:pPr>
+      <w:r>
+        <w:rPr>
+          <w:rFonts w:ascii="Consolas" w:eastAsia="Times New Roman" w:hAnsi="Consolas" w:cs="Times New Roman"/>
+          <w:color w:val="D4D4D4"/>
+          <w:sz w:val="21"/>
+          <w:szCs w:val="21"/>
+          <w:lang w:eastAsia="fr-FR"/>
+        </w:rPr>
+        <w:t xml:space="preserve">            </w:t>
+      </w:r>
+      <w:proofErr w:type="gramStart"/>
+      <w:r>
+        <w:rPr>
+          <w:rFonts w:ascii="Consolas" w:eastAsia="Times New Roman" w:hAnsi="Consolas" w:cs="Times New Roman"/>
+          <w:color w:val="C586C0"/>
+          <w:sz w:val="21"/>
+          <w:szCs w:val="21"/>
+          <w:lang w:eastAsia="fr-FR"/>
+        </w:rPr>
+        <w:t>case</w:t>
+      </w:r>
+      <w:proofErr w:type="gramEnd"/>
+      <w:r>
+        <w:rPr>
+          <w:rFonts w:ascii="Consolas" w:eastAsia="Times New Roman" w:hAnsi="Consolas" w:cs="Times New Roman"/>
+          <w:color w:val="D4D4D4"/>
+          <w:sz w:val="21"/>
+          <w:szCs w:val="21"/>
+          <w:lang w:eastAsia="fr-FR"/>
+        </w:rPr>
+        <w:t xml:space="preserve"> </w:t>
+      </w:r>
+      <w:r>
+        <w:rPr>
+          <w:rFonts w:ascii="Consolas" w:eastAsia="Times New Roman" w:hAnsi="Consolas" w:cs="Times New Roman"/>
+          <w:color w:val="CE9178"/>
+          <w:sz w:val="21"/>
+          <w:szCs w:val="21"/>
+          <w:lang w:eastAsia="fr-FR"/>
+        </w:rPr>
+        <w:t>'c'</w:t>
+      </w:r>
+      <w:r>
+        <w:rPr>
+          <w:rFonts w:ascii="Consolas" w:eastAsia="Times New Roman" w:hAnsi="Consolas" w:cs="Times New Roman"/>
+          <w:color w:val="D4D4D4"/>
+          <w:sz w:val="21"/>
+          <w:szCs w:val="21"/>
+          <w:lang w:eastAsia="fr-FR"/>
+        </w:rPr>
+        <w:t>:</w:t>
+      </w:r>
+    </w:p>
+    <w:p>
+      <w:pPr>
+        <w:shd w:val="clear" w:color="auto" w:fill="1E1E1E"/>
+        <w:spacing w:after="0" w:line="285" w:lineRule="atLeast"/>
+        <w:rPr>
+          <w:rFonts w:ascii="Consolas" w:eastAsia="Times New Roman" w:hAnsi="Consolas" w:cs="Times New Roman"/>
+          <w:color w:val="D4D4D4"/>
+          <w:sz w:val="21"/>
+          <w:szCs w:val="21"/>
+          <w:lang w:eastAsia="fr-FR"/>
+        </w:rPr>
+      </w:pPr>
+      <w:r>
+        <w:rPr>
+          <w:rFonts w:ascii="Consolas" w:eastAsia="Times New Roman" w:hAnsi="Consolas" w:cs="Times New Roman"/>
+          <w:color w:val="D4D4D4"/>
+          <w:sz w:val="21"/>
+          <w:szCs w:val="21"/>
+          <w:lang w:eastAsia="fr-FR"/>
+        </w:rPr>
+        <w:t xml:space="preserve">                </w:t>
+      </w:r>
+      <w:proofErr w:type="spellStart"/>
+      <w:proofErr w:type="gramStart"/>
+      <w:r>
+        <w:rPr>
+          <w:rFonts w:ascii="Consolas" w:eastAsia="Times New Roman" w:hAnsi="Consolas" w:cs="Times New Roman"/>
+          <w:color w:val="D4D4D4"/>
+          <w:sz w:val="21"/>
+          <w:szCs w:val="21"/>
+          <w:lang w:eastAsia="fr-FR"/>
+        </w:rPr>
+        <w:t>nb</w:t>
+      </w:r>
+      <w:proofErr w:type="gramEnd"/>
+      <w:r>
+        <w:rPr>
+          <w:rFonts w:ascii="Consolas" w:eastAsia="Times New Roman" w:hAnsi="Consolas" w:cs="Times New Roman"/>
+          <w:color w:val="D4D4D4"/>
+          <w:sz w:val="21"/>
+          <w:szCs w:val="21"/>
+          <w:lang w:eastAsia="fr-FR"/>
+        </w:rPr>
+        <w:t>_cycles</w:t>
+      </w:r>
+      <w:proofErr w:type="spellEnd"/>
+      <w:r>
+        <w:rPr>
+          <w:rFonts w:ascii="Consolas" w:eastAsia="Times New Roman" w:hAnsi="Consolas" w:cs="Times New Roman"/>
+          <w:color w:val="D4D4D4"/>
+          <w:sz w:val="21"/>
+          <w:szCs w:val="21"/>
+          <w:lang w:eastAsia="fr-FR"/>
+        </w:rPr>
+        <w:t xml:space="preserve"> = </w:t>
+      </w:r>
+      <w:proofErr w:type="spellStart"/>
+      <w:r>
+        <w:rPr>
+          <w:rFonts w:ascii="Consolas" w:eastAsia="Times New Roman" w:hAnsi="Consolas" w:cs="Times New Roman"/>
+          <w:color w:val="DCDCAA"/>
+          <w:sz w:val="21"/>
+          <w:szCs w:val="21"/>
+          <w:lang w:eastAsia="fr-FR"/>
+        </w:rPr>
+        <w:t>atoi</w:t>
+      </w:r>
+      <w:proofErr w:type="spellEnd"/>
+      <w:r>
+        <w:rPr>
+          <w:rFonts w:ascii="Consolas" w:eastAsia="Times New Roman" w:hAnsi="Consolas" w:cs="Times New Roman"/>
+          <w:color w:val="D4D4D4"/>
+          <w:sz w:val="21"/>
+          <w:szCs w:val="21"/>
+          <w:lang w:eastAsia="fr-FR"/>
+        </w:rPr>
+        <w:t>(</w:t>
+      </w:r>
+      <w:proofErr w:type="spellStart"/>
+      <w:r>
+        <w:rPr>
+          <w:rFonts w:ascii="Consolas" w:eastAsia="Times New Roman" w:hAnsi="Consolas" w:cs="Times New Roman"/>
+          <w:color w:val="D4D4D4"/>
+          <w:sz w:val="21"/>
+          <w:szCs w:val="21"/>
+          <w:lang w:eastAsia="fr-FR"/>
+        </w:rPr>
+        <w:t>optarg</w:t>
+      </w:r>
+      <w:proofErr w:type="spellEnd"/>
+      <w:r>
+        <w:rPr>
+          <w:rFonts w:ascii="Consolas" w:eastAsia="Times New Roman" w:hAnsi="Consolas" w:cs="Times New Roman"/>
+          <w:color w:val="D4D4D4"/>
+          <w:sz w:val="21"/>
+          <w:szCs w:val="21"/>
+          <w:lang w:eastAsia="fr-FR"/>
+        </w:rPr>
+        <w:t>);</w:t>
+      </w:r>
+    </w:p>
+    <w:p>
+      <w:pPr>
+        <w:shd w:val="clear" w:color="auto" w:fill="1E1E1E"/>
+        <w:spacing w:after="0" w:line="285" w:lineRule="atLeast"/>
+        <w:rPr>
+          <w:rFonts w:ascii="Consolas" w:eastAsia="Times New Roman" w:hAnsi="Consolas" w:cs="Times New Roman"/>
+          <w:color w:val="D4D4D4"/>
+          <w:sz w:val="21"/>
+          <w:szCs w:val="21"/>
+          <w:lang w:eastAsia="fr-FR"/>
+        </w:rPr>
+      </w:pPr>
+      <w:r>
+        <w:rPr>
+          <w:rFonts w:ascii="Consolas" w:eastAsia="Times New Roman" w:hAnsi="Consolas" w:cs="Times New Roman"/>
+          <w:color w:val="D4D4D4"/>
+          <w:sz w:val="21"/>
+          <w:szCs w:val="21"/>
+          <w:lang w:eastAsia="fr-FR"/>
+        </w:rPr>
+        <w:t xml:space="preserve">                </w:t>
+      </w:r>
+      <w:proofErr w:type="gramStart"/>
+      <w:r>
+        <w:rPr>
+          <w:rFonts w:ascii="Consolas" w:eastAsia="Times New Roman" w:hAnsi="Consolas" w:cs="Times New Roman"/>
+          <w:color w:val="C586C0"/>
+          <w:sz w:val="21"/>
+          <w:szCs w:val="21"/>
+          <w:lang w:eastAsia="fr-FR"/>
+        </w:rPr>
+        <w:t>break</w:t>
+      </w:r>
+      <w:r>
+        <w:rPr>
+          <w:rFonts w:ascii="Consolas" w:eastAsia="Times New Roman" w:hAnsi="Consolas" w:cs="Times New Roman"/>
+          <w:color w:val="D4D4D4"/>
+          <w:sz w:val="21"/>
+          <w:szCs w:val="21"/>
+          <w:lang w:eastAsia="fr-FR"/>
+        </w:rPr>
+        <w:t>;</w:t>
+      </w:r>
+      <w:proofErr w:type="gramEnd"/>
+    </w:p>
+    <w:p>
+      <w:pPr>
+        <w:shd w:val="clear" w:color="auto" w:fill="1E1E1E"/>
+        <w:spacing w:after="0" w:line="285" w:lineRule="atLeast"/>
+        <w:rPr>
+          <w:rFonts w:ascii="Consolas" w:eastAsia="Times New Roman" w:hAnsi="Consolas" w:cs="Times New Roman"/>
+          <w:color w:val="D4D4D4"/>
+          <w:sz w:val="21"/>
+          <w:szCs w:val="21"/>
+          <w:lang w:eastAsia="fr-FR"/>
+        </w:rPr>
+      </w:pPr>
+      <w:r>
+        <w:rPr>
+          <w:rFonts w:ascii="Consolas" w:eastAsia="Times New Roman" w:hAnsi="Consolas" w:cs="Times New Roman"/>
+          <w:color w:val="D4D4D4"/>
+          <w:sz w:val="21"/>
+          <w:szCs w:val="21"/>
+          <w:lang w:eastAsia="fr-FR"/>
+        </w:rPr>
+        <w:t xml:space="preserve">            </w:t>
+      </w:r>
+      <w:proofErr w:type="gramStart"/>
+      <w:r>
+        <w:rPr>
+          <w:rFonts w:ascii="Consolas" w:eastAsia="Times New Roman" w:hAnsi="Consolas" w:cs="Times New Roman"/>
+          <w:color w:val="C586C0"/>
+          <w:sz w:val="21"/>
+          <w:szCs w:val="21"/>
+          <w:lang w:eastAsia="fr-FR"/>
+        </w:rPr>
+        <w:t>case</w:t>
+      </w:r>
+      <w:proofErr w:type="gramEnd"/>
+      <w:r>
+        <w:rPr>
+          <w:rFonts w:ascii="Consolas" w:eastAsia="Times New Roman" w:hAnsi="Consolas" w:cs="Times New Roman"/>
+          <w:color w:val="D4D4D4"/>
+          <w:sz w:val="21"/>
+          <w:szCs w:val="21"/>
+          <w:lang w:eastAsia="fr-FR"/>
+        </w:rPr>
+        <w:t xml:space="preserve"> </w:t>
+      </w:r>
+      <w:r>
+        <w:rPr>
+          <w:rFonts w:ascii="Consolas" w:eastAsia="Times New Roman" w:hAnsi="Consolas" w:cs="Times New Roman"/>
+          <w:color w:val="CE9178"/>
+          <w:sz w:val="21"/>
+          <w:szCs w:val="21"/>
+          <w:lang w:eastAsia="fr-FR"/>
+        </w:rPr>
+        <w:t>'d'</w:t>
+      </w:r>
+      <w:r>
+        <w:rPr>
+          <w:rFonts w:ascii="Consolas" w:eastAsia="Times New Roman" w:hAnsi="Consolas" w:cs="Times New Roman"/>
+          <w:color w:val="D4D4D4"/>
+          <w:sz w:val="21"/>
+          <w:szCs w:val="21"/>
+          <w:lang w:eastAsia="fr-FR"/>
+        </w:rPr>
+        <w:t>:</w:t>
+      </w:r>
+    </w:p>
+    <w:p>
+      <w:pPr>
+        <w:shd w:val="clear" w:color="auto" w:fill="1E1E1E"/>
+        <w:spacing w:after="0" w:line="285" w:lineRule="atLeast"/>
+        <w:rPr>
+          <w:rFonts w:ascii="Consolas" w:eastAsia="Times New Roman" w:hAnsi="Consolas" w:cs="Times New Roman"/>
+          <w:color w:val="D4D4D4"/>
+          <w:sz w:val="21"/>
+          <w:szCs w:val="21"/>
+          <w:lang w:eastAsia="fr-FR"/>
+        </w:rPr>
+      </w:pPr>
+      <w:r>
+        <w:rPr>
+          <w:rFonts w:ascii="Consolas" w:eastAsia="Times New Roman" w:hAnsi="Consolas" w:cs="Times New Roman"/>
+          <w:color w:val="D4D4D4"/>
+          <w:sz w:val="21"/>
+          <w:szCs w:val="21"/>
+          <w:lang w:eastAsia="fr-FR"/>
+        </w:rPr>
+        <w:t xml:space="preserve">                </w:t>
+      </w:r>
+      <w:proofErr w:type="spellStart"/>
+      <w:proofErr w:type="gramStart"/>
+      <w:r>
+        <w:rPr>
+          <w:rFonts w:ascii="Consolas" w:eastAsia="Times New Roman" w:hAnsi="Consolas" w:cs="Times New Roman"/>
+          <w:color w:val="D4D4D4"/>
+          <w:sz w:val="21"/>
+          <w:szCs w:val="21"/>
+          <w:lang w:eastAsia="fr-FR"/>
+        </w:rPr>
+        <w:t>duree</w:t>
+      </w:r>
+      <w:proofErr w:type="gramEnd"/>
+      <w:r>
+        <w:rPr>
+          <w:rFonts w:ascii="Consolas" w:eastAsia="Times New Roman" w:hAnsi="Consolas" w:cs="Times New Roman"/>
+          <w:color w:val="D4D4D4"/>
+          <w:sz w:val="21"/>
+          <w:szCs w:val="21"/>
+          <w:lang w:eastAsia="fr-FR"/>
+        </w:rPr>
+        <w:t>_bip</w:t>
+      </w:r>
+      <w:proofErr w:type="spellEnd"/>
+      <w:r>
+        <w:rPr>
+          <w:rFonts w:ascii="Consolas" w:eastAsia="Times New Roman" w:hAnsi="Consolas" w:cs="Times New Roman"/>
+          <w:color w:val="D4D4D4"/>
+          <w:sz w:val="21"/>
+          <w:szCs w:val="21"/>
+          <w:lang w:eastAsia="fr-FR"/>
+        </w:rPr>
+        <w:t xml:space="preserve"> = </w:t>
+      </w:r>
+      <w:proofErr w:type="spellStart"/>
+      <w:r>
+        <w:rPr>
+          <w:rFonts w:ascii="Consolas" w:eastAsia="Times New Roman" w:hAnsi="Consolas" w:cs="Times New Roman"/>
+          <w:color w:val="DCDCAA"/>
+          <w:sz w:val="21"/>
+          <w:szCs w:val="21"/>
+          <w:lang w:eastAsia="fr-FR"/>
+        </w:rPr>
+        <w:t>atof</w:t>
+      </w:r>
+      <w:proofErr w:type="spellEnd"/>
+      <w:r>
+        <w:rPr>
+          <w:rFonts w:ascii="Consolas" w:eastAsia="Times New Roman" w:hAnsi="Consolas" w:cs="Times New Roman"/>
+          <w:color w:val="D4D4D4"/>
+          <w:sz w:val="21"/>
+          <w:szCs w:val="21"/>
+          <w:lang w:eastAsia="fr-FR"/>
+        </w:rPr>
+        <w:t>(</w:t>
+      </w:r>
+      <w:proofErr w:type="spellStart"/>
+      <w:r>
+        <w:rPr>
+          <w:rFonts w:ascii="Consolas" w:eastAsia="Times New Roman" w:hAnsi="Consolas" w:cs="Times New Roman"/>
+          <w:color w:val="D4D4D4"/>
+          <w:sz w:val="21"/>
+          <w:szCs w:val="21"/>
+          <w:lang w:eastAsia="fr-FR"/>
+        </w:rPr>
+        <w:t>optarg</w:t>
+      </w:r>
+      <w:proofErr w:type="spellEnd"/>
+      <w:r>
+        <w:rPr>
+          <w:rFonts w:ascii="Consolas" w:eastAsia="Times New Roman" w:hAnsi="Consolas" w:cs="Times New Roman"/>
+          <w:color w:val="D4D4D4"/>
+          <w:sz w:val="21"/>
+          <w:szCs w:val="21"/>
+          <w:lang w:eastAsia="fr-FR"/>
+        </w:rPr>
+        <w:t>);</w:t>
+      </w:r>
+    </w:p>
+    <w:p>
+      <w:pPr>
+        <w:shd w:val="clear" w:color="auto" w:fill="1E1E1E"/>
+        <w:spacing w:after="0" w:line="285" w:lineRule="atLeast"/>
+        <w:rPr>
+          <w:rFonts w:ascii="Consolas" w:eastAsia="Times New Roman" w:hAnsi="Consolas" w:cs="Times New Roman"/>
+          <w:color w:val="D4D4D4"/>
+          <w:sz w:val="21"/>
+          <w:szCs w:val="21"/>
+          <w:lang w:eastAsia="fr-FR"/>
+        </w:rPr>
+      </w:pPr>
+      <w:r>
+        <w:rPr>
+          <w:rFonts w:ascii="Consolas" w:eastAsia="Times New Roman" w:hAnsi="Consolas" w:cs="Times New Roman"/>
+          <w:color w:val="D4D4D4"/>
+          <w:sz w:val="21"/>
+          <w:szCs w:val="21"/>
+          <w:lang w:eastAsia="fr-FR"/>
+        </w:rPr>
+        <w:t xml:space="preserve">                </w:t>
+      </w:r>
+      <w:proofErr w:type="gramStart"/>
+      <w:r>
+        <w:rPr>
+          <w:rFonts w:ascii="Consolas" w:eastAsia="Times New Roman" w:hAnsi="Consolas" w:cs="Times New Roman"/>
+          <w:color w:val="C586C0"/>
+          <w:sz w:val="21"/>
+          <w:szCs w:val="21"/>
+          <w:lang w:eastAsia="fr-FR"/>
+        </w:rPr>
+        <w:t>break</w:t>
+      </w:r>
+      <w:r>
+        <w:rPr>
+          <w:rFonts w:ascii="Consolas" w:eastAsia="Times New Roman" w:hAnsi="Consolas" w:cs="Times New Roman"/>
+          <w:color w:val="D4D4D4"/>
+          <w:sz w:val="21"/>
+          <w:szCs w:val="21"/>
+          <w:lang w:eastAsia="fr-FR"/>
+        </w:rPr>
+        <w:t>;</w:t>
+      </w:r>
+      <w:proofErr w:type="gramEnd"/>
+    </w:p>
+    <w:p>
+      <w:pPr>
+        <w:shd w:val="clear" w:color="auto" w:fill="1E1E1E"/>
+        <w:spacing w:after="0" w:line="285" w:lineRule="atLeast"/>
+        <w:rPr>
+          <w:rFonts w:ascii="Consolas" w:eastAsia="Times New Roman" w:hAnsi="Consolas" w:cs="Times New Roman"/>
+          <w:color w:val="D4D4D4"/>
+          <w:sz w:val="21"/>
+          <w:szCs w:val="21"/>
+          <w:lang w:eastAsia="fr-FR"/>
+        </w:rPr>
+      </w:pPr>
+      <w:r>
+        <w:rPr>
+          <w:rFonts w:ascii="Consolas" w:eastAsia="Times New Roman" w:hAnsi="Consolas" w:cs="Times New Roman"/>
+          <w:color w:val="D4D4D4"/>
+          <w:sz w:val="21"/>
+          <w:szCs w:val="21"/>
+          <w:lang w:eastAsia="fr-FR"/>
+        </w:rPr>
+        <w:t xml:space="preserve">            </w:t>
+      </w:r>
+      <w:proofErr w:type="gramStart"/>
+      <w:r>
+        <w:rPr>
+          <w:rFonts w:ascii="Consolas" w:eastAsia="Times New Roman" w:hAnsi="Consolas" w:cs="Times New Roman"/>
+          <w:color w:val="C586C0"/>
+          <w:sz w:val="21"/>
+          <w:szCs w:val="21"/>
+          <w:lang w:eastAsia="fr-FR"/>
+        </w:rPr>
+        <w:t>default</w:t>
+      </w:r>
+      <w:r>
+        <w:rPr>
+          <w:rFonts w:ascii="Consolas" w:eastAsia="Times New Roman" w:hAnsi="Consolas" w:cs="Times New Roman"/>
+          <w:color w:val="D4D4D4"/>
+          <w:sz w:val="21"/>
+          <w:szCs w:val="21"/>
+          <w:lang w:eastAsia="fr-FR"/>
+        </w:rPr>
+        <w:t>:</w:t>
+      </w:r>
+      <w:proofErr w:type="gramEnd"/>
+    </w:p>
+    <w:p>
+      <w:pPr>
+        <w:shd w:val="clear" w:color="auto" w:fill="1E1E1E"/>
+        <w:spacing w:after="0" w:line="285" w:lineRule="atLeast"/>
+        <w:rPr>
+          <w:rFonts w:ascii="Consolas" w:eastAsia="Times New Roman" w:hAnsi="Consolas" w:cs="Times New Roman"/>
+          <w:color w:val="D4D4D4"/>
+          <w:sz w:val="21"/>
+          <w:szCs w:val="21"/>
+          <w:lang w:eastAsia="fr-FR"/>
+        </w:rPr>
+      </w:pPr>
+      <w:r>
+        <w:rPr>
+          <w:rFonts w:ascii="Consolas" w:eastAsia="Times New Roman" w:hAnsi="Consolas" w:cs="Times New Roman"/>
+          <w:color w:val="D4D4D4"/>
+          <w:sz w:val="21"/>
+          <w:szCs w:val="21"/>
+          <w:lang w:eastAsia="fr-FR"/>
+        </w:rPr>
+        <w:t xml:space="preserve">                </w:t>
+      </w:r>
+      <w:proofErr w:type="spellStart"/>
+      <w:proofErr w:type="gramStart"/>
+      <w:r>
+        <w:rPr>
+          <w:rFonts w:ascii="Consolas" w:eastAsia="Times New Roman" w:hAnsi="Consolas" w:cs="Times New Roman"/>
+          <w:color w:val="DCDCAA"/>
+          <w:sz w:val="21"/>
+          <w:szCs w:val="21"/>
+          <w:lang w:eastAsia="fr-FR"/>
+        </w:rPr>
+        <w:t>fprintf</w:t>
+      </w:r>
+      <w:proofErr w:type="spellEnd"/>
+      <w:r>
+        <w:rPr>
+          <w:rFonts w:ascii="Consolas" w:eastAsia="Times New Roman" w:hAnsi="Consolas" w:cs="Times New Roman"/>
+          <w:color w:val="D4D4D4"/>
+          <w:sz w:val="21"/>
+          <w:szCs w:val="21"/>
+          <w:lang w:eastAsia="fr-FR"/>
+        </w:rPr>
+        <w:t>(</w:t>
+      </w:r>
+      <w:proofErr w:type="spellStart"/>
+      <w:proofErr w:type="gramEnd"/>
+      <w:r>
+        <w:rPr>
+          <w:rFonts w:ascii="Consolas" w:eastAsia="Times New Roman" w:hAnsi="Consolas" w:cs="Times New Roman"/>
+          <w:color w:val="D4D4D4"/>
+          <w:sz w:val="21"/>
+          <w:szCs w:val="21"/>
+          <w:lang w:eastAsia="fr-FR"/>
+        </w:rPr>
+        <w:t>stderr</w:t>
+      </w:r>
+      <w:proofErr w:type="spellEnd"/>
+      <w:r>
+        <w:rPr>
+          <w:rFonts w:ascii="Consolas" w:eastAsia="Times New Roman" w:hAnsi="Consolas" w:cs="Times New Roman"/>
+          <w:color w:val="D4D4D4"/>
+          <w:sz w:val="21"/>
+          <w:szCs w:val="21"/>
+          <w:lang w:eastAsia="fr-FR"/>
+        </w:rPr>
+        <w:t xml:space="preserve">, </w:t>
+      </w:r>
+      <w:r>
+        <w:rPr>
+          <w:rFonts w:ascii="Consolas" w:eastAsia="Times New Roman" w:hAnsi="Consolas" w:cs="Times New Roman"/>
+          <w:color w:val="CE9178"/>
+          <w:sz w:val="21"/>
+          <w:szCs w:val="21"/>
+          <w:lang w:eastAsia="fr-FR"/>
+        </w:rPr>
+        <w:t xml:space="preserve">"Usage: </w:t>
+      </w:r>
+      <w:r>
+        <w:rPr>
+          <w:rFonts w:ascii="Consolas" w:eastAsia="Times New Roman" w:hAnsi="Consolas" w:cs="Times New Roman"/>
+          <w:color w:val="9CDCFE"/>
+          <w:sz w:val="21"/>
+          <w:szCs w:val="21"/>
+          <w:lang w:eastAsia="fr-FR"/>
+        </w:rPr>
+        <w:t>%s</w:t>
+      </w:r>
+      <w:r>
+        <w:rPr>
+          <w:rFonts w:ascii="Consolas" w:eastAsia="Times New Roman" w:hAnsi="Consolas" w:cs="Times New Roman"/>
+          <w:color w:val="CE9178"/>
+          <w:sz w:val="21"/>
+          <w:szCs w:val="21"/>
+          <w:lang w:eastAsia="fr-FR"/>
+        </w:rPr>
+        <w:t xml:space="preserve"> [-c </w:t>
+      </w:r>
+      <w:proofErr w:type="spellStart"/>
+      <w:r>
+        <w:rPr>
+          <w:rFonts w:ascii="Consolas" w:eastAsia="Times New Roman" w:hAnsi="Consolas" w:cs="Times New Roman"/>
+          <w:color w:val="CE9178"/>
+          <w:sz w:val="21"/>
+          <w:szCs w:val="21"/>
+          <w:lang w:eastAsia="fr-FR"/>
+        </w:rPr>
+        <w:t>nombre_cycles</w:t>
+      </w:r>
+      <w:proofErr w:type="spellEnd"/>
+      <w:r>
+        <w:rPr>
+          <w:rFonts w:ascii="Consolas" w:eastAsia="Times New Roman" w:hAnsi="Consolas" w:cs="Times New Roman"/>
+          <w:color w:val="CE9178"/>
+          <w:sz w:val="21"/>
+          <w:szCs w:val="21"/>
+          <w:lang w:eastAsia="fr-FR"/>
+        </w:rPr>
+        <w:t xml:space="preserve">] [-d </w:t>
+      </w:r>
+      <w:proofErr w:type="spellStart"/>
+      <w:r>
+        <w:rPr>
+          <w:rFonts w:ascii="Consolas" w:eastAsia="Times New Roman" w:hAnsi="Consolas" w:cs="Times New Roman"/>
+          <w:color w:val="CE9178"/>
+          <w:sz w:val="21"/>
+          <w:szCs w:val="21"/>
+          <w:lang w:eastAsia="fr-FR"/>
+        </w:rPr>
+        <w:t>duree_bip_secondes</w:t>
+      </w:r>
+      <w:proofErr w:type="spellEnd"/>
+      <w:r>
+        <w:rPr>
+          <w:rFonts w:ascii="Consolas" w:eastAsia="Times New Roman" w:hAnsi="Consolas" w:cs="Times New Roman"/>
+          <w:color w:val="CE9178"/>
+          <w:sz w:val="21"/>
+          <w:szCs w:val="21"/>
+          <w:lang w:eastAsia="fr-FR"/>
+        </w:rPr>
+        <w:t>]</w:t>
+      </w:r>
+      <w:r>
+        <w:rPr>
+          <w:rFonts w:ascii="Consolas" w:eastAsia="Times New Roman" w:hAnsi="Consolas" w:cs="Times New Roman"/>
+          <w:color w:val="D7BA7D"/>
+          <w:sz w:val="21"/>
+          <w:szCs w:val="21"/>
+          <w:lang w:eastAsia="fr-FR"/>
+        </w:rPr>
+        <w:t>\n</w:t>
+      </w:r>
+      <w:r>
+        <w:rPr>
+          <w:rFonts w:ascii="Consolas" w:eastAsia="Times New Roman" w:hAnsi="Consolas" w:cs="Times New Roman"/>
+          <w:color w:val="CE9178"/>
+          <w:sz w:val="21"/>
+          <w:szCs w:val="21"/>
+          <w:lang w:eastAsia="fr-FR"/>
+        </w:rPr>
+        <w:t>"</w:t>
+      </w:r>
+      <w:r>
+        <w:rPr>
+          <w:rFonts w:ascii="Consolas" w:eastAsia="Times New Roman" w:hAnsi="Consolas" w:cs="Times New Roman"/>
+          <w:color w:val="D4D4D4"/>
+          <w:sz w:val="21"/>
+          <w:szCs w:val="21"/>
+          <w:lang w:eastAsia="fr-FR"/>
+        </w:rPr>
+        <w:t xml:space="preserve">, </w:t>
+      </w:r>
+      <w:proofErr w:type="spellStart"/>
+      <w:r>
+        <w:rPr>
+          <w:rFonts w:ascii="Consolas" w:eastAsia="Times New Roman" w:hAnsi="Consolas" w:cs="Times New Roman"/>
+          <w:color w:val="9CDCFE"/>
+          <w:sz w:val="21"/>
+          <w:szCs w:val="21"/>
+          <w:lang w:eastAsia="fr-FR"/>
+        </w:rPr>
+        <w:t>argv</w:t>
+      </w:r>
+      <w:proofErr w:type="spellEnd"/>
+      <w:r>
+        <w:rPr>
+          <w:rFonts w:ascii="Consolas" w:eastAsia="Times New Roman" w:hAnsi="Consolas" w:cs="Times New Roman"/>
+          <w:color w:val="D4D4D4"/>
+          <w:sz w:val="21"/>
+          <w:szCs w:val="21"/>
+          <w:lang w:eastAsia="fr-FR"/>
+        </w:rPr>
+        <w:t>[</w:t>
+      </w:r>
+      <w:r>
+        <w:rPr>
+          <w:rFonts w:ascii="Consolas" w:eastAsia="Times New Roman" w:hAnsi="Consolas" w:cs="Times New Roman"/>
+          <w:color w:val="B5CEA8"/>
+          <w:sz w:val="21"/>
+          <w:szCs w:val="21"/>
+          <w:lang w:eastAsia="fr-FR"/>
+        </w:rPr>
+        <w:t>0</w:t>
+      </w:r>
+      <w:r>
+        <w:rPr>
+          <w:rFonts w:ascii="Consolas" w:eastAsia="Times New Roman" w:hAnsi="Consolas" w:cs="Times New Roman"/>
+          <w:color w:val="D4D4D4"/>
+          <w:sz w:val="21"/>
+          <w:szCs w:val="21"/>
+          <w:lang w:eastAsia="fr-FR"/>
+        </w:rPr>
+        <w:t>]);</w:t>
+      </w:r>
+    </w:p>
+    <w:p>
+      <w:pPr>
+        <w:shd w:val="clear" w:color="auto" w:fill="1E1E1E"/>
+        <w:spacing w:after="0" w:line="285" w:lineRule="atLeast"/>
+        <w:rPr>
+          <w:rFonts w:ascii="Consolas" w:eastAsia="Times New Roman" w:hAnsi="Consolas" w:cs="Times New Roman"/>
+          <w:color w:val="D4D4D4"/>
+          <w:sz w:val="21"/>
+          <w:szCs w:val="21"/>
+          <w:lang w:eastAsia="fr-FR"/>
+        </w:rPr>
+      </w:pPr>
+      <w:r>
+        <w:rPr>
+          <w:rFonts w:ascii="Consolas" w:eastAsia="Times New Roman" w:hAnsi="Consolas" w:cs="Times New Roman"/>
+          <w:color w:val="D4D4D4"/>
+          <w:sz w:val="21"/>
+          <w:szCs w:val="21"/>
+          <w:lang w:eastAsia="fr-FR"/>
+        </w:rPr>
+        <w:t xml:space="preserve">                </w:t>
+      </w:r>
+      <w:proofErr w:type="gramStart"/>
+      <w:r>
+        <w:rPr>
+          <w:rFonts w:ascii="Consolas" w:eastAsia="Times New Roman" w:hAnsi="Consolas" w:cs="Times New Roman"/>
+          <w:color w:val="C586C0"/>
+          <w:sz w:val="21"/>
+          <w:szCs w:val="21"/>
+          <w:lang w:eastAsia="fr-FR"/>
+        </w:rPr>
+        <w:t>return</w:t>
+      </w:r>
+      <w:proofErr w:type="gramEnd"/>
+      <w:r>
+        <w:rPr>
+          <w:rFonts w:ascii="Consolas" w:eastAsia="Times New Roman" w:hAnsi="Consolas" w:cs="Times New Roman"/>
+          <w:color w:val="D4D4D4"/>
+          <w:sz w:val="21"/>
+          <w:szCs w:val="21"/>
+          <w:lang w:eastAsia="fr-FR"/>
+        </w:rPr>
+        <w:t xml:space="preserve"> EXIT_FAILURE;</w:t>
+      </w:r>
+    </w:p>
+    <w:p>
+      <w:pPr>
+        <w:shd w:val="clear" w:color="auto" w:fill="1E1E1E"/>
+        <w:spacing w:after="0" w:line="285" w:lineRule="atLeast"/>
+        <w:rPr>
+          <w:rFonts w:ascii="Consolas" w:eastAsia="Times New Roman" w:hAnsi="Consolas" w:cs="Times New Roman"/>
+          <w:color w:val="D4D4D4"/>
+          <w:sz w:val="21"/>
+          <w:szCs w:val="21"/>
+          <w:lang w:eastAsia="fr-FR"/>
+        </w:rPr>
+      </w:pPr>
+      <w:r>
+        <w:rPr>
+          <w:rFonts w:ascii="Consolas" w:eastAsia="Times New Roman" w:hAnsi="Consolas" w:cs="Times New Roman"/>
+          <w:color w:val="D4D4D4"/>
+          <w:sz w:val="21"/>
+          <w:szCs w:val="21"/>
+          <w:lang w:eastAsia="fr-FR"/>
+        </w:rPr>
+        <w:t>        }</w:t>
+      </w:r>
+    </w:p>
+    <w:p>
+      <w:pPr>
+        <w:shd w:val="clear" w:color="auto" w:fill="1E1E1E"/>
+        <w:spacing w:after="0" w:line="285" w:lineRule="atLeast"/>
+        <w:rPr>
+          <w:rFonts w:ascii="Consolas" w:eastAsia="Times New Roman" w:hAnsi="Consolas" w:cs="Times New Roman"/>
+          <w:color w:val="D4D4D4"/>
+          <w:sz w:val="21"/>
+          <w:szCs w:val="21"/>
+          <w:lang w:eastAsia="fr-FR"/>
+        </w:rPr>
+      </w:pPr>
+      <w:r>
+        <w:rPr>
+          <w:rFonts w:ascii="Consolas" w:eastAsia="Times New Roman" w:hAnsi="Consolas" w:cs="Times New Roman"/>
+          <w:color w:val="D4D4D4"/>
+          <w:sz w:val="21"/>
+          <w:szCs w:val="21"/>
+          <w:lang w:eastAsia="fr-FR"/>
+        </w:rPr>
+        <w:t>    }</w:t>
+      </w:r>
+    </w:p>
+    <w:p>
+      <w:pPr>
+        <w:shd w:val="clear" w:color="auto" w:fill="1E1E1E"/>
+        <w:spacing w:after="0" w:line="285" w:lineRule="atLeast"/>
+        <w:rPr>
+          <w:rFonts w:ascii="Consolas" w:eastAsia="Times New Roman" w:hAnsi="Consolas" w:cs="Times New Roman"/>
+          <w:color w:val="D4D4D4"/>
+          <w:sz w:val="21"/>
+          <w:szCs w:val="21"/>
+          <w:lang w:eastAsia="fr-FR"/>
+        </w:rPr>
+      </w:pPr>
+      <w:r>
+        <w:rPr>
+          <w:rFonts w:ascii="Consolas" w:eastAsia="Times New Roman" w:hAnsi="Consolas" w:cs="Times New Roman"/>
+          <w:color w:val="D4D4D4"/>
+          <w:sz w:val="21"/>
+          <w:szCs w:val="21"/>
+          <w:lang w:eastAsia="fr-FR"/>
+        </w:rPr>
+        <w:t xml:space="preserve">    </w:t>
+      </w:r>
+      <w:proofErr w:type="spellStart"/>
+      <w:proofErr w:type="gramStart"/>
+      <w:r>
+        <w:rPr>
+          <w:rFonts w:ascii="Consolas" w:eastAsia="Times New Roman" w:hAnsi="Consolas" w:cs="Times New Roman"/>
+          <w:color w:val="D4D4D4"/>
+          <w:sz w:val="21"/>
+          <w:szCs w:val="21"/>
+          <w:lang w:eastAsia="fr-FR"/>
+        </w:rPr>
+        <w:t>fd</w:t>
+      </w:r>
+      <w:proofErr w:type="spellEnd"/>
+      <w:proofErr w:type="gramEnd"/>
+      <w:r>
+        <w:rPr>
+          <w:rFonts w:ascii="Consolas" w:eastAsia="Times New Roman" w:hAnsi="Consolas" w:cs="Times New Roman"/>
+          <w:color w:val="D4D4D4"/>
+          <w:sz w:val="21"/>
+          <w:szCs w:val="21"/>
+          <w:lang w:eastAsia="fr-FR"/>
+        </w:rPr>
+        <w:t xml:space="preserve"> = </w:t>
+      </w:r>
+      <w:r>
+        <w:rPr>
+          <w:rFonts w:ascii="Consolas" w:eastAsia="Times New Roman" w:hAnsi="Consolas" w:cs="Times New Roman"/>
+          <w:color w:val="DCDCAA"/>
+          <w:sz w:val="21"/>
+          <w:szCs w:val="21"/>
+          <w:lang w:eastAsia="fr-FR"/>
+        </w:rPr>
+        <w:t>open</w:t>
+      </w:r>
+      <w:r>
+        <w:rPr>
+          <w:rFonts w:ascii="Consolas" w:eastAsia="Times New Roman" w:hAnsi="Consolas" w:cs="Times New Roman"/>
+          <w:color w:val="D4D4D4"/>
+          <w:sz w:val="21"/>
+          <w:szCs w:val="21"/>
+          <w:lang w:eastAsia="fr-FR"/>
+        </w:rPr>
+        <w:t>(</w:t>
+      </w:r>
+      <w:r>
+        <w:rPr>
+          <w:rFonts w:ascii="Consolas" w:eastAsia="Times New Roman" w:hAnsi="Consolas" w:cs="Times New Roman"/>
+          <w:color w:val="CE9178"/>
+          <w:sz w:val="21"/>
+          <w:szCs w:val="21"/>
+          <w:lang w:eastAsia="fr-FR"/>
+        </w:rPr>
+        <w:t>"/dev/</w:t>
+      </w:r>
+      <w:proofErr w:type="spellStart"/>
+      <w:r>
+        <w:rPr>
+          <w:rFonts w:ascii="Consolas" w:eastAsia="Times New Roman" w:hAnsi="Consolas" w:cs="Times New Roman"/>
+          <w:color w:val="CE9178"/>
+          <w:sz w:val="21"/>
+          <w:szCs w:val="21"/>
+          <w:lang w:eastAsia="fr-FR"/>
+        </w:rPr>
+        <w:t>gpio</w:t>
+      </w:r>
+      <w:proofErr w:type="spellEnd"/>
+      <w:r>
+        <w:rPr>
+          <w:rFonts w:ascii="Consolas" w:eastAsia="Times New Roman" w:hAnsi="Consolas" w:cs="Times New Roman"/>
+          <w:color w:val="CE9178"/>
+          <w:sz w:val="21"/>
+          <w:szCs w:val="21"/>
+          <w:lang w:eastAsia="fr-FR"/>
+        </w:rPr>
+        <w:t>"</w:t>
+      </w:r>
+      <w:r>
+        <w:rPr>
+          <w:rFonts w:ascii="Consolas" w:eastAsia="Times New Roman" w:hAnsi="Consolas" w:cs="Times New Roman"/>
+          <w:color w:val="D4D4D4"/>
+          <w:sz w:val="21"/>
+          <w:szCs w:val="21"/>
+          <w:lang w:eastAsia="fr-FR"/>
+        </w:rPr>
+        <w:t xml:space="preserve">, O_RDWR); </w:t>
+      </w:r>
+    </w:p>
+    <w:p>
+      <w:pPr>
+        <w:shd w:val="clear" w:color="auto" w:fill="1E1E1E"/>
+        <w:spacing w:after="0" w:line="285" w:lineRule="atLeast"/>
+        <w:rPr>
+          <w:rFonts w:ascii="Consolas" w:eastAsia="Times New Roman" w:hAnsi="Consolas" w:cs="Times New Roman"/>
+          <w:color w:val="D4D4D4"/>
+          <w:sz w:val="21"/>
+          <w:szCs w:val="21"/>
+          <w:lang w:eastAsia="fr-FR"/>
+        </w:rPr>
+      </w:pPr>
+      <w:r>
+        <w:rPr>
+          <w:rFonts w:ascii="Consolas" w:eastAsia="Times New Roman" w:hAnsi="Consolas" w:cs="Times New Roman"/>
+          <w:color w:val="D4D4D4"/>
+          <w:sz w:val="21"/>
+          <w:szCs w:val="21"/>
+          <w:lang w:eastAsia="fr-FR"/>
+        </w:rPr>
+        <w:t xml:space="preserve">    </w:t>
+      </w:r>
+      <w:proofErr w:type="gramStart"/>
+      <w:r>
+        <w:rPr>
+          <w:rFonts w:ascii="Consolas" w:eastAsia="Times New Roman" w:hAnsi="Consolas" w:cs="Times New Roman"/>
+          <w:color w:val="C586C0"/>
+          <w:sz w:val="21"/>
+          <w:szCs w:val="21"/>
+          <w:lang w:eastAsia="fr-FR"/>
+        </w:rPr>
+        <w:t>if</w:t>
+      </w:r>
+      <w:proofErr w:type="gramEnd"/>
+      <w:r>
+        <w:rPr>
+          <w:rFonts w:ascii="Consolas" w:eastAsia="Times New Roman" w:hAnsi="Consolas" w:cs="Times New Roman"/>
+          <w:color w:val="D4D4D4"/>
+          <w:sz w:val="21"/>
+          <w:szCs w:val="21"/>
+          <w:lang w:eastAsia="fr-FR"/>
+        </w:rPr>
+        <w:t xml:space="preserve"> (</w:t>
+      </w:r>
+      <w:proofErr w:type="spellStart"/>
+      <w:r>
+        <w:rPr>
+          <w:rFonts w:ascii="Consolas" w:eastAsia="Times New Roman" w:hAnsi="Consolas" w:cs="Times New Roman"/>
+          <w:color w:val="D4D4D4"/>
+          <w:sz w:val="21"/>
+          <w:szCs w:val="21"/>
+          <w:lang w:eastAsia="fr-FR"/>
+        </w:rPr>
+        <w:t>fd</w:t>
+      </w:r>
+      <w:proofErr w:type="spellEnd"/>
+      <w:r>
+        <w:rPr>
+          <w:rFonts w:ascii="Consolas" w:eastAsia="Times New Roman" w:hAnsi="Consolas" w:cs="Times New Roman"/>
+          <w:color w:val="D4D4D4"/>
+          <w:sz w:val="21"/>
+          <w:szCs w:val="21"/>
+          <w:lang w:eastAsia="fr-FR"/>
+        </w:rPr>
+        <w:t xml:space="preserve"> == -</w:t>
+      </w:r>
+      <w:r>
+        <w:rPr>
+          <w:rFonts w:ascii="Consolas" w:eastAsia="Times New Roman" w:hAnsi="Consolas" w:cs="Times New Roman"/>
+          <w:color w:val="B5CEA8"/>
+          <w:sz w:val="21"/>
+          <w:szCs w:val="21"/>
+          <w:lang w:eastAsia="fr-FR"/>
+        </w:rPr>
+        <w:t>1</w:t>
+      </w:r>
+      <w:r>
+        <w:rPr>
+          <w:rFonts w:ascii="Consolas" w:eastAsia="Times New Roman" w:hAnsi="Consolas" w:cs="Times New Roman"/>
+          <w:color w:val="D4D4D4"/>
+          <w:sz w:val="21"/>
+          <w:szCs w:val="21"/>
+          <w:lang w:eastAsia="fr-FR"/>
+        </w:rPr>
+        <w:t>) {</w:t>
+      </w:r>
+    </w:p>
+    <w:p>
+      <w:pPr>
+        <w:shd w:val="clear" w:color="auto" w:fill="1E1E1E"/>
+        <w:spacing w:after="0" w:line="285" w:lineRule="atLeast"/>
+        <w:rPr>
+          <w:rFonts w:ascii="Consolas" w:eastAsia="Times New Roman" w:hAnsi="Consolas" w:cs="Times New Roman"/>
+          <w:color w:val="D4D4D4"/>
+          <w:sz w:val="21"/>
+          <w:szCs w:val="21"/>
+          <w:lang w:eastAsia="fr-FR"/>
+        </w:rPr>
+      </w:pPr>
+      <w:r>
+        <w:rPr>
+          <w:rFonts w:ascii="Consolas" w:eastAsia="Times New Roman" w:hAnsi="Consolas" w:cs="Times New Roman"/>
+          <w:color w:val="D4D4D4"/>
+          <w:sz w:val="21"/>
+          <w:szCs w:val="21"/>
+          <w:lang w:eastAsia="fr-FR"/>
+        </w:rPr>
+        <w:t xml:space="preserve">        </w:t>
+      </w:r>
+      <w:proofErr w:type="spellStart"/>
+      <w:proofErr w:type="gramStart"/>
+      <w:r>
+        <w:rPr>
+          <w:rFonts w:ascii="Consolas" w:eastAsia="Times New Roman" w:hAnsi="Consolas" w:cs="Times New Roman"/>
+          <w:color w:val="DCDCAA"/>
+          <w:sz w:val="21"/>
+          <w:szCs w:val="21"/>
+          <w:lang w:eastAsia="fr-FR"/>
+        </w:rPr>
+        <w:t>perror</w:t>
+      </w:r>
+      <w:proofErr w:type="spellEnd"/>
+      <w:r>
+        <w:rPr>
+          <w:rFonts w:ascii="Consolas" w:eastAsia="Times New Roman" w:hAnsi="Consolas" w:cs="Times New Roman"/>
+          <w:color w:val="D4D4D4"/>
+          <w:sz w:val="21"/>
+          <w:szCs w:val="21"/>
+          <w:lang w:eastAsia="fr-FR"/>
+        </w:rPr>
+        <w:t>(</w:t>
+      </w:r>
+      <w:proofErr w:type="gramEnd"/>
+      <w:r>
+        <w:rPr>
+          <w:rFonts w:ascii="Consolas" w:eastAsia="Times New Roman" w:hAnsi="Consolas" w:cs="Times New Roman"/>
+          <w:color w:val="CE9178"/>
+          <w:sz w:val="21"/>
+          <w:szCs w:val="21"/>
+          <w:lang w:eastAsia="fr-FR"/>
+        </w:rPr>
+        <w:t>"Erreur ouverture /dev/</w:t>
+      </w:r>
+      <w:proofErr w:type="spellStart"/>
+      <w:r>
+        <w:rPr>
+          <w:rFonts w:ascii="Consolas" w:eastAsia="Times New Roman" w:hAnsi="Consolas" w:cs="Times New Roman"/>
+          <w:color w:val="CE9178"/>
+          <w:sz w:val="21"/>
+          <w:szCs w:val="21"/>
+          <w:lang w:eastAsia="fr-FR"/>
+        </w:rPr>
+        <w:t>gpio</w:t>
+      </w:r>
+      <w:proofErr w:type="spellEnd"/>
+      <w:r>
+        <w:rPr>
+          <w:rFonts w:ascii="Consolas" w:eastAsia="Times New Roman" w:hAnsi="Consolas" w:cs="Times New Roman"/>
+          <w:color w:val="CE9178"/>
+          <w:sz w:val="21"/>
+          <w:szCs w:val="21"/>
+          <w:lang w:eastAsia="fr-FR"/>
+        </w:rPr>
+        <w:t>"</w:t>
+      </w:r>
+      <w:r>
+        <w:rPr>
+          <w:rFonts w:ascii="Consolas" w:eastAsia="Times New Roman" w:hAnsi="Consolas" w:cs="Times New Roman"/>
+          <w:color w:val="D4D4D4"/>
+          <w:sz w:val="21"/>
+          <w:szCs w:val="21"/>
+          <w:lang w:eastAsia="fr-FR"/>
+        </w:rPr>
+        <w:t>);</w:t>
+      </w:r>
+    </w:p>
+    <w:p>
+      <w:pPr>
+        <w:shd w:val="clear" w:color="auto" w:fill="1E1E1E"/>
+        <w:spacing w:after="0" w:line="285" w:lineRule="atLeast"/>
+        <w:rPr>
+          <w:rFonts w:ascii="Consolas" w:eastAsia="Times New Roman" w:hAnsi="Consolas" w:cs="Times New Roman"/>
+          <w:color w:val="D4D4D4"/>
+          <w:sz w:val="21"/>
+          <w:szCs w:val="21"/>
+          <w:lang w:eastAsia="fr-FR"/>
+        </w:rPr>
+      </w:pPr>
+      <w:r>
+        <w:rPr>
+          <w:rFonts w:ascii="Consolas" w:eastAsia="Times New Roman" w:hAnsi="Consolas" w:cs="Times New Roman"/>
+          <w:color w:val="D4D4D4"/>
+          <w:sz w:val="21"/>
+          <w:szCs w:val="21"/>
+          <w:lang w:eastAsia="fr-FR"/>
+        </w:rPr>
+        <w:t xml:space="preserve">        </w:t>
+      </w:r>
+      <w:proofErr w:type="gramStart"/>
+      <w:r>
+        <w:rPr>
+          <w:rFonts w:ascii="Consolas" w:eastAsia="Times New Roman" w:hAnsi="Consolas" w:cs="Times New Roman"/>
+          <w:color w:val="C586C0"/>
+          <w:sz w:val="21"/>
+          <w:szCs w:val="21"/>
+          <w:lang w:eastAsia="fr-FR"/>
+        </w:rPr>
+        <w:t>return</w:t>
+      </w:r>
+      <w:proofErr w:type="gramEnd"/>
+      <w:r>
+        <w:rPr>
+          <w:rFonts w:ascii="Consolas" w:eastAsia="Times New Roman" w:hAnsi="Consolas" w:cs="Times New Roman"/>
+          <w:color w:val="D4D4D4"/>
+          <w:sz w:val="21"/>
+          <w:szCs w:val="21"/>
+          <w:lang w:eastAsia="fr-FR"/>
+        </w:rPr>
+        <w:t xml:space="preserve"> -</w:t>
+      </w:r>
+      <w:r>
+        <w:rPr>
+          <w:rFonts w:ascii="Consolas" w:eastAsia="Times New Roman" w:hAnsi="Consolas" w:cs="Times New Roman"/>
+          <w:color w:val="B5CEA8"/>
+          <w:sz w:val="21"/>
+          <w:szCs w:val="21"/>
+          <w:lang w:eastAsia="fr-FR"/>
+        </w:rPr>
+        <w:t>1</w:t>
+      </w:r>
+      <w:r>
+        <w:rPr>
+          <w:rFonts w:ascii="Consolas" w:eastAsia="Times New Roman" w:hAnsi="Consolas" w:cs="Times New Roman"/>
+          <w:color w:val="D4D4D4"/>
+          <w:sz w:val="21"/>
+          <w:szCs w:val="21"/>
+          <w:lang w:eastAsia="fr-FR"/>
+        </w:rPr>
+        <w:t>;</w:t>
+      </w:r>
+    </w:p>
+    <w:p>
+      <w:pPr>
+        <w:shd w:val="clear" w:color="auto" w:fill="1E1E1E"/>
+        <w:spacing w:after="0" w:line="285" w:lineRule="atLeast"/>
+        <w:rPr>
+          <w:rFonts w:ascii="Consolas" w:eastAsia="Times New Roman" w:hAnsi="Consolas" w:cs="Times New Roman"/>
+          <w:color w:val="D4D4D4"/>
+          <w:sz w:val="21"/>
+          <w:szCs w:val="21"/>
+          <w:lang w:eastAsia="fr-FR"/>
+        </w:rPr>
+      </w:pPr>
+      <w:r>
+        <w:rPr>
+          <w:rFonts w:ascii="Consolas" w:eastAsia="Times New Roman" w:hAnsi="Consolas" w:cs="Times New Roman"/>
+          <w:color w:val="D4D4D4"/>
+          <w:sz w:val="21"/>
+          <w:szCs w:val="21"/>
+          <w:lang w:eastAsia="fr-FR"/>
+        </w:rPr>
+        <w:t>    }</w:t>
+      </w:r>
+    </w:p>
+    <w:p>
+      <w:pPr>
+        <w:shd w:val="clear" w:color="auto" w:fill="1E1E1E"/>
+        <w:spacing w:after="0" w:line="285" w:lineRule="atLeast"/>
+        <w:rPr>
+          <w:rFonts w:ascii="Consolas" w:eastAsia="Times New Roman" w:hAnsi="Consolas" w:cs="Times New Roman"/>
+          <w:color w:val="D4D4D4"/>
+          <w:sz w:val="21"/>
+          <w:szCs w:val="21"/>
+          <w:lang w:eastAsia="fr-FR"/>
+        </w:rPr>
+      </w:pPr>
+      <w:r>
+        <w:rPr>
+          <w:rFonts w:ascii="Consolas" w:eastAsia="Times New Roman" w:hAnsi="Consolas" w:cs="Times New Roman"/>
+          <w:color w:val="D4D4D4"/>
+          <w:sz w:val="21"/>
+          <w:szCs w:val="21"/>
+          <w:lang w:eastAsia="fr-FR"/>
+        </w:rPr>
+        <w:t xml:space="preserve">    </w:t>
+      </w:r>
+      <w:proofErr w:type="gramStart"/>
+      <w:r>
+        <w:rPr>
+          <w:rFonts w:ascii="Consolas" w:eastAsia="Times New Roman" w:hAnsi="Consolas" w:cs="Times New Roman"/>
+          <w:color w:val="DCDCAA"/>
+          <w:sz w:val="21"/>
+          <w:szCs w:val="21"/>
+          <w:lang w:eastAsia="fr-FR"/>
+        </w:rPr>
+        <w:t>bip</w:t>
+      </w:r>
+      <w:r>
+        <w:rPr>
+          <w:rFonts w:ascii="Consolas" w:eastAsia="Times New Roman" w:hAnsi="Consolas" w:cs="Times New Roman"/>
+          <w:color w:val="D4D4D4"/>
+          <w:sz w:val="21"/>
+          <w:szCs w:val="21"/>
+          <w:lang w:eastAsia="fr-FR"/>
+        </w:rPr>
+        <w:t>(</w:t>
+      </w:r>
+      <w:proofErr w:type="gramEnd"/>
+      <w:r>
+        <w:rPr>
+          <w:rFonts w:ascii="Consolas" w:eastAsia="Times New Roman" w:hAnsi="Consolas" w:cs="Times New Roman"/>
+          <w:color w:val="B5CEA8"/>
+          <w:sz w:val="21"/>
+          <w:szCs w:val="21"/>
+          <w:lang w:eastAsia="fr-FR"/>
+        </w:rPr>
+        <w:t>1</w:t>
+      </w:r>
+      <w:r>
+        <w:rPr>
+          <w:rFonts w:ascii="Consolas" w:eastAsia="Times New Roman" w:hAnsi="Consolas" w:cs="Times New Roman"/>
+          <w:color w:val="D4D4D4"/>
+          <w:sz w:val="21"/>
+          <w:szCs w:val="21"/>
+          <w:lang w:eastAsia="fr-FR"/>
+        </w:rPr>
+        <w:t xml:space="preserve">, </w:t>
+      </w:r>
+      <w:r>
+        <w:rPr>
+          <w:rFonts w:ascii="Consolas" w:eastAsia="Times New Roman" w:hAnsi="Consolas" w:cs="Times New Roman"/>
+          <w:color w:val="B5CEA8"/>
+          <w:sz w:val="21"/>
+          <w:szCs w:val="21"/>
+          <w:lang w:eastAsia="fr-FR"/>
+        </w:rPr>
+        <w:t>0.2</w:t>
+      </w:r>
+      <w:r>
+        <w:rPr>
+          <w:rFonts w:ascii="Consolas" w:eastAsia="Times New Roman" w:hAnsi="Consolas" w:cs="Times New Roman"/>
+          <w:color w:val="D4D4D4"/>
+          <w:sz w:val="21"/>
+          <w:szCs w:val="21"/>
+          <w:lang w:eastAsia="fr-FR"/>
+        </w:rPr>
+        <w:t>);</w:t>
+      </w:r>
+    </w:p>
+    <w:p>
+      <w:pPr>
+        <w:shd w:val="clear" w:color="auto" w:fill="1E1E1E"/>
+        <w:spacing w:after="0" w:line="285" w:lineRule="atLeast"/>
+        <w:rPr>
+          <w:rFonts w:ascii="Consolas" w:eastAsia="Times New Roman" w:hAnsi="Consolas" w:cs="Times New Roman"/>
+          <w:color w:val="D4D4D4"/>
+          <w:sz w:val="21"/>
+          <w:szCs w:val="21"/>
+          <w:lang w:eastAsia="fr-FR"/>
+        </w:rPr>
+      </w:pPr>
+      <w:r>
+        <w:rPr>
+          <w:rFonts w:ascii="Consolas" w:eastAsia="Times New Roman" w:hAnsi="Consolas" w:cs="Times New Roman"/>
+          <w:color w:val="D4D4D4"/>
+          <w:sz w:val="21"/>
+          <w:szCs w:val="21"/>
+          <w:lang w:eastAsia="fr-FR"/>
+        </w:rPr>
+        <w:t xml:space="preserve">    </w:t>
+      </w:r>
+      <w:proofErr w:type="gramStart"/>
+      <w:r>
+        <w:rPr>
+          <w:rFonts w:ascii="Consolas" w:eastAsia="Times New Roman" w:hAnsi="Consolas" w:cs="Times New Roman"/>
+          <w:color w:val="C586C0"/>
+          <w:sz w:val="21"/>
+          <w:szCs w:val="21"/>
+          <w:lang w:eastAsia="fr-FR"/>
+        </w:rPr>
+        <w:t>for</w:t>
+      </w:r>
+      <w:proofErr w:type="gramEnd"/>
+      <w:r>
+        <w:rPr>
+          <w:rFonts w:ascii="Consolas" w:eastAsia="Times New Roman" w:hAnsi="Consolas" w:cs="Times New Roman"/>
+          <w:color w:val="D4D4D4"/>
+          <w:sz w:val="21"/>
+          <w:szCs w:val="21"/>
+          <w:lang w:eastAsia="fr-FR"/>
+        </w:rPr>
+        <w:t xml:space="preserve"> (</w:t>
+      </w:r>
+      <w:proofErr w:type="spellStart"/>
+      <w:r>
+        <w:rPr>
+          <w:rFonts w:ascii="Consolas" w:eastAsia="Times New Roman" w:hAnsi="Consolas" w:cs="Times New Roman"/>
+          <w:color w:val="569CD6"/>
+          <w:sz w:val="21"/>
+          <w:szCs w:val="21"/>
+          <w:lang w:eastAsia="fr-FR"/>
+        </w:rPr>
+        <w:t>int</w:t>
+      </w:r>
+      <w:proofErr w:type="spellEnd"/>
+      <w:r>
+        <w:rPr>
+          <w:rFonts w:ascii="Consolas" w:eastAsia="Times New Roman" w:hAnsi="Consolas" w:cs="Times New Roman"/>
+          <w:color w:val="D4D4D4"/>
+          <w:sz w:val="21"/>
+          <w:szCs w:val="21"/>
+          <w:lang w:eastAsia="fr-FR"/>
+        </w:rPr>
+        <w:t xml:space="preserve"> cycle = </w:t>
+      </w:r>
+      <w:r>
+        <w:rPr>
+          <w:rFonts w:ascii="Consolas" w:eastAsia="Times New Roman" w:hAnsi="Consolas" w:cs="Times New Roman"/>
+          <w:color w:val="B5CEA8"/>
+          <w:sz w:val="21"/>
+          <w:szCs w:val="21"/>
+          <w:lang w:eastAsia="fr-FR"/>
+        </w:rPr>
+        <w:t>0</w:t>
+      </w:r>
+      <w:r>
+        <w:rPr>
+          <w:rFonts w:ascii="Consolas" w:eastAsia="Times New Roman" w:hAnsi="Consolas" w:cs="Times New Roman"/>
+          <w:color w:val="D4D4D4"/>
+          <w:sz w:val="21"/>
+          <w:szCs w:val="21"/>
+          <w:lang w:eastAsia="fr-FR"/>
+        </w:rPr>
+        <w:t xml:space="preserve">; cycle &lt; </w:t>
+      </w:r>
+      <w:proofErr w:type="spellStart"/>
+      <w:r>
+        <w:rPr>
+          <w:rFonts w:ascii="Consolas" w:eastAsia="Times New Roman" w:hAnsi="Consolas" w:cs="Times New Roman"/>
+          <w:color w:val="D4D4D4"/>
+          <w:sz w:val="21"/>
+          <w:szCs w:val="21"/>
+          <w:lang w:eastAsia="fr-FR"/>
+        </w:rPr>
+        <w:t>nb_cycles</w:t>
+      </w:r>
+      <w:proofErr w:type="spellEnd"/>
+      <w:r>
+        <w:rPr>
+          <w:rFonts w:ascii="Consolas" w:eastAsia="Times New Roman" w:hAnsi="Consolas" w:cs="Times New Roman"/>
+          <w:color w:val="D4D4D4"/>
+          <w:sz w:val="21"/>
+          <w:szCs w:val="21"/>
+          <w:lang w:eastAsia="fr-FR"/>
+        </w:rPr>
+        <w:t xml:space="preserve">; cycle++) { </w:t>
+      </w:r>
+    </w:p>
+    <w:p>
+      <w:pPr>
+        <w:shd w:val="clear" w:color="auto" w:fill="1E1E1E"/>
+        <w:spacing w:after="0" w:line="285" w:lineRule="atLeast"/>
+        <w:rPr>
+          <w:rFonts w:ascii="Consolas" w:eastAsia="Times New Roman" w:hAnsi="Consolas" w:cs="Times New Roman"/>
+          <w:color w:val="D4D4D4"/>
+          <w:sz w:val="21"/>
+          <w:szCs w:val="21"/>
+          <w:lang w:eastAsia="fr-FR"/>
+        </w:rPr>
+      </w:pPr>
+      <w:r>
+        <w:rPr>
+          <w:rFonts w:ascii="Consolas" w:eastAsia="Times New Roman" w:hAnsi="Consolas" w:cs="Times New Roman"/>
+          <w:color w:val="D4D4D4"/>
+          <w:sz w:val="21"/>
+          <w:szCs w:val="21"/>
+          <w:lang w:eastAsia="fr-FR"/>
+        </w:rPr>
+        <w:t xml:space="preserve">        </w:t>
+      </w:r>
+      <w:proofErr w:type="spellStart"/>
+      <w:proofErr w:type="gramStart"/>
+      <w:r>
+        <w:rPr>
+          <w:rFonts w:ascii="Consolas" w:eastAsia="Times New Roman" w:hAnsi="Consolas" w:cs="Times New Roman"/>
+          <w:color w:val="DCDCAA"/>
+          <w:sz w:val="21"/>
+          <w:szCs w:val="21"/>
+          <w:lang w:eastAsia="fr-FR"/>
+        </w:rPr>
+        <w:t>allumeLed</w:t>
+      </w:r>
+      <w:proofErr w:type="spellEnd"/>
+      <w:r>
+        <w:rPr>
+          <w:rFonts w:ascii="Consolas" w:eastAsia="Times New Roman" w:hAnsi="Consolas" w:cs="Times New Roman"/>
+          <w:color w:val="D4D4D4"/>
+          <w:sz w:val="21"/>
+          <w:szCs w:val="21"/>
+          <w:lang w:eastAsia="fr-FR"/>
+        </w:rPr>
+        <w:t>(</w:t>
+      </w:r>
+      <w:proofErr w:type="gramEnd"/>
+      <w:r>
+        <w:rPr>
+          <w:rFonts w:ascii="Consolas" w:eastAsia="Times New Roman" w:hAnsi="Consolas" w:cs="Times New Roman"/>
+          <w:color w:val="D4D4D4"/>
+          <w:sz w:val="21"/>
+          <w:szCs w:val="21"/>
+          <w:lang w:eastAsia="fr-FR"/>
+        </w:rPr>
+        <w:t xml:space="preserve">LED_POWER); </w:t>
+      </w:r>
+    </w:p>
+    <w:p>
+      <w:pPr>
+        <w:shd w:val="clear" w:color="auto" w:fill="1E1E1E"/>
+        <w:spacing w:after="0" w:line="285" w:lineRule="atLeast"/>
+        <w:rPr>
+          <w:rFonts w:ascii="Consolas" w:eastAsia="Times New Roman" w:hAnsi="Consolas" w:cs="Times New Roman"/>
+          <w:color w:val="D4D4D4"/>
+          <w:sz w:val="21"/>
+          <w:szCs w:val="21"/>
+          <w:lang w:eastAsia="fr-FR"/>
+        </w:rPr>
+      </w:pPr>
+      <w:r>
+        <w:rPr>
+          <w:rFonts w:ascii="Consolas" w:eastAsia="Times New Roman" w:hAnsi="Consolas" w:cs="Times New Roman"/>
+          <w:color w:val="D4D4D4"/>
+          <w:sz w:val="21"/>
+          <w:szCs w:val="21"/>
+          <w:lang w:eastAsia="fr-FR"/>
+        </w:rPr>
+        <w:t xml:space="preserve">        </w:t>
+      </w:r>
+      <w:proofErr w:type="spellStart"/>
+      <w:proofErr w:type="gramStart"/>
+      <w:r>
+        <w:rPr>
+          <w:rFonts w:ascii="Consolas" w:eastAsia="Times New Roman" w:hAnsi="Consolas" w:cs="Times New Roman"/>
+          <w:color w:val="DCDCAA"/>
+          <w:sz w:val="21"/>
+          <w:szCs w:val="21"/>
+          <w:lang w:eastAsia="fr-FR"/>
+        </w:rPr>
+        <w:t>sleep</w:t>
+      </w:r>
+      <w:proofErr w:type="spellEnd"/>
+      <w:r>
+        <w:rPr>
+          <w:rFonts w:ascii="Consolas" w:eastAsia="Times New Roman" w:hAnsi="Consolas" w:cs="Times New Roman"/>
+          <w:color w:val="D4D4D4"/>
+          <w:sz w:val="21"/>
+          <w:szCs w:val="21"/>
+          <w:lang w:eastAsia="fr-FR"/>
+        </w:rPr>
+        <w:t>(</w:t>
+      </w:r>
+      <w:proofErr w:type="gramEnd"/>
+      <w:r>
+        <w:rPr>
+          <w:rFonts w:ascii="Consolas" w:eastAsia="Times New Roman" w:hAnsi="Consolas" w:cs="Times New Roman"/>
+          <w:color w:val="B5CEA8"/>
+          <w:sz w:val="21"/>
+          <w:szCs w:val="21"/>
+          <w:lang w:eastAsia="fr-FR"/>
+        </w:rPr>
+        <w:t>1</w:t>
+      </w:r>
+      <w:r>
+        <w:rPr>
+          <w:rFonts w:ascii="Consolas" w:eastAsia="Times New Roman" w:hAnsi="Consolas" w:cs="Times New Roman"/>
+          <w:color w:val="D4D4D4"/>
+          <w:sz w:val="21"/>
+          <w:szCs w:val="21"/>
+          <w:lang w:eastAsia="fr-FR"/>
+        </w:rPr>
+        <w:t xml:space="preserve">); </w:t>
+      </w:r>
+    </w:p>
+    <w:p>
+      <w:pPr>
+        <w:shd w:val="clear" w:color="auto" w:fill="1E1E1E"/>
+        <w:spacing w:after="0" w:line="285" w:lineRule="atLeast"/>
+        <w:rPr>
+          <w:rFonts w:ascii="Consolas" w:eastAsia="Times New Roman" w:hAnsi="Consolas" w:cs="Times New Roman"/>
+          <w:color w:val="D4D4D4"/>
+          <w:sz w:val="21"/>
+          <w:szCs w:val="21"/>
+          <w:lang w:eastAsia="fr-FR"/>
+        </w:rPr>
+      </w:pPr>
+      <w:r>
+        <w:rPr>
+          <w:rFonts w:ascii="Consolas" w:eastAsia="Times New Roman" w:hAnsi="Consolas" w:cs="Times New Roman"/>
+          <w:color w:val="D4D4D4"/>
+          <w:sz w:val="21"/>
+          <w:szCs w:val="21"/>
+          <w:lang w:eastAsia="fr-FR"/>
+        </w:rPr>
+        <w:t xml:space="preserve">        </w:t>
+      </w:r>
+      <w:proofErr w:type="spellStart"/>
+      <w:proofErr w:type="gramStart"/>
+      <w:r>
+        <w:rPr>
+          <w:rFonts w:ascii="Consolas" w:eastAsia="Times New Roman" w:hAnsi="Consolas" w:cs="Times New Roman"/>
+          <w:color w:val="DCDCAA"/>
+          <w:sz w:val="21"/>
+          <w:szCs w:val="21"/>
+          <w:lang w:eastAsia="fr-FR"/>
+        </w:rPr>
+        <w:t>allumeLed</w:t>
+      </w:r>
+      <w:proofErr w:type="spellEnd"/>
+      <w:r>
+        <w:rPr>
+          <w:rFonts w:ascii="Consolas" w:eastAsia="Times New Roman" w:hAnsi="Consolas" w:cs="Times New Roman"/>
+          <w:color w:val="D4D4D4"/>
+          <w:sz w:val="21"/>
+          <w:szCs w:val="21"/>
+          <w:lang w:eastAsia="fr-FR"/>
+        </w:rPr>
+        <w:t>(</w:t>
+      </w:r>
+      <w:proofErr w:type="gramEnd"/>
+      <w:r>
+        <w:rPr>
+          <w:rFonts w:ascii="Consolas" w:eastAsia="Times New Roman" w:hAnsi="Consolas" w:cs="Times New Roman"/>
+          <w:color w:val="D4D4D4"/>
+          <w:sz w:val="21"/>
+          <w:szCs w:val="21"/>
+          <w:lang w:eastAsia="fr-FR"/>
+        </w:rPr>
+        <w:t xml:space="preserve">LED_GREEN); </w:t>
+      </w:r>
+    </w:p>
+    <w:p>
+      <w:pPr>
+        <w:shd w:val="clear" w:color="auto" w:fill="1E1E1E"/>
+        <w:spacing w:after="0" w:line="285" w:lineRule="atLeast"/>
+        <w:rPr>
+          <w:rFonts w:ascii="Consolas" w:eastAsia="Times New Roman" w:hAnsi="Consolas" w:cs="Times New Roman"/>
+          <w:color w:val="D4D4D4"/>
+          <w:sz w:val="21"/>
+          <w:szCs w:val="21"/>
+          <w:lang w:eastAsia="fr-FR"/>
+        </w:rPr>
+      </w:pPr>
+      <w:r>
+        <w:rPr>
+          <w:rFonts w:ascii="Consolas" w:eastAsia="Times New Roman" w:hAnsi="Consolas" w:cs="Times New Roman"/>
+          <w:color w:val="D4D4D4"/>
+          <w:sz w:val="21"/>
+          <w:szCs w:val="21"/>
+          <w:lang w:eastAsia="fr-FR"/>
+        </w:rPr>
+        <w:t xml:space="preserve">        </w:t>
+      </w:r>
+      <w:proofErr w:type="spellStart"/>
+      <w:proofErr w:type="gramStart"/>
+      <w:r>
+        <w:rPr>
+          <w:rFonts w:ascii="Consolas" w:eastAsia="Times New Roman" w:hAnsi="Consolas" w:cs="Times New Roman"/>
+          <w:color w:val="DCDCAA"/>
+          <w:sz w:val="21"/>
+          <w:szCs w:val="21"/>
+          <w:lang w:eastAsia="fr-FR"/>
+        </w:rPr>
+        <w:t>sleep</w:t>
+      </w:r>
+      <w:proofErr w:type="spellEnd"/>
+      <w:r>
+        <w:rPr>
+          <w:rFonts w:ascii="Consolas" w:eastAsia="Times New Roman" w:hAnsi="Consolas" w:cs="Times New Roman"/>
+          <w:color w:val="D4D4D4"/>
+          <w:sz w:val="21"/>
+          <w:szCs w:val="21"/>
+          <w:lang w:eastAsia="fr-FR"/>
+        </w:rPr>
+        <w:t>(</w:t>
+      </w:r>
+      <w:proofErr w:type="gramEnd"/>
+      <w:r>
+        <w:rPr>
+          <w:rFonts w:ascii="Consolas" w:eastAsia="Times New Roman" w:hAnsi="Consolas" w:cs="Times New Roman"/>
+          <w:color w:val="B5CEA8"/>
+          <w:sz w:val="21"/>
+          <w:szCs w:val="21"/>
+          <w:lang w:eastAsia="fr-FR"/>
+        </w:rPr>
+        <w:t>1</w:t>
+      </w:r>
+      <w:r>
+        <w:rPr>
+          <w:rFonts w:ascii="Consolas" w:eastAsia="Times New Roman" w:hAnsi="Consolas" w:cs="Times New Roman"/>
+          <w:color w:val="D4D4D4"/>
+          <w:sz w:val="21"/>
+          <w:szCs w:val="21"/>
+          <w:lang w:eastAsia="fr-FR"/>
+        </w:rPr>
+        <w:t xml:space="preserve">); </w:t>
+      </w:r>
+    </w:p>
+    <w:p>
+      <w:pPr>
+        <w:shd w:val="clear" w:color="auto" w:fill="1E1E1E"/>
+        <w:spacing w:after="0" w:line="285" w:lineRule="atLeast"/>
+        <w:rPr>
+          <w:rFonts w:ascii="Consolas" w:eastAsia="Times New Roman" w:hAnsi="Consolas" w:cs="Times New Roman"/>
+          <w:color w:val="D4D4D4"/>
+          <w:sz w:val="21"/>
+          <w:szCs w:val="21"/>
+          <w:lang w:eastAsia="fr-FR"/>
+        </w:rPr>
+      </w:pPr>
+      <w:r>
+        <w:rPr>
+          <w:rFonts w:ascii="Consolas" w:eastAsia="Times New Roman" w:hAnsi="Consolas" w:cs="Times New Roman"/>
+          <w:color w:val="D4D4D4"/>
+          <w:sz w:val="21"/>
+          <w:szCs w:val="21"/>
+          <w:lang w:eastAsia="fr-FR"/>
+        </w:rPr>
+        <w:t xml:space="preserve">        </w:t>
+      </w:r>
+      <w:proofErr w:type="spellStart"/>
+      <w:proofErr w:type="gramStart"/>
+      <w:r>
+        <w:rPr>
+          <w:rFonts w:ascii="Consolas" w:eastAsia="Times New Roman" w:hAnsi="Consolas" w:cs="Times New Roman"/>
+          <w:color w:val="DCDCAA"/>
+          <w:sz w:val="21"/>
+          <w:szCs w:val="21"/>
+          <w:lang w:eastAsia="fr-FR"/>
+        </w:rPr>
+        <w:t>allumeLed</w:t>
+      </w:r>
+      <w:proofErr w:type="spellEnd"/>
+      <w:r>
+        <w:rPr>
+          <w:rFonts w:ascii="Consolas" w:eastAsia="Times New Roman" w:hAnsi="Consolas" w:cs="Times New Roman"/>
+          <w:color w:val="D4D4D4"/>
+          <w:sz w:val="21"/>
+          <w:szCs w:val="21"/>
+          <w:lang w:eastAsia="fr-FR"/>
+        </w:rPr>
+        <w:t>(</w:t>
+      </w:r>
+      <w:proofErr w:type="gramEnd"/>
+      <w:r>
+        <w:rPr>
+          <w:rFonts w:ascii="Consolas" w:eastAsia="Times New Roman" w:hAnsi="Consolas" w:cs="Times New Roman"/>
+          <w:color w:val="D4D4D4"/>
+          <w:sz w:val="21"/>
+          <w:szCs w:val="21"/>
+          <w:lang w:eastAsia="fr-FR"/>
+        </w:rPr>
+        <w:t xml:space="preserve">LED_BLUE); </w:t>
+      </w:r>
+    </w:p>
+    <w:p>
+      <w:pPr>
+        <w:shd w:val="clear" w:color="auto" w:fill="1E1E1E"/>
+        <w:spacing w:after="0" w:line="285" w:lineRule="atLeast"/>
+        <w:rPr>
+          <w:rFonts w:ascii="Consolas" w:eastAsia="Times New Roman" w:hAnsi="Consolas" w:cs="Times New Roman"/>
+          <w:color w:val="D4D4D4"/>
+          <w:sz w:val="21"/>
+          <w:szCs w:val="21"/>
+          <w:lang w:eastAsia="fr-FR"/>
+        </w:rPr>
+      </w:pPr>
+      <w:r>
+        <w:rPr>
+          <w:rFonts w:ascii="Consolas" w:eastAsia="Times New Roman" w:hAnsi="Consolas" w:cs="Times New Roman"/>
+          <w:color w:val="D4D4D4"/>
+          <w:sz w:val="21"/>
+          <w:szCs w:val="21"/>
+          <w:lang w:eastAsia="fr-FR"/>
+        </w:rPr>
+        <w:t xml:space="preserve">        </w:t>
+      </w:r>
+      <w:proofErr w:type="spellStart"/>
+      <w:proofErr w:type="gramStart"/>
+      <w:r>
+        <w:rPr>
+          <w:rFonts w:ascii="Consolas" w:eastAsia="Times New Roman" w:hAnsi="Consolas" w:cs="Times New Roman"/>
+          <w:color w:val="DCDCAA"/>
+          <w:sz w:val="21"/>
+          <w:szCs w:val="21"/>
+          <w:lang w:eastAsia="fr-FR"/>
+        </w:rPr>
+        <w:t>sleep</w:t>
+      </w:r>
+      <w:proofErr w:type="spellEnd"/>
+      <w:r>
+        <w:rPr>
+          <w:rFonts w:ascii="Consolas" w:eastAsia="Times New Roman" w:hAnsi="Consolas" w:cs="Times New Roman"/>
+          <w:color w:val="D4D4D4"/>
+          <w:sz w:val="21"/>
+          <w:szCs w:val="21"/>
+          <w:lang w:eastAsia="fr-FR"/>
+        </w:rPr>
+        <w:t>(</w:t>
+      </w:r>
+      <w:proofErr w:type="gramEnd"/>
+      <w:r>
+        <w:rPr>
+          <w:rFonts w:ascii="Consolas" w:eastAsia="Times New Roman" w:hAnsi="Consolas" w:cs="Times New Roman"/>
+          <w:color w:val="B5CEA8"/>
+          <w:sz w:val="21"/>
+          <w:szCs w:val="21"/>
+          <w:lang w:eastAsia="fr-FR"/>
+        </w:rPr>
+        <w:t>1</w:t>
+      </w:r>
+      <w:r>
+        <w:rPr>
+          <w:rFonts w:ascii="Consolas" w:eastAsia="Times New Roman" w:hAnsi="Consolas" w:cs="Times New Roman"/>
+          <w:color w:val="D4D4D4"/>
+          <w:sz w:val="21"/>
+          <w:szCs w:val="21"/>
+          <w:lang w:eastAsia="fr-FR"/>
+        </w:rPr>
+        <w:t xml:space="preserve">); </w:t>
+      </w:r>
+    </w:p>
+    <w:p>
+      <w:pPr>
+        <w:shd w:val="clear" w:color="auto" w:fill="1E1E1E"/>
+        <w:spacing w:after="0" w:line="285" w:lineRule="atLeast"/>
+        <w:rPr>
+          <w:rFonts w:ascii="Consolas" w:eastAsia="Times New Roman" w:hAnsi="Consolas" w:cs="Times New Roman"/>
+          <w:color w:val="D4D4D4"/>
+          <w:sz w:val="21"/>
+          <w:szCs w:val="21"/>
+          <w:lang w:eastAsia="fr-FR"/>
+        </w:rPr>
+      </w:pPr>
+      <w:r>
+        <w:rPr>
+          <w:rFonts w:ascii="Consolas" w:eastAsia="Times New Roman" w:hAnsi="Consolas" w:cs="Times New Roman"/>
+          <w:color w:val="D4D4D4"/>
+          <w:sz w:val="21"/>
+          <w:szCs w:val="21"/>
+          <w:lang w:eastAsia="fr-FR"/>
+        </w:rPr>
+        <w:t>    }</w:t>
+      </w:r>
+    </w:p>
+    <w:p>
+      <w:pPr>
+        <w:shd w:val="clear" w:color="auto" w:fill="1E1E1E"/>
+        <w:spacing w:after="0" w:line="285" w:lineRule="atLeast"/>
+        <w:rPr>
+          <w:rFonts w:ascii="Consolas" w:eastAsia="Times New Roman" w:hAnsi="Consolas" w:cs="Times New Roman"/>
+          <w:color w:val="D4D4D4"/>
+          <w:sz w:val="21"/>
+          <w:szCs w:val="21"/>
+          <w:lang w:eastAsia="fr-FR"/>
+        </w:rPr>
+      </w:pPr>
+      <w:r>
+        <w:rPr>
+          <w:rFonts w:ascii="Consolas" w:eastAsia="Times New Roman" w:hAnsi="Consolas" w:cs="Times New Roman"/>
+          <w:color w:val="D4D4D4"/>
+          <w:sz w:val="21"/>
+          <w:szCs w:val="21"/>
+          <w:lang w:eastAsia="fr-FR"/>
+        </w:rPr>
+        <w:t xml:space="preserve">    </w:t>
+      </w:r>
+      <w:proofErr w:type="spellStart"/>
+      <w:proofErr w:type="gramStart"/>
+      <w:r>
+        <w:rPr>
+          <w:rFonts w:ascii="Consolas" w:eastAsia="Times New Roman" w:hAnsi="Consolas" w:cs="Times New Roman"/>
+          <w:color w:val="DCDCAA"/>
+          <w:sz w:val="21"/>
+          <w:szCs w:val="21"/>
+          <w:lang w:eastAsia="fr-FR"/>
+        </w:rPr>
+        <w:t>allumeLed</w:t>
+      </w:r>
+      <w:proofErr w:type="spellEnd"/>
+      <w:r>
+        <w:rPr>
+          <w:rFonts w:ascii="Consolas" w:eastAsia="Times New Roman" w:hAnsi="Consolas" w:cs="Times New Roman"/>
+          <w:color w:val="D4D4D4"/>
+          <w:sz w:val="21"/>
+          <w:szCs w:val="21"/>
+          <w:lang w:eastAsia="fr-FR"/>
+        </w:rPr>
+        <w:t>(</w:t>
+      </w:r>
+      <w:proofErr w:type="gramEnd"/>
+      <w:r>
+        <w:rPr>
+          <w:rFonts w:ascii="Consolas" w:eastAsia="Times New Roman" w:hAnsi="Consolas" w:cs="Times New Roman"/>
+          <w:color w:val="B5CEA8"/>
+          <w:sz w:val="21"/>
+          <w:szCs w:val="21"/>
+          <w:lang w:eastAsia="fr-FR"/>
+        </w:rPr>
+        <w:t>0</w:t>
+      </w:r>
+      <w:r>
+        <w:rPr>
+          <w:rFonts w:ascii="Consolas" w:eastAsia="Times New Roman" w:hAnsi="Consolas" w:cs="Times New Roman"/>
+          <w:color w:val="D4D4D4"/>
+          <w:sz w:val="21"/>
+          <w:szCs w:val="21"/>
+          <w:lang w:eastAsia="fr-FR"/>
+        </w:rPr>
+        <w:t>);</w:t>
+      </w:r>
+    </w:p>
+    <w:p>
+      <w:pPr>
+        <w:shd w:val="clear" w:color="auto" w:fill="1E1E1E"/>
+        <w:spacing w:after="0" w:line="285" w:lineRule="atLeast"/>
+        <w:rPr>
+          <w:rFonts w:ascii="Consolas" w:eastAsia="Times New Roman" w:hAnsi="Consolas" w:cs="Times New Roman"/>
+          <w:color w:val="D4D4D4"/>
+          <w:sz w:val="21"/>
+          <w:szCs w:val="21"/>
+          <w:lang w:eastAsia="fr-FR"/>
+        </w:rPr>
+      </w:pPr>
+      <w:r>
+        <w:rPr>
+          <w:rFonts w:ascii="Consolas" w:eastAsia="Times New Roman" w:hAnsi="Consolas" w:cs="Times New Roman"/>
+          <w:color w:val="D4D4D4"/>
+          <w:sz w:val="21"/>
+          <w:szCs w:val="21"/>
+          <w:lang w:eastAsia="fr-FR"/>
+        </w:rPr>
+        <w:t xml:space="preserve">    </w:t>
+      </w:r>
+      <w:proofErr w:type="gramStart"/>
+      <w:r>
+        <w:rPr>
+          <w:rFonts w:ascii="Consolas" w:eastAsia="Times New Roman" w:hAnsi="Consolas" w:cs="Times New Roman"/>
+          <w:color w:val="DCDCAA"/>
+          <w:sz w:val="21"/>
+          <w:szCs w:val="21"/>
+          <w:lang w:eastAsia="fr-FR"/>
+        </w:rPr>
+        <w:t>bip</w:t>
+      </w:r>
+      <w:r>
+        <w:rPr>
+          <w:rFonts w:ascii="Consolas" w:eastAsia="Times New Roman" w:hAnsi="Consolas" w:cs="Times New Roman"/>
+          <w:color w:val="D4D4D4"/>
+          <w:sz w:val="21"/>
+          <w:szCs w:val="21"/>
+          <w:lang w:eastAsia="fr-FR"/>
+        </w:rPr>
+        <w:t>(</w:t>
+      </w:r>
+      <w:proofErr w:type="gramEnd"/>
+      <w:r>
+        <w:rPr>
+          <w:rFonts w:ascii="Consolas" w:eastAsia="Times New Roman" w:hAnsi="Consolas" w:cs="Times New Roman"/>
+          <w:color w:val="B5CEA8"/>
+          <w:sz w:val="21"/>
+          <w:szCs w:val="21"/>
+          <w:lang w:eastAsia="fr-FR"/>
+        </w:rPr>
+        <w:t>2</w:t>
+      </w:r>
+      <w:r>
+        <w:rPr>
+          <w:rFonts w:ascii="Consolas" w:eastAsia="Times New Roman" w:hAnsi="Consolas" w:cs="Times New Roman"/>
+          <w:color w:val="D4D4D4"/>
+          <w:sz w:val="21"/>
+          <w:szCs w:val="21"/>
+          <w:lang w:eastAsia="fr-FR"/>
+        </w:rPr>
+        <w:t xml:space="preserve">, </w:t>
+      </w:r>
+      <w:r>
+        <w:rPr>
+          <w:rFonts w:ascii="Consolas" w:eastAsia="Times New Roman" w:hAnsi="Consolas" w:cs="Times New Roman"/>
+          <w:color w:val="B5CEA8"/>
+          <w:sz w:val="21"/>
+          <w:szCs w:val="21"/>
+          <w:lang w:eastAsia="fr-FR"/>
+        </w:rPr>
+        <w:t>0.2</w:t>
+      </w:r>
+      <w:r>
+        <w:rPr>
+          <w:rFonts w:ascii="Consolas" w:eastAsia="Times New Roman" w:hAnsi="Consolas" w:cs="Times New Roman"/>
+          <w:color w:val="D4D4D4"/>
+          <w:sz w:val="21"/>
+          <w:szCs w:val="21"/>
+          <w:lang w:eastAsia="fr-FR"/>
+        </w:rPr>
+        <w:t>);</w:t>
+      </w:r>
+    </w:p>
+    <w:p>
+      <w:pPr>
+        <w:shd w:val="clear" w:color="auto" w:fill="1E1E1E"/>
+        <w:spacing w:after="0" w:line="285" w:lineRule="atLeast"/>
+        <w:rPr>
+          <w:rFonts w:ascii="Consolas" w:eastAsia="Times New Roman" w:hAnsi="Consolas" w:cs="Times New Roman"/>
+          <w:color w:val="D4D4D4"/>
+          <w:sz w:val="21"/>
+          <w:szCs w:val="21"/>
+          <w:lang w:eastAsia="fr-FR"/>
+        </w:rPr>
+      </w:pPr>
+      <w:r>
+        <w:rPr>
+          <w:rFonts w:ascii="Consolas" w:eastAsia="Times New Roman" w:hAnsi="Consolas" w:cs="Times New Roman"/>
+          <w:color w:val="D4D4D4"/>
+          <w:sz w:val="21"/>
+          <w:szCs w:val="21"/>
+          <w:lang w:eastAsia="fr-FR"/>
+        </w:rPr>
+        <w:t xml:space="preserve">    </w:t>
+      </w:r>
+      <w:proofErr w:type="gramStart"/>
+      <w:r>
+        <w:rPr>
+          <w:rFonts w:ascii="Consolas" w:eastAsia="Times New Roman" w:hAnsi="Consolas" w:cs="Times New Roman"/>
+          <w:color w:val="DCDCAA"/>
+          <w:sz w:val="21"/>
+          <w:szCs w:val="21"/>
+          <w:lang w:eastAsia="fr-FR"/>
+        </w:rPr>
+        <w:t>close</w:t>
+      </w:r>
+      <w:proofErr w:type="gramEnd"/>
+      <w:r>
+        <w:rPr>
+          <w:rFonts w:ascii="Consolas" w:eastAsia="Times New Roman" w:hAnsi="Consolas" w:cs="Times New Roman"/>
+          <w:color w:val="D4D4D4"/>
+          <w:sz w:val="21"/>
+          <w:szCs w:val="21"/>
+          <w:lang w:eastAsia="fr-FR"/>
+        </w:rPr>
+        <w:t>(</w:t>
+      </w:r>
+      <w:proofErr w:type="spellStart"/>
+      <w:r>
+        <w:rPr>
+          <w:rFonts w:ascii="Consolas" w:eastAsia="Times New Roman" w:hAnsi="Consolas" w:cs="Times New Roman"/>
+          <w:color w:val="D4D4D4"/>
+          <w:sz w:val="21"/>
+          <w:szCs w:val="21"/>
+          <w:lang w:eastAsia="fr-FR"/>
+        </w:rPr>
+        <w:t>fd</w:t>
+      </w:r>
+      <w:proofErr w:type="spellEnd"/>
+      <w:r>
+        <w:rPr>
+          <w:rFonts w:ascii="Consolas" w:eastAsia="Times New Roman" w:hAnsi="Consolas" w:cs="Times New Roman"/>
+          <w:color w:val="D4D4D4"/>
+          <w:sz w:val="21"/>
+          <w:szCs w:val="21"/>
+          <w:lang w:eastAsia="fr-FR"/>
+        </w:rPr>
+        <w:t xml:space="preserve">); </w:t>
+      </w:r>
+    </w:p>
+    <w:p>
+      <w:pPr>
+        <w:shd w:val="clear" w:color="auto" w:fill="1E1E1E"/>
+        <w:spacing w:after="0" w:line="285" w:lineRule="atLeast"/>
+        <w:rPr>
+          <w:rFonts w:ascii="Consolas" w:eastAsia="Times New Roman" w:hAnsi="Consolas" w:cs="Times New Roman"/>
+          <w:color w:val="D4D4D4"/>
+          <w:sz w:val="21"/>
+          <w:szCs w:val="21"/>
+          <w:lang w:eastAsia="fr-FR"/>
+        </w:rPr>
+      </w:pPr>
+      <w:r>
+        <w:rPr>
+          <w:rFonts w:ascii="Consolas" w:eastAsia="Times New Roman" w:hAnsi="Consolas" w:cs="Times New Roman"/>
+          <w:color w:val="D4D4D4"/>
+          <w:sz w:val="21"/>
+          <w:szCs w:val="21"/>
+          <w:lang w:eastAsia="fr-FR"/>
+        </w:rPr>
+        <w:t xml:space="preserve">    </w:t>
+      </w:r>
+      <w:proofErr w:type="gramStart"/>
+      <w:r>
+        <w:rPr>
+          <w:rFonts w:ascii="Consolas" w:eastAsia="Times New Roman" w:hAnsi="Consolas" w:cs="Times New Roman"/>
+          <w:color w:val="C586C0"/>
+          <w:sz w:val="21"/>
+          <w:szCs w:val="21"/>
+          <w:lang w:eastAsia="fr-FR"/>
+        </w:rPr>
+        <w:t>return</w:t>
+      </w:r>
+      <w:proofErr w:type="gramEnd"/>
+      <w:r>
+        <w:rPr>
+          <w:rFonts w:ascii="Consolas" w:eastAsia="Times New Roman" w:hAnsi="Consolas" w:cs="Times New Roman"/>
+          <w:color w:val="D4D4D4"/>
+          <w:sz w:val="21"/>
+          <w:szCs w:val="21"/>
+          <w:lang w:eastAsia="fr-FR"/>
+        </w:rPr>
+        <w:t xml:space="preserve"> </w:t>
+      </w:r>
+      <w:r>
+        <w:rPr>
+          <w:rFonts w:ascii="Consolas" w:eastAsia="Times New Roman" w:hAnsi="Consolas" w:cs="Times New Roman"/>
+          <w:color w:val="B5CEA8"/>
+          <w:sz w:val="21"/>
+          <w:szCs w:val="21"/>
+          <w:lang w:eastAsia="fr-FR"/>
+        </w:rPr>
+        <w:t>0</w:t>
+      </w:r>
+      <w:r>
+        <w:rPr>
+          <w:rFonts w:ascii="Consolas" w:eastAsia="Times New Roman" w:hAnsi="Consolas" w:cs="Times New Roman"/>
+          <w:color w:val="D4D4D4"/>
+          <w:sz w:val="21"/>
+          <w:szCs w:val="21"/>
+          <w:lang w:eastAsia="fr-FR"/>
+        </w:rPr>
+        <w:t>;</w:t>
+      </w:r>
+    </w:p>
+    <w:p>
+      <w:pPr>
+        <w:shd w:val="clear" w:color="auto" w:fill="1E1E1E"/>
+        <w:spacing w:after="0" w:line="285" w:lineRule="atLeast"/>
+        <w:rPr>
+          <w:rFonts w:ascii="Consolas" w:eastAsia="Times New Roman" w:hAnsi="Consolas" w:cs="Times New Roman"/>
+          <w:color w:val="D4D4D4"/>
+          <w:sz w:val="21"/>
+          <w:szCs w:val="21"/>
+          <w:lang w:eastAsia="fr-FR"/>
+        </w:rPr>
+      </w:pPr>
+      <w:r>
+        <w:rPr>
+          <w:rFonts w:ascii="Consolas" w:eastAsia="Times New Roman" w:hAnsi="Consolas" w:cs="Times New Roman"/>
+          <w:color w:val="D4D4D4"/>
+          <w:sz w:val="21"/>
+          <w:szCs w:val="21"/>
+          <w:lang w:eastAsia="fr-FR"/>
+        </w:rPr>
+        <w:t>}</w:t>
+      </w:r>
+    </w:p>
+    <w:p>
+      <w:pPr>
+        <w:rPr>
+          <w:sz w:val="28"/>
+          <w:szCs w:val="28"/>
+        </w:rPr>
+      </w:pPr>
+    </w:p>
+    <w:p>
+      <w:pPr>
+        <w:rPr>
+          <w:sz w:val="28"/>
+          <w:szCs w:val="28"/>
+        </w:rPr>
+      </w:pPr>
     </w:p>
     <w:sectPr>
       <w:pgSz w:w="11906" w:h="16838"/>
